--- a/por/docx/25.content.docx
+++ b/por/docx/25.content.docx
@@ -11,6 +11,15 @@
         <w:pStyle w:val="Heading2"/>
       </w:pPr>
       <w:r>
+        <w:t>Resource: Notas de Estudo (Tyndale)</w:t>
+      </w:r>
+      <w:r/>
+    </w:p>
+    <w:p>
+      <w:pPr>
+        <w:pStyle w:val="Heading2"/>
+      </w:pPr>
+      <w:r>
         <w:t>License Information</w:t>
       </w:r>
       <w:r/>
@@ -21,7 +30,7 @@
         <w:rPr>
           <w:b/>
         </w:rPr>
-        <w:t>Study Notes (Tyndale)</w:t>
+        <w:t>Notas de Estudo (Tyndale)</w:t>
       </w:r>
       <w:r>
         <w:t xml:space="preserve"> (Portuguese) is based on</w:t>
@@ -74,7 +83,7 @@
         <w:pStyle w:val="Heading1"/>
       </w:pPr>
       <w:r>
-        <w:t>Study Notes (Tyndale)</w:t>
+        <w:t>Notas de Estudo (Tyndale)</w:t>
       </w:r>
     </w:p>
     <w:p>
@@ -83,6 +92,51 @@
           <w:headerReference w:type="even" r:id="rId8"/>
           <w:headerReference w:type="default" r:id="rId9"/>
           <w:footerReference w:type="default" r:id="rId10"/>
+          <w:footnotePr>
+            <w:numRestart w:val="eachSect"/>
+          </w:footnotePr>
+          <w:type w:val="continuous"/>
+          <w:pgSz w:w="12240" w:h="15840" w:code="1"/>
+          <w:pgMar w:top="1440" w:right="1440" w:bottom="1440" w:left="1440" w:header="504" w:footer="504" w:gutter="0"/>
+          <w:cols w:space="708"/>
+          <w:titlePg/>
+          <w:docGrid w:linePitch="360"/>
+        </w:sectPr>
+      </w:pPr>
+    </w:p>
+    <w:p>
+      <w:r/>
+    </w:p>
+    <w:p>
+      <w:pPr>
+        <w:pStyle w:val="Heading2"/>
+      </w:pPr>
+      <w:r>
+        <w:t>LAM</w:t>
+      </w:r>
+      <w:r/>
+    </w:p>
+    <w:p>
+      <w:r/>
+      <w:r>
+        <w:rPr>
+          <w:i/>
+        </w:rPr>
+        <w:t>Lamentações 1.1–22, Lamentações 1.2, Lamentações 1.3, Lamentações 1.4, Lamentações 1.5, Lamentações 1.7, Lamentações 1.8–9, Lamentações 1.10, Lamentações 1.13, Lamentações 1.14, Lamentações 1.15, Lamentações 1.19, Lamentações 1.20, Lamentações 1.21, Lamentações 2.1, Lamentações 2.1–22, Lamentações 2.3–4, Lamentações 2.6, Lamentações 2.7, Lamentações 2.8, Lamentações 2.9, Lamentações 2.10, Lamentações 2.13, Lamentações 2.16, Lamentações 2.17, Lamentações 2.18–19, Lamentações 2.20, Lamentações 2.22, Lamentações 3.1–24, Lamentações 3.1–66, Lamentações 3.6–9, Lamentações 3.9, Lamentações 3.12, Lamentações 3.19, Lamentações 3.22, Lamentações 3.22–33, Lamentações 3.23, Lamentações 3.24, Lamentações 3.26, Lamentações 3.28, Lamentações 3.29–30, Lamentações 3.31, Lamentações 3.34–36, Lamentações 3.37–39, Lamentações 3.40–42, Lamentações 3.48–66, Lamentações 3.52–57, Lamentações 3.58–66, Lamentações 3.64–66, Lamentações 4.1–22, Lamentações 4.3, Lamentações 4.7, Lamentações 4.8, Lamentações 4.9, Lamentações 4.12, Lamentações 4.15, Lamentações 4.20, Lamentações 4.21, Lamentações 4.21–22, Lamentações 4.22, Lamentações 5.1–22, Lamentações 5.10, Lamentações 5.12–17, Lamentações 5.18, Lamentações 5.22</w:t>
+      </w:r>
+      <w:r/>
+    </w:p>
+    <w:p>
+      <w:r/>
+      <w:r>
+        <w:t xml:space="preserve"> </w:t>
+      </w:r>
+      <w:r/>
+      <w:r/>
+    </w:p>
+    <w:p>
+      <w:pPr>
+        <w:sectPr>
           <w:footnotePr>
             <w:numRestart w:val="eachSect"/>
           </w:footnotePr>

--- a/por/docx/25.content.docx
+++ b/por/docx/25.content.docx
@@ -4,49 +4,89 @@
   <w:body>
     <w:p/>
     <w:p>
-      <w:r/>
+      <w:pPr/>
+      <w:r>
+        <w:rPr>
+          <w:lang w:val="pt_PT" w:bidi="pt_PT"/>
+        </w:rPr>
+      </w:r>
     </w:p>
     <w:p>
       <w:pPr>
         <w:pStyle w:val="Heading2"/>
       </w:pPr>
       <w:r>
+        <w:rPr>
+          <w:lang w:val="pt_PT" w:bidi="pt_PT"/>
+        </w:rPr>
         <w:t>Resource: Notas de Estudo (Tyndale)</w:t>
       </w:r>
-      <w:r/>
+      <w:r>
+        <w:rPr>
+          <w:lang w:val="pt_PT" w:bidi="pt_PT"/>
+        </w:rPr>
+      </w:r>
     </w:p>
     <w:p>
       <w:pPr>
         <w:pStyle w:val="Heading2"/>
       </w:pPr>
       <w:r>
+        <w:rPr>
+          <w:lang w:val="pt_PT" w:bidi="pt_PT"/>
+        </w:rPr>
         <w:t>License Information</w:t>
       </w:r>
-      <w:r/>
-    </w:p>
-    <w:p>
-      <w:r/>
+      <w:r>
+        <w:rPr>
+          <w:lang w:val="pt_PT" w:bidi="pt_PT"/>
+        </w:rPr>
+      </w:r>
+    </w:p>
+    <w:p>
+      <w:pPr/>
+      <w:r>
+        <w:rPr>
+          <w:lang w:val="pt_PT" w:bidi="pt_PT"/>
+        </w:rPr>
+      </w:r>
       <w:r>
         <w:rPr>
           <w:b/>
+          <w:lang w:val="pt_PT" w:bidi="pt_PT"/>
         </w:rPr>
         <w:t>Notas de Estudo (Tyndale)</w:t>
       </w:r>
       <w:r>
+        <w:rPr>
+          <w:lang w:val="pt_PT" w:bidi="pt_PT"/>
+        </w:rPr>
         <w:t xml:space="preserve"> (Portuguese) is based on</w:t>
       </w:r>
       <w:r>
+        <w:rPr>
+          <w:lang w:val="pt_PT" w:bidi="pt_PT"/>
+        </w:rPr>
         <w:t xml:space="preserve">: </w:t>
       </w:r>
       <w:r>
+        <w:rPr>
+          <w:lang w:val="pt_PT" w:bidi="pt_PT"/>
+        </w:rPr>
         <w:t>Tyndale Open Study Notes</w:t>
       </w:r>
       <w:r>
+        <w:rPr>
+          <w:lang w:val="pt_PT" w:bidi="pt_PT"/>
+        </w:rPr>
         <w:t xml:space="preserve">, </w:t>
       </w:r>
       <w:hyperlink r:id="rId13">
         <w:r>
           <w:rPr>
+            <w:lang w:val="pt_PT" w:bidi="pt_PT"/>
+          </w:rPr>
+          <w:rPr>
             <w:color w:val="0000EE"/>
             <w:u w:val="single"/>
           </w:rPr>
@@ -54,11 +94,17 @@
         </w:r>
       </w:hyperlink>
       <w:r>
+        <w:rPr>
+          <w:lang w:val="pt_PT" w:bidi="pt_PT"/>
+        </w:rPr>
         <w:t xml:space="preserve">, 2019, which is licensed under a </w:t>
       </w:r>
       <w:hyperlink r:id="rId14">
         <w:r>
           <w:rPr>
+            <w:lang w:val="pt_PT" w:bidi="pt_PT"/>
+          </w:rPr>
+          <w:rPr>
             <w:color w:val="0000EE"/>
             <w:u w:val="single"/>
           </w:rPr>
@@ -66,23 +112,49 @@
         </w:r>
       </w:hyperlink>
       <w:r>
+        <w:rPr>
+          <w:lang w:val="pt_PT" w:bidi="pt_PT"/>
+        </w:rPr>
         <w:t>.</w:t>
       </w:r>
-      <w:r/>
-    </w:p>
-    <w:p>
-      <w:r/>
-      <w:r>
+      <w:r>
+        <w:rPr>
+          <w:lang w:val="pt_PT" w:bidi="pt_PT"/>
+        </w:rPr>
+      </w:r>
+    </w:p>
+    <w:p>
+      <w:pPr/>
+      <w:r>
+        <w:rPr>
+          <w:lang w:val="pt_PT" w:bidi="pt_PT"/>
+        </w:rPr>
+      </w:r>
+      <w:r>
+        <w:rPr>
+          <w:lang w:val="pt_PT" w:bidi="pt_PT"/>
+        </w:rPr>
         <w:t>This PDF version is provided under the same license.</w:t>
       </w:r>
-      <w:r/>
-      <w:r/>
+      <w:r>
+        <w:rPr>
+          <w:lang w:val="pt_PT" w:bidi="pt_PT"/>
+        </w:rPr>
+      </w:r>
+      <w:r>
+        <w:rPr>
+          <w:lang w:val="pt_PT" w:bidi="pt_PT"/>
+        </w:rPr>
+      </w:r>
     </w:p>
     <w:p>
       <w:pPr>
         <w:pStyle w:val="Heading1"/>
       </w:pPr>
       <w:r>
+        <w:rPr>
+          <w:lang w:val="pt_PT" w:bidi="pt_PT"/>
+        </w:rPr>
         <w:t>Notas de Estudo (Tyndale)</w:t>
       </w:r>
     </w:p>
@@ -105,34 +177,72 @@
       </w:pPr>
     </w:p>
     <w:p>
-      <w:r/>
+      <w:pPr/>
+      <w:r>
+        <w:rPr>
+          <w:lang w:val="pt_PT" w:bidi="pt_PT"/>
+        </w:rPr>
+      </w:r>
     </w:p>
     <w:p>
       <w:pPr>
         <w:pStyle w:val="Heading2"/>
       </w:pPr>
       <w:r>
+        <w:rPr>
+          <w:lang w:val="pt_PT" w:bidi="pt_PT"/>
+        </w:rPr>
         <w:t>LAM</w:t>
       </w:r>
-      <w:r/>
-    </w:p>
-    <w:p>
-      <w:r/>
+      <w:r>
+        <w:rPr>
+          <w:lang w:val="pt_PT" w:bidi="pt_PT"/>
+        </w:rPr>
+      </w:r>
+    </w:p>
+    <w:p>
+      <w:pPr/>
+      <w:r>
+        <w:rPr>
+          <w:lang w:val="pt_PT" w:bidi="pt_PT"/>
+        </w:rPr>
+      </w:r>
       <w:r>
         <w:rPr>
           <w:i/>
+          <w:lang w:val="pt_PT" w:bidi="pt_PT"/>
         </w:rPr>
         <w:t>Lamentações 1.1–22, Lamentações 1.2, Lamentações 1.3, Lamentações 1.4, Lamentações 1.5, Lamentações 1.7, Lamentações 1.8–9, Lamentações 1.10, Lamentações 1.13, Lamentações 1.14, Lamentações 1.15, Lamentações 1.19, Lamentações 1.20, Lamentações 1.21, Lamentações 2.1, Lamentações 2.1–22, Lamentações 2.3–4, Lamentações 2.6, Lamentações 2.7, Lamentações 2.8, Lamentações 2.9, Lamentações 2.10, Lamentações 2.13, Lamentações 2.16, Lamentações 2.17, Lamentações 2.18–19, Lamentações 2.20, Lamentações 2.22, Lamentações 3.1–24, Lamentações 3.1–66, Lamentações 3.6–9, Lamentações 3.9, Lamentações 3.12, Lamentações 3.19, Lamentações 3.22, Lamentações 3.22–33, Lamentações 3.23, Lamentações 3.24, Lamentações 3.26, Lamentações 3.28, Lamentações 3.29–30, Lamentações 3.31, Lamentações 3.34–36, Lamentações 3.37–39, Lamentações 3.40–42, Lamentações 3.48–66, Lamentações 3.52–57, Lamentações 3.58–66, Lamentações 3.64–66, Lamentações 4.1–22, Lamentações 4.3, Lamentações 4.7, Lamentações 4.8, Lamentações 4.9, Lamentações 4.12, Lamentações 4.15, Lamentações 4.20, Lamentações 4.21, Lamentações 4.21–22, Lamentações 4.22, Lamentações 5.1–22, Lamentações 5.10, Lamentações 5.12–17, Lamentações 5.18, Lamentações 5.22</w:t>
       </w:r>
-      <w:r/>
-    </w:p>
-    <w:p>
-      <w:r/>
-      <w:r>
+      <w:r>
+        <w:rPr>
+          <w:lang w:val="pt_PT" w:bidi="pt_PT"/>
+        </w:rPr>
+      </w:r>
+    </w:p>
+    <w:p>
+      <w:pPr/>
+      <w:r>
+        <w:rPr>
+          <w:lang w:val="pt_PT" w:bidi="pt_PT"/>
+        </w:rPr>
+      </w:r>
+      <w:r>
+        <w:rPr>
+          <w:lang w:val="pt_PT" w:bidi="pt_PT"/>
+        </w:rPr>
         <w:t xml:space="preserve"> </w:t>
       </w:r>
-      <w:r/>
-      <w:r/>
+      <w:r>
+        <w:rPr>
+          <w:lang w:val="pt_PT" w:bidi="pt_PT"/>
+        </w:rPr>
+      </w:r>
+      <w:r>
+        <w:rPr>
+          <w:lang w:val="pt_PT" w:bidi="pt_PT"/>
+        </w:rPr>
+      </w:r>
     </w:p>
     <w:p>
       <w:pPr>
@@ -150,45 +260,96 @@
       </w:pPr>
     </w:p>
     <w:p>
-      <w:r/>
+      <w:pPr/>
+      <w:r>
+        <w:rPr>
+          <w:lang w:val="pt_PT" w:bidi="pt_PT"/>
+        </w:rPr>
+      </w:r>
     </w:p>
     <w:p>
       <w:pPr>
         <w:pStyle w:val="Heading2"/>
       </w:pPr>
       <w:r>
+        <w:rPr>
+          <w:lang w:val="pt_PT" w:bidi="pt_PT"/>
+        </w:rPr>
         <w:t>Lamentações 1.1–22</w:t>
       </w:r>
-      <w:r/>
-    </w:p>
-    <w:p>
-      <w:r/>
-      <w:r>
+      <w:r>
+        <w:rPr>
+          <w:lang w:val="pt_PT" w:bidi="pt_PT"/>
+        </w:rPr>
+      </w:r>
+    </w:p>
+    <w:p>
+      <w:pPr/>
+      <w:r>
+        <w:rPr>
+          <w:lang w:val="pt_PT" w:bidi="pt_PT"/>
+        </w:rPr>
+      </w:r>
+      <w:r>
+        <w:rPr>
+          <w:lang w:val="pt_PT" w:bidi="pt_PT"/>
+        </w:rPr>
         <w:t>O capítulo 1 lamenta a destruição e desolação de Jerusalém, reconhecendo que este foi o julgamento merecido de Deus pelos pecados de Israel.</w:t>
       </w:r>
-      <w:r/>
-      <w:r/>
-    </w:p>
-    <w:p>
-      <w:r/>
+      <w:r>
+        <w:rPr>
+          <w:lang w:val="pt_PT" w:bidi="pt_PT"/>
+        </w:rPr>
+      </w:r>
+      <w:r>
+        <w:rPr>
+          <w:lang w:val="pt_PT" w:bidi="pt_PT"/>
+        </w:rPr>
+      </w:r>
+    </w:p>
+    <w:p>
+      <w:pPr/>
+      <w:r>
+        <w:rPr>
+          <w:lang w:val="pt_PT" w:bidi="pt_PT"/>
+        </w:rPr>
+      </w:r>
     </w:p>
     <w:p>
       <w:pPr>
         <w:pStyle w:val="Heading2"/>
       </w:pPr>
       <w:r>
+        <w:rPr>
+          <w:lang w:val="pt_PT" w:bidi="pt_PT"/>
+        </w:rPr>
         <w:t>Lamentações 1.2</w:t>
       </w:r>
-      <w:r/>
-    </w:p>
-    <w:p>
-      <w:r/>
-      <w:r>
+      <w:r>
+        <w:rPr>
+          <w:lang w:val="pt_PT" w:bidi="pt_PT"/>
+        </w:rPr>
+      </w:r>
+    </w:p>
+    <w:p>
+      <w:pPr/>
+      <w:r>
+        <w:rPr>
+          <w:lang w:val="pt_PT" w:bidi="pt_PT"/>
+        </w:rPr>
+      </w:r>
+      <w:r>
+        <w:rPr>
+          <w:lang w:val="pt_PT" w:bidi="pt_PT"/>
+        </w:rPr>
         <w:t>Os amantes referiam-se as divindades da fertilidade, Baal e Aserá, adoradas pela maioria das pessoas em Judá. Seus companheiros de guerra eram seus aliados militares, em particular o Egito, que não tinha condições de enfrentar a Babilônia (</w:t>
       </w:r>
       <w:hyperlink r:id="rId15">
         <w:r>
           <w:rPr>
+            <w:lang w:val="pt_PT" w:bidi="pt_PT"/>
+          </w:rPr>
+          <w:rPr>
             <w:color w:val="0000EE"/>
             <w:u w:val="single"/>
           </w:rPr>
@@ -196,31 +357,65 @@
         </w:r>
       </w:hyperlink>
       <w:r>
+        <w:rPr>
+          <w:lang w:val="pt_PT" w:bidi="pt_PT"/>
+        </w:rPr>
         <w:t>).</w:t>
       </w:r>
-      <w:r/>
-      <w:r/>
-    </w:p>
-    <w:p>
-      <w:r/>
+      <w:r>
+        <w:rPr>
+          <w:lang w:val="pt_PT" w:bidi="pt_PT"/>
+        </w:rPr>
+      </w:r>
+      <w:r>
+        <w:rPr>
+          <w:lang w:val="pt_PT" w:bidi="pt_PT"/>
+        </w:rPr>
+      </w:r>
+    </w:p>
+    <w:p>
+      <w:pPr/>
+      <w:r>
+        <w:rPr>
+          <w:lang w:val="pt_PT" w:bidi="pt_PT"/>
+        </w:rPr>
+      </w:r>
     </w:p>
     <w:p>
       <w:pPr>
         <w:pStyle w:val="Heading2"/>
       </w:pPr>
       <w:r>
+        <w:rPr>
+          <w:lang w:val="pt_PT" w:bidi="pt_PT"/>
+        </w:rPr>
         <w:t>Lamentações 1.3</w:t>
       </w:r>
-      <w:r/>
-    </w:p>
-    <w:p>
-      <w:r/>
-      <w:r>
+      <w:r>
+        <w:rPr>
+          <w:lang w:val="pt_PT" w:bidi="pt_PT"/>
+        </w:rPr>
+      </w:r>
+    </w:p>
+    <w:p>
+      <w:pPr/>
+      <w:r>
+        <w:rPr>
+          <w:lang w:val="pt_PT" w:bidi="pt_PT"/>
+        </w:rPr>
+      </w:r>
+      <w:r>
+        <w:rPr>
+          <w:lang w:val="pt_PT" w:bidi="pt_PT"/>
+        </w:rPr>
         <w:t xml:space="preserve">A personificação de uma mulher em </w:t>
       </w:r>
       <w:hyperlink r:id="rId16">
         <w:r>
           <w:rPr>
+            <w:lang w:val="pt_PT" w:bidi="pt_PT"/>
+          </w:rPr>
+          <w:rPr>
             <w:color w:val="0000EE"/>
             <w:u w:val="single"/>
           </w:rPr>
@@ -228,11 +423,17 @@
         </w:r>
       </w:hyperlink>
       <w:r>
+        <w:rPr>
+          <w:lang w:val="pt_PT" w:bidi="pt_PT"/>
+        </w:rPr>
         <w:t xml:space="preserve"> representa a nação de Judá. • O povo de Judá foi levado para longe da sua pátria e sofre como escravo: isso ocorreu quatro vezes: 605 a.C. (</w:t>
       </w:r>
       <w:hyperlink r:id="rId17">
         <w:r>
           <w:rPr>
+            <w:lang w:val="pt_PT" w:bidi="pt_PT"/>
+          </w:rPr>
+          <w:rPr>
             <w:color w:val="0000EE"/>
             <w:u w:val="single"/>
           </w:rPr>
@@ -240,11 +441,17 @@
         </w:r>
       </w:hyperlink>
       <w:r>
+        <w:rPr>
+          <w:lang w:val="pt_PT" w:bidi="pt_PT"/>
+        </w:rPr>
         <w:t>); 597 a.C. (</w:t>
       </w:r>
       <w:hyperlink r:id="rId18">
         <w:r>
           <w:rPr>
+            <w:lang w:val="pt_PT" w:bidi="pt_PT"/>
+          </w:rPr>
+          <w:rPr>
             <w:color w:val="0000EE"/>
             <w:u w:val="single"/>
           </w:rPr>
@@ -252,11 +459,17 @@
         </w:r>
       </w:hyperlink>
       <w:r>
+        <w:rPr>
+          <w:lang w:val="pt_PT" w:bidi="pt_PT"/>
+        </w:rPr>
         <w:t xml:space="preserve">; </w:t>
       </w:r>
       <w:hyperlink r:id="rId19">
         <w:r>
           <w:rPr>
+            <w:lang w:val="pt_PT" w:bidi="pt_PT"/>
+          </w:rPr>
+          <w:rPr>
             <w:color w:val="0000EE"/>
             <w:u w:val="single"/>
           </w:rPr>
@@ -264,11 +477,17 @@
         </w:r>
       </w:hyperlink>
       <w:r>
+        <w:rPr>
+          <w:lang w:val="pt_PT" w:bidi="pt_PT"/>
+        </w:rPr>
         <w:t xml:space="preserve">; </w:t>
       </w:r>
       <w:hyperlink r:id="rId20">
         <w:r>
           <w:rPr>
+            <w:lang w:val="pt_PT" w:bidi="pt_PT"/>
+          </w:rPr>
+          <w:rPr>
             <w:color w:val="0000EE"/>
             <w:u w:val="single"/>
           </w:rPr>
@@ -276,11 +495,17 @@
         </w:r>
       </w:hyperlink>
       <w:r>
+        <w:rPr>
+          <w:lang w:val="pt_PT" w:bidi="pt_PT"/>
+        </w:rPr>
         <w:t>); 586 a.C. (</w:t>
       </w:r>
       <w:hyperlink r:id="rId21">
         <w:r>
           <w:rPr>
+            <w:lang w:val="pt_PT" w:bidi="pt_PT"/>
+          </w:rPr>
+          <w:rPr>
             <w:color w:val="0000EE"/>
             <w:u w:val="single"/>
           </w:rPr>
@@ -288,11 +513,17 @@
         </w:r>
       </w:hyperlink>
       <w:r>
+        <w:rPr>
+          <w:lang w:val="pt_PT" w:bidi="pt_PT"/>
+        </w:rPr>
         <w:t>,</w:t>
       </w:r>
       <w:hyperlink r:id="rId22">
         <w:r>
           <w:rPr>
+            <w:lang w:val="pt_PT" w:bidi="pt_PT"/>
+          </w:rPr>
+          <w:rPr>
             <w:color w:val="0000EE"/>
             <w:u w:val="single"/>
           </w:rPr>
@@ -300,11 +531,17 @@
         </w:r>
       </w:hyperlink>
       <w:r>
+        <w:rPr>
+          <w:lang w:val="pt_PT" w:bidi="pt_PT"/>
+        </w:rPr>
         <w:t xml:space="preserve">; </w:t>
       </w:r>
       <w:hyperlink r:id="rId23">
         <w:r>
           <w:rPr>
+            <w:lang w:val="pt_PT" w:bidi="pt_PT"/>
+          </w:rPr>
+          <w:rPr>
             <w:color w:val="0000EE"/>
             <w:u w:val="single"/>
           </w:rPr>
@@ -312,11 +549,17 @@
         </w:r>
       </w:hyperlink>
       <w:r>
+        <w:rPr>
+          <w:lang w:val="pt_PT" w:bidi="pt_PT"/>
+        </w:rPr>
         <w:t xml:space="preserve">; </w:t>
       </w:r>
       <w:hyperlink r:id="rId24">
         <w:r>
           <w:rPr>
+            <w:lang w:val="pt_PT" w:bidi="pt_PT"/>
+          </w:rPr>
+          <w:rPr>
             <w:color w:val="0000EE"/>
             <w:u w:val="single"/>
           </w:rPr>
@@ -324,11 +567,17 @@
         </w:r>
       </w:hyperlink>
       <w:r>
+        <w:rPr>
+          <w:lang w:val="pt_PT" w:bidi="pt_PT"/>
+        </w:rPr>
         <w:t>); e 581 a.C. (</w:t>
       </w:r>
       <w:hyperlink r:id="rId25">
         <w:r>
           <w:rPr>
+            <w:lang w:val="pt_PT" w:bidi="pt_PT"/>
+          </w:rPr>
+          <w:rPr>
             <w:color w:val="0000EE"/>
             <w:u w:val="single"/>
           </w:rPr>
@@ -336,40 +585,78 @@
         </w:r>
       </w:hyperlink>
       <w:r>
+        <w:rPr>
+          <w:lang w:val="pt_PT" w:bidi="pt_PT"/>
+        </w:rPr>
         <w:t>).</w:t>
       </w:r>
-      <w:r/>
-      <w:r/>
-    </w:p>
-    <w:p>
-      <w:r/>
+      <w:r>
+        <w:rPr>
+          <w:lang w:val="pt_PT" w:bidi="pt_PT"/>
+        </w:rPr>
+      </w:r>
+      <w:r>
+        <w:rPr>
+          <w:lang w:val="pt_PT" w:bidi="pt_PT"/>
+        </w:rPr>
+      </w:r>
+    </w:p>
+    <w:p>
+      <w:pPr/>
+      <w:r>
+        <w:rPr>
+          <w:lang w:val="pt_PT" w:bidi="pt_PT"/>
+        </w:rPr>
+      </w:r>
     </w:p>
     <w:p>
       <w:pPr>
         <w:pStyle w:val="Heading2"/>
       </w:pPr>
       <w:r>
+        <w:rPr>
+          <w:lang w:val="pt_PT" w:bidi="pt_PT"/>
+        </w:rPr>
         <w:t>Lamentações 1.4</w:t>
       </w:r>
-      <w:r/>
-    </w:p>
-    <w:p>
-      <w:r/>
-      <w:r>
+      <w:r>
+        <w:rPr>
+          <w:lang w:val="pt_PT" w:bidi="pt_PT"/>
+        </w:rPr>
+      </w:r>
+    </w:p>
+    <w:p>
+      <w:pPr/>
+      <w:r>
+        <w:rPr>
+          <w:lang w:val="pt_PT" w:bidi="pt_PT"/>
+        </w:rPr>
+      </w:r>
+      <w:r>
+        <w:rPr>
+          <w:lang w:val="pt_PT" w:bidi="pt_PT"/>
+        </w:rPr>
         <w:t xml:space="preserve">Jerusalém (hebraico </w:t>
       </w:r>
       <w:r>
         <w:rPr>
           <w:i/>
+          <w:lang w:val="pt_PT" w:bidi="pt_PT"/>
         </w:rPr>
         <w:t>Sião</w:t>
       </w:r>
       <w:r>
+        <w:rPr>
+          <w:lang w:val="pt_PT" w:bidi="pt_PT"/>
+        </w:rPr>
         <w:t xml:space="preserve">): nos Salmos e nos livros proféticos, Sião representa a cidade de Jerusalém. Em Lamentações, Sião é um nome poético para a cidade, mesmo em ruínas. </w:t>
       </w:r>
       <w:hyperlink r:id="rId26">
         <w:r>
           <w:rPr>
+            <w:lang w:val="pt_PT" w:bidi="pt_PT"/>
+          </w:rPr>
+          <w:rPr>
             <w:color w:val="0000EE"/>
             <w:u w:val="single"/>
           </w:rPr>
@@ -377,11 +664,17 @@
         </w:r>
       </w:hyperlink>
       <w:r>
+        <w:rPr>
+          <w:lang w:val="pt_PT" w:bidi="pt_PT"/>
+        </w:rPr>
         <w:t xml:space="preserve"> fala do Sião celestial (veja também </w:t>
       </w:r>
       <w:hyperlink r:id="rId27">
         <w:r>
           <w:rPr>
+            <w:lang w:val="pt_PT" w:bidi="pt_PT"/>
+          </w:rPr>
+          <w:rPr>
             <w:color w:val="0000EE"/>
             <w:u w:val="single"/>
           </w:rPr>
@@ -389,31 +682,65 @@
         </w:r>
       </w:hyperlink>
       <w:r>
+        <w:rPr>
+          <w:lang w:val="pt_PT" w:bidi="pt_PT"/>
+        </w:rPr>
         <w:t>). • Os festivais anuais em Jerusalém eram a Páscoa, Pães Asmos, Primeira Colheita, Colheita (Pentecostes), Trombetas, o Dia da Expiação e Abrigos (Tabernáculos). • As principais funções dos sacerdotes eram realizadas no Templo e em sua área circundante. Como o Templo estava em ruínas, eles não tinham ofícios e, portanto, nenhum futuro.</w:t>
       </w:r>
-      <w:r/>
-      <w:r/>
-    </w:p>
-    <w:p>
-      <w:r/>
+      <w:r>
+        <w:rPr>
+          <w:lang w:val="pt_PT" w:bidi="pt_PT"/>
+        </w:rPr>
+      </w:r>
+      <w:r>
+        <w:rPr>
+          <w:lang w:val="pt_PT" w:bidi="pt_PT"/>
+        </w:rPr>
+      </w:r>
+    </w:p>
+    <w:p>
+      <w:pPr/>
+      <w:r>
+        <w:rPr>
+          <w:lang w:val="pt_PT" w:bidi="pt_PT"/>
+        </w:rPr>
+      </w:r>
     </w:p>
     <w:p>
       <w:pPr>
         <w:pStyle w:val="Heading2"/>
       </w:pPr>
       <w:r>
+        <w:rPr>
+          <w:lang w:val="pt_PT" w:bidi="pt_PT"/>
+        </w:rPr>
         <w:t>Lamentações 1.5</w:t>
       </w:r>
-      <w:r/>
-    </w:p>
-    <w:p>
-      <w:r/>
-      <w:r>
+      <w:r>
+        <w:rPr>
+          <w:lang w:val="pt_PT" w:bidi="pt_PT"/>
+        </w:rPr>
+      </w:r>
+    </w:p>
+    <w:p>
+      <w:pPr/>
+      <w:r>
+        <w:rPr>
+          <w:lang w:val="pt_PT" w:bidi="pt_PT"/>
+        </w:rPr>
+      </w:r>
+      <w:r>
+        <w:rPr>
+          <w:lang w:val="pt_PT" w:bidi="pt_PT"/>
+        </w:rPr>
         <w:t xml:space="preserve">por causa dos muitos pecados: os pecados de Judá antes da invasão babilônica estão resumidos em </w:t>
       </w:r>
       <w:hyperlink r:id="rId28">
         <w:r>
           <w:rPr>
+            <w:lang w:val="pt_PT" w:bidi="pt_PT"/>
+          </w:rPr>
+          <w:rPr>
             <w:color w:val="0000EE"/>
             <w:u w:val="single"/>
           </w:rPr>
@@ -421,11 +748,17 @@
         </w:r>
       </w:hyperlink>
       <w:r>
+        <w:rPr>
+          <w:lang w:val="pt_PT" w:bidi="pt_PT"/>
+        </w:rPr>
         <w:t>,</w:t>
       </w:r>
       <w:hyperlink r:id="rId29">
         <w:r>
           <w:rPr>
+            <w:lang w:val="pt_PT" w:bidi="pt_PT"/>
+          </w:rPr>
+          <w:rPr>
             <w:color w:val="0000EE"/>
             <w:u w:val="single"/>
           </w:rPr>
@@ -433,11 +766,17 @@
         </w:r>
       </w:hyperlink>
       <w:r>
+        <w:rPr>
+          <w:lang w:val="pt_PT" w:bidi="pt_PT"/>
+        </w:rPr>
         <w:t xml:space="preserve">; </w:t>
       </w:r>
       <w:hyperlink r:id="rId30">
         <w:r>
           <w:rPr>
+            <w:lang w:val="pt_PT" w:bidi="pt_PT"/>
+          </w:rPr>
+          <w:rPr>
             <w:color w:val="0000EE"/>
             <w:u w:val="single"/>
           </w:rPr>
@@ -445,11 +784,17 @@
         </w:r>
       </w:hyperlink>
       <w:r>
+        <w:rPr>
+          <w:lang w:val="pt_PT" w:bidi="pt_PT"/>
+        </w:rPr>
         <w:t xml:space="preserve"> (cp. com </w:t>
       </w:r>
       <w:hyperlink r:id="rId31">
         <w:r>
           <w:rPr>
+            <w:lang w:val="pt_PT" w:bidi="pt_PT"/>
+          </w:rPr>
+          <w:rPr>
             <w:color w:val="0000EE"/>
             <w:u w:val="single"/>
           </w:rPr>
@@ -457,11 +802,17 @@
         </w:r>
       </w:hyperlink>
       <w:r>
+        <w:rPr>
+          <w:lang w:val="pt_PT" w:bidi="pt_PT"/>
+        </w:rPr>
         <w:t>,</w:t>
       </w:r>
       <w:hyperlink r:id="rId32">
         <w:r>
           <w:rPr>
+            <w:lang w:val="pt_PT" w:bidi="pt_PT"/>
+          </w:rPr>
+          <w:rPr>
             <w:color w:val="0000EE"/>
             <w:u w:val="single"/>
           </w:rPr>
@@ -469,11 +820,17 @@
         </w:r>
       </w:hyperlink>
       <w:r>
+        <w:rPr>
+          <w:lang w:val="pt_PT" w:bidi="pt_PT"/>
+        </w:rPr>
         <w:t xml:space="preserve"> e </w:t>
       </w:r>
       <w:hyperlink r:id="rId33">
         <w:r>
           <w:rPr>
+            <w:lang w:val="pt_PT" w:bidi="pt_PT"/>
+          </w:rPr>
+          <w:rPr>
             <w:color w:val="0000EE"/>
             <w:u w:val="single"/>
           </w:rPr>
@@ -481,11 +838,17 @@
         </w:r>
       </w:hyperlink>
       <w:r>
+        <w:rPr>
+          <w:lang w:val="pt_PT" w:bidi="pt_PT"/>
+        </w:rPr>
         <w:t xml:space="preserve">). Da mesma forma, uma lista dos pecados de Israel antes de ser destruído pela Assíria é encontrada em </w:t>
       </w:r>
       <w:hyperlink r:id="rId34">
         <w:r>
           <w:rPr>
+            <w:lang w:val="pt_PT" w:bidi="pt_PT"/>
+          </w:rPr>
+          <w:rPr>
             <w:color w:val="0000EE"/>
             <w:u w:val="single"/>
           </w:rPr>
@@ -493,31 +856,65 @@
         </w:r>
       </w:hyperlink>
       <w:r>
+        <w:rPr>
+          <w:lang w:val="pt_PT" w:bidi="pt_PT"/>
+        </w:rPr>
         <w:t>.</w:t>
       </w:r>
-      <w:r/>
-      <w:r/>
-    </w:p>
-    <w:p>
-      <w:r/>
+      <w:r>
+        <w:rPr>
+          <w:lang w:val="pt_PT" w:bidi="pt_PT"/>
+        </w:rPr>
+      </w:r>
+      <w:r>
+        <w:rPr>
+          <w:lang w:val="pt_PT" w:bidi="pt_PT"/>
+        </w:rPr>
+      </w:r>
+    </w:p>
+    <w:p>
+      <w:pPr/>
+      <w:r>
+        <w:rPr>
+          <w:lang w:val="pt_PT" w:bidi="pt_PT"/>
+        </w:rPr>
+      </w:r>
     </w:p>
     <w:p>
       <w:pPr>
         <w:pStyle w:val="Heading2"/>
       </w:pPr>
       <w:r>
+        <w:rPr>
+          <w:lang w:val="pt_PT" w:bidi="pt_PT"/>
+        </w:rPr>
         <w:t>Lamentações 1.7</w:t>
       </w:r>
-      <w:r/>
-    </w:p>
-    <w:p>
-      <w:r/>
-      <w:r>
+      <w:r>
+        <w:rPr>
+          <w:lang w:val="pt_PT" w:bidi="pt_PT"/>
+        </w:rPr>
+      </w:r>
+    </w:p>
+    <w:p>
+      <w:pPr/>
+      <w:r>
+        <w:rPr>
+          <w:lang w:val="pt_PT" w:bidi="pt_PT"/>
+        </w:rPr>
+      </w:r>
+      <w:r>
+        <w:rPr>
+          <w:lang w:val="pt_PT" w:bidi="pt_PT"/>
+        </w:rPr>
         <w:t xml:space="preserve">que zombaram dela na sua queda: veja também </w:t>
       </w:r>
       <w:hyperlink r:id="rId35">
         <w:r>
           <w:rPr>
+            <w:lang w:val="pt_PT" w:bidi="pt_PT"/>
+          </w:rPr>
+          <w:rPr>
             <w:color w:val="0000EE"/>
             <w:u w:val="single"/>
           </w:rPr>
@@ -525,11 +922,17 @@
         </w:r>
       </w:hyperlink>
       <w:r>
+        <w:rPr>
+          <w:lang w:val="pt_PT" w:bidi="pt_PT"/>
+        </w:rPr>
         <w:t xml:space="preserve">; </w:t>
       </w:r>
       <w:hyperlink r:id="rId36">
         <w:r>
           <w:rPr>
+            <w:lang w:val="pt_PT" w:bidi="pt_PT"/>
+          </w:rPr>
+          <w:rPr>
             <w:color w:val="0000EE"/>
             <w:u w:val="single"/>
           </w:rPr>
@@ -537,11 +940,17 @@
         </w:r>
       </w:hyperlink>
       <w:r>
+        <w:rPr>
+          <w:lang w:val="pt_PT" w:bidi="pt_PT"/>
+        </w:rPr>
         <w:t xml:space="preserve">; </w:t>
       </w:r>
       <w:hyperlink r:id="rId37">
         <w:r>
           <w:rPr>
+            <w:lang w:val="pt_PT" w:bidi="pt_PT"/>
+          </w:rPr>
+          <w:rPr>
             <w:color w:val="0000EE"/>
             <w:u w:val="single"/>
           </w:rPr>
@@ -549,51 +958,113 @@
         </w:r>
       </w:hyperlink>
       <w:r>
+        <w:rPr>
+          <w:lang w:val="pt_PT" w:bidi="pt_PT"/>
+        </w:rPr>
         <w:t>.</w:t>
       </w:r>
-      <w:r/>
-      <w:r/>
-    </w:p>
-    <w:p>
-      <w:r/>
+      <w:r>
+        <w:rPr>
+          <w:lang w:val="pt_PT" w:bidi="pt_PT"/>
+        </w:rPr>
+      </w:r>
+      <w:r>
+        <w:rPr>
+          <w:lang w:val="pt_PT" w:bidi="pt_PT"/>
+        </w:rPr>
+      </w:r>
+    </w:p>
+    <w:p>
+      <w:pPr/>
+      <w:r>
+        <w:rPr>
+          <w:lang w:val="pt_PT" w:bidi="pt_PT"/>
+        </w:rPr>
+      </w:r>
     </w:p>
     <w:p>
       <w:pPr>
         <w:pStyle w:val="Heading2"/>
       </w:pPr>
       <w:r>
+        <w:rPr>
+          <w:lang w:val="pt_PT" w:bidi="pt_PT"/>
+        </w:rPr>
         <w:t>Lamentações 1.8–9</w:t>
       </w:r>
-      <w:r/>
-    </w:p>
-    <w:p>
-      <w:r/>
-      <w:r>
+      <w:r>
+        <w:rPr>
+          <w:lang w:val="pt_PT" w:bidi="pt_PT"/>
+        </w:rPr>
+      </w:r>
+    </w:p>
+    <w:p>
+      <w:pPr/>
+      <w:r>
+        <w:rPr>
+          <w:lang w:val="pt_PT" w:bidi="pt_PT"/>
+        </w:rPr>
+      </w:r>
+      <w:r>
+        <w:rPr>
+          <w:lang w:val="pt_PT" w:bidi="pt_PT"/>
+        </w:rPr>
         <w:t>Jerusalém foi esvaziada de tudo que tinha valor físico e espiritual que o povo apreciava.</w:t>
       </w:r>
-      <w:r/>
-      <w:r/>
-    </w:p>
-    <w:p>
-      <w:r/>
+      <w:r>
+        <w:rPr>
+          <w:lang w:val="pt_PT" w:bidi="pt_PT"/>
+        </w:rPr>
+      </w:r>
+      <w:r>
+        <w:rPr>
+          <w:lang w:val="pt_PT" w:bidi="pt_PT"/>
+        </w:rPr>
+      </w:r>
+    </w:p>
+    <w:p>
+      <w:pPr/>
+      <w:r>
+        <w:rPr>
+          <w:lang w:val="pt_PT" w:bidi="pt_PT"/>
+        </w:rPr>
+      </w:r>
     </w:p>
     <w:p>
       <w:pPr>
         <w:pStyle w:val="Heading2"/>
       </w:pPr>
       <w:r>
+        <w:rPr>
+          <w:lang w:val="pt_PT" w:bidi="pt_PT"/>
+        </w:rPr>
         <w:t>Lamentações 1.10</w:t>
       </w:r>
-      <w:r/>
-    </w:p>
-    <w:p>
-      <w:r/>
-      <w:r>
+      <w:r>
+        <w:rPr>
+          <w:lang w:val="pt_PT" w:bidi="pt_PT"/>
+        </w:rPr>
+      </w:r>
+    </w:p>
+    <w:p>
+      <w:pPr/>
+      <w:r>
+        <w:rPr>
+          <w:lang w:val="pt_PT" w:bidi="pt_PT"/>
+        </w:rPr>
+      </w:r>
+      <w:r>
+        <w:rPr>
+          <w:lang w:val="pt_PT" w:bidi="pt_PT"/>
+        </w:rPr>
         <w:t xml:space="preserve">Para relatos históricos desses eventos, veja </w:t>
       </w:r>
       <w:hyperlink r:id="rId38">
         <w:r>
           <w:rPr>
+            <w:lang w:val="pt_PT" w:bidi="pt_PT"/>
+          </w:rPr>
+          <w:rPr>
             <w:color w:val="0000EE"/>
             <w:u w:val="single"/>
           </w:rPr>
@@ -601,11 +1072,17 @@
         </w:r>
       </w:hyperlink>
       <w:r>
+        <w:rPr>
+          <w:lang w:val="pt_PT" w:bidi="pt_PT"/>
+        </w:rPr>
         <w:t xml:space="preserve">; </w:t>
       </w:r>
       <w:hyperlink r:id="rId39">
         <w:r>
           <w:rPr>
+            <w:lang w:val="pt_PT" w:bidi="pt_PT"/>
+          </w:rPr>
+          <w:rPr>
             <w:color w:val="0000EE"/>
             <w:u w:val="single"/>
           </w:rPr>
@@ -613,11 +1090,17 @@
         </w:r>
       </w:hyperlink>
       <w:r>
+        <w:rPr>
+          <w:lang w:val="pt_PT" w:bidi="pt_PT"/>
+        </w:rPr>
         <w:t xml:space="preserve">; </w:t>
       </w:r>
       <w:hyperlink r:id="rId40">
         <w:r>
           <w:rPr>
+            <w:lang w:val="pt_PT" w:bidi="pt_PT"/>
+          </w:rPr>
+          <w:rPr>
             <w:color w:val="0000EE"/>
             <w:u w:val="single"/>
           </w:rPr>
@@ -625,71 +1108,161 @@
         </w:r>
       </w:hyperlink>
       <w:r>
+        <w:rPr>
+          <w:lang w:val="pt_PT" w:bidi="pt_PT"/>
+        </w:rPr>
         <w:t>.</w:t>
       </w:r>
-      <w:r/>
-      <w:r/>
-    </w:p>
-    <w:p>
-      <w:r/>
+      <w:r>
+        <w:rPr>
+          <w:lang w:val="pt_PT" w:bidi="pt_PT"/>
+        </w:rPr>
+      </w:r>
+      <w:r>
+        <w:rPr>
+          <w:lang w:val="pt_PT" w:bidi="pt_PT"/>
+        </w:rPr>
+      </w:r>
+    </w:p>
+    <w:p>
+      <w:pPr/>
+      <w:r>
+        <w:rPr>
+          <w:lang w:val="pt_PT" w:bidi="pt_PT"/>
+        </w:rPr>
+      </w:r>
     </w:p>
     <w:p>
       <w:pPr>
         <w:pStyle w:val="Heading2"/>
       </w:pPr>
       <w:r>
+        <w:rPr>
+          <w:lang w:val="pt_PT" w:bidi="pt_PT"/>
+        </w:rPr>
         <w:t>Lamentações 1.13</w:t>
       </w:r>
-      <w:r/>
-    </w:p>
-    <w:p>
-      <w:r/>
-      <w:r>
+      <w:r>
+        <w:rPr>
+          <w:lang w:val="pt_PT" w:bidi="pt_PT"/>
+        </w:rPr>
+      </w:r>
+    </w:p>
+    <w:p>
+      <w:pPr/>
+      <w:r>
+        <w:rPr>
+          <w:lang w:val="pt_PT" w:bidi="pt_PT"/>
+        </w:rPr>
+      </w:r>
+      <w:r>
+        <w:rPr>
+          <w:lang w:val="pt_PT" w:bidi="pt_PT"/>
+        </w:rPr>
         <w:t>A destruição de Jerusalém pelas mãos dos babilônios foi como fogo vindo do céu.</w:t>
       </w:r>
-      <w:r/>
-      <w:r/>
-    </w:p>
-    <w:p>
-      <w:r/>
+      <w:r>
+        <w:rPr>
+          <w:lang w:val="pt_PT" w:bidi="pt_PT"/>
+        </w:rPr>
+      </w:r>
+      <w:r>
+        <w:rPr>
+          <w:lang w:val="pt_PT" w:bidi="pt_PT"/>
+        </w:rPr>
+      </w:r>
+    </w:p>
+    <w:p>
+      <w:pPr/>
+      <w:r>
+        <w:rPr>
+          <w:lang w:val="pt_PT" w:bidi="pt_PT"/>
+        </w:rPr>
+      </w:r>
     </w:p>
     <w:p>
       <w:pPr>
         <w:pStyle w:val="Heading2"/>
       </w:pPr>
       <w:r>
+        <w:rPr>
+          <w:lang w:val="pt_PT" w:bidi="pt_PT"/>
+        </w:rPr>
         <w:t>Lamentações 1.14</w:t>
       </w:r>
-      <w:r/>
-    </w:p>
-    <w:p>
-      <w:r/>
-      <w:r>
+      <w:r>
+        <w:rPr>
+          <w:lang w:val="pt_PT" w:bidi="pt_PT"/>
+        </w:rPr>
+      </w:r>
+    </w:p>
+    <w:p>
+      <w:pPr/>
+      <w:r>
+        <w:rPr>
+          <w:lang w:val="pt_PT" w:bidi="pt_PT"/>
+        </w:rPr>
+      </w:r>
+      <w:r>
+        <w:rPr>
+          <w:lang w:val="pt_PT" w:bidi="pt_PT"/>
+        </w:rPr>
         <w:t>Por causa de seus pecados, o povo de Judá foi amarrado uns aos outros com cordas e levado como cativo para o exílio.</w:t>
       </w:r>
-      <w:r/>
-      <w:r/>
-    </w:p>
-    <w:p>
-      <w:r/>
+      <w:r>
+        <w:rPr>
+          <w:lang w:val="pt_PT" w:bidi="pt_PT"/>
+        </w:rPr>
+      </w:r>
+      <w:r>
+        <w:rPr>
+          <w:lang w:val="pt_PT" w:bidi="pt_PT"/>
+        </w:rPr>
+      </w:r>
+    </w:p>
+    <w:p>
+      <w:pPr/>
+      <w:r>
+        <w:rPr>
+          <w:lang w:val="pt_PT" w:bidi="pt_PT"/>
+        </w:rPr>
+      </w:r>
     </w:p>
     <w:p>
       <w:pPr>
         <w:pStyle w:val="Heading2"/>
       </w:pPr>
       <w:r>
+        <w:rPr>
+          <w:lang w:val="pt_PT" w:bidi="pt_PT"/>
+        </w:rPr>
         <w:t>Lamentações 1.15</w:t>
       </w:r>
-      <w:r/>
-    </w:p>
-    <w:p>
-      <w:r/>
-      <w:r>
+      <w:r>
+        <w:rPr>
+          <w:lang w:val="pt_PT" w:bidi="pt_PT"/>
+        </w:rPr>
+      </w:r>
+    </w:p>
+    <w:p>
+      <w:pPr/>
+      <w:r>
+        <w:rPr>
+          <w:lang w:val="pt_PT" w:bidi="pt_PT"/>
+        </w:rPr>
+      </w:r>
+      <w:r>
+        <w:rPr>
+          <w:lang w:val="pt_PT" w:bidi="pt_PT"/>
+        </w:rPr>
         <w:t xml:space="preserve">sua amada cidade: Deus havia cuidado de maneira especial de Jerusalém, como um pai protegendo sua filha. Mas seus pecados foram persistentes, e seu castigo foi terrível. • como se esmagam as uvas para fazer vinho: este procedimento comum para extrair suco das uvas é usado efetivamente em </w:t>
       </w:r>
       <w:hyperlink r:id="rId41">
         <w:r>
           <w:rPr>
+            <w:lang w:val="pt_PT" w:bidi="pt_PT"/>
+          </w:rPr>
+          <w:rPr>
             <w:color w:val="0000EE"/>
             <w:u w:val="single"/>
           </w:rPr>
@@ -697,11 +1270,17 @@
         </w:r>
       </w:hyperlink>
       <w:r>
+        <w:rPr>
+          <w:lang w:val="pt_PT" w:bidi="pt_PT"/>
+        </w:rPr>
         <w:t xml:space="preserve"> para mostrar os horrores do castigo. Em </w:t>
       </w:r>
       <w:hyperlink r:id="rId42">
         <w:r>
           <w:rPr>
+            <w:lang w:val="pt_PT" w:bidi="pt_PT"/>
+          </w:rPr>
+          <w:rPr>
             <w:color w:val="0000EE"/>
             <w:u w:val="single"/>
           </w:rPr>
@@ -709,11 +1288,17 @@
         </w:r>
       </w:hyperlink>
       <w:r>
+        <w:rPr>
+          <w:lang w:val="pt_PT" w:bidi="pt_PT"/>
+        </w:rPr>
         <w:t xml:space="preserve">; </w:t>
       </w:r>
       <w:hyperlink r:id="rId43">
         <w:r>
           <w:rPr>
+            <w:lang w:val="pt_PT" w:bidi="pt_PT"/>
+          </w:rPr>
+          <w:rPr>
             <w:color w:val="0000EE"/>
             <w:u w:val="single"/>
           </w:rPr>
@@ -721,31 +1306,65 @@
         </w:r>
       </w:hyperlink>
       <w:r>
+        <w:rPr>
+          <w:lang w:val="pt_PT" w:bidi="pt_PT"/>
+        </w:rPr>
         <w:t>, a imagem representa graficamente o julgamento universal.</w:t>
       </w:r>
-      <w:r/>
-      <w:r/>
-    </w:p>
-    <w:p>
-      <w:r/>
+      <w:r>
+        <w:rPr>
+          <w:lang w:val="pt_PT" w:bidi="pt_PT"/>
+        </w:rPr>
+      </w:r>
+      <w:r>
+        <w:rPr>
+          <w:lang w:val="pt_PT" w:bidi="pt_PT"/>
+        </w:rPr>
+      </w:r>
+    </w:p>
+    <w:p>
+      <w:pPr/>
+      <w:r>
+        <w:rPr>
+          <w:lang w:val="pt_PT" w:bidi="pt_PT"/>
+        </w:rPr>
+      </w:r>
     </w:p>
     <w:p>
       <w:pPr>
         <w:pStyle w:val="Heading2"/>
       </w:pPr>
       <w:r>
+        <w:rPr>
+          <w:lang w:val="pt_PT" w:bidi="pt_PT"/>
+        </w:rPr>
         <w:t>Lamentações 1.19</w:t>
       </w:r>
-      <w:r/>
-    </w:p>
-    <w:p>
-      <w:r/>
-      <w:r>
+      <w:r>
+        <w:rPr>
+          <w:lang w:val="pt_PT" w:bidi="pt_PT"/>
+        </w:rPr>
+      </w:r>
+    </w:p>
+    <w:p>
+      <w:pPr/>
+      <w:r>
+        <w:rPr>
+          <w:lang w:val="pt_PT" w:bidi="pt_PT"/>
+        </w:rPr>
+      </w:r>
+      <w:r>
+        <w:rPr>
+          <w:lang w:val="pt_PT" w:bidi="pt_PT"/>
+        </w:rPr>
         <w:t>Pedi ajuda aos meus aliados: o Egito tinha um grande interesse em Judá porque Judá controlava a única boa rota para o norte. No entanto, o Egito virou as costas para Judá quando Babilônia atacou Jerusalém (</w:t>
       </w:r>
       <w:hyperlink r:id="rId15">
         <w:r>
           <w:rPr>
+            <w:lang w:val="pt_PT" w:bidi="pt_PT"/>
+          </w:rPr>
+          <w:rPr>
             <w:color w:val="0000EE"/>
             <w:u w:val="single"/>
           </w:rPr>
@@ -753,11 +1372,17 @@
         </w:r>
       </w:hyperlink>
       <w:r>
+        <w:rPr>
+          <w:lang w:val="pt_PT" w:bidi="pt_PT"/>
+        </w:rPr>
         <w:t>). • Quando havia pouca chuva no outono e na primavera na Palestina, um verão sem chuva poderia destruir as colheitas e causar uma escassez de alimentos. O suprimento de alimentos também se esgotou sob o cerco prolongado de uma cidade (Janeiro 588 – Julho 586 a.C.), e muitas pessoas morreram de fome (</w:t>
       </w:r>
       <w:hyperlink r:id="rId44">
         <w:r>
           <w:rPr>
+            <w:lang w:val="pt_PT" w:bidi="pt_PT"/>
+          </w:rPr>
+          <w:rPr>
             <w:color w:val="0000EE"/>
             <w:u w:val="single"/>
           </w:rPr>
@@ -765,11 +1390,17 @@
         </w:r>
       </w:hyperlink>
       <w:r>
+        <w:rPr>
+          <w:lang w:val="pt_PT" w:bidi="pt_PT"/>
+        </w:rPr>
         <w:t xml:space="preserve">; cp. </w:t>
       </w:r>
       <w:hyperlink r:id="rId45">
         <w:r>
           <w:rPr>
+            <w:lang w:val="pt_PT" w:bidi="pt_PT"/>
+          </w:rPr>
+          <w:rPr>
             <w:color w:val="0000EE"/>
             <w:u w:val="single"/>
           </w:rPr>
@@ -777,31 +1408,65 @@
         </w:r>
       </w:hyperlink>
       <w:r>
+        <w:rPr>
+          <w:lang w:val="pt_PT" w:bidi="pt_PT"/>
+        </w:rPr>
         <w:t>).</w:t>
       </w:r>
-      <w:r/>
-      <w:r/>
-    </w:p>
-    <w:p>
-      <w:r/>
+      <w:r>
+        <w:rPr>
+          <w:lang w:val="pt_PT" w:bidi="pt_PT"/>
+        </w:rPr>
+      </w:r>
+      <w:r>
+        <w:rPr>
+          <w:lang w:val="pt_PT" w:bidi="pt_PT"/>
+        </w:rPr>
+      </w:r>
+    </w:p>
+    <w:p>
+      <w:pPr/>
+      <w:r>
+        <w:rPr>
+          <w:lang w:val="pt_PT" w:bidi="pt_PT"/>
+        </w:rPr>
+      </w:r>
     </w:p>
     <w:p>
       <w:pPr>
         <w:pStyle w:val="Heading2"/>
       </w:pPr>
       <w:r>
+        <w:rPr>
+          <w:lang w:val="pt_PT" w:bidi="pt_PT"/>
+        </w:rPr>
         <w:t>Lamentações 1.20</w:t>
       </w:r>
-      <w:r/>
-    </w:p>
-    <w:p>
-      <w:r/>
-      <w:r>
+      <w:r>
+        <w:rPr>
+          <w:lang w:val="pt_PT" w:bidi="pt_PT"/>
+        </w:rPr>
+      </w:r>
+    </w:p>
+    <w:p>
+      <w:pPr/>
+      <w:r>
+        <w:rPr>
+          <w:lang w:val="pt_PT" w:bidi="pt_PT"/>
+        </w:rPr>
+      </w:r>
+      <w:r>
+        <w:rPr>
+          <w:lang w:val="pt_PT" w:bidi="pt_PT"/>
+        </w:rPr>
         <w:t>Os líderes e o povo de Judá haviam se rebelado (</w:t>
       </w:r>
       <w:hyperlink r:id="rId46">
         <w:r>
           <w:rPr>
+            <w:lang w:val="pt_PT" w:bidi="pt_PT"/>
+          </w:rPr>
+          <w:rPr>
             <w:color w:val="0000EE"/>
             <w:u w:val="single"/>
           </w:rPr>
@@ -809,11 +1474,17 @@
         </w:r>
       </w:hyperlink>
       <w:r>
+        <w:rPr>
+          <w:lang w:val="pt_PT" w:bidi="pt_PT"/>
+        </w:rPr>
         <w:t xml:space="preserve">; </w:t>
       </w:r>
       <w:hyperlink r:id="rId47">
         <w:r>
           <w:rPr>
+            <w:lang w:val="pt_PT" w:bidi="pt_PT"/>
+          </w:rPr>
+          <w:rPr>
             <w:color w:val="0000EE"/>
             <w:u w:val="single"/>
           </w:rPr>
@@ -821,11 +1492,17 @@
         </w:r>
       </w:hyperlink>
       <w:r>
+        <w:rPr>
+          <w:lang w:val="pt_PT" w:bidi="pt_PT"/>
+        </w:rPr>
         <w:t>,</w:t>
       </w:r>
       <w:hyperlink r:id="rId48">
         <w:r>
           <w:rPr>
+            <w:lang w:val="pt_PT" w:bidi="pt_PT"/>
+          </w:rPr>
+          <w:rPr>
             <w:color w:val="0000EE"/>
             <w:u w:val="single"/>
           </w:rPr>
@@ -833,11 +1510,17 @@
         </w:r>
       </w:hyperlink>
       <w:r>
+        <w:rPr>
+          <w:lang w:val="pt_PT" w:bidi="pt_PT"/>
+        </w:rPr>
         <w:t>) ao rejeitar o único Deus verdadeiro e seus mandamentos e ao resistir aos invasores que Deus havia enviado (</w:t>
       </w:r>
       <w:hyperlink r:id="rId49">
         <w:r>
           <w:rPr>
+            <w:lang w:val="pt_PT" w:bidi="pt_PT"/>
+          </w:rPr>
+          <w:rPr>
             <w:color w:val="0000EE"/>
             <w:u w:val="single"/>
           </w:rPr>
@@ -845,11 +1528,17 @@
         </w:r>
       </w:hyperlink>
       <w:r>
+        <w:rPr>
+          <w:lang w:val="pt_PT" w:bidi="pt_PT"/>
+        </w:rPr>
         <w:t>,</w:t>
       </w:r>
       <w:hyperlink r:id="rId50">
         <w:r>
           <w:rPr>
+            <w:lang w:val="pt_PT" w:bidi="pt_PT"/>
+          </w:rPr>
+          <w:rPr>
             <w:color w:val="0000EE"/>
             <w:u w:val="single"/>
           </w:rPr>
@@ -857,11 +1546,17 @@
         </w:r>
       </w:hyperlink>
       <w:r>
+        <w:rPr>
+          <w:lang w:val="pt_PT" w:bidi="pt_PT"/>
+        </w:rPr>
         <w:t xml:space="preserve">; </w:t>
       </w:r>
       <w:hyperlink r:id="rId51">
         <w:r>
           <w:rPr>
+            <w:lang w:val="pt_PT" w:bidi="pt_PT"/>
+          </w:rPr>
+          <w:rPr>
             <w:color w:val="0000EE"/>
             <w:u w:val="single"/>
           </w:rPr>
@@ -869,31 +1564,65 @@
         </w:r>
       </w:hyperlink>
       <w:r>
+        <w:rPr>
+          <w:lang w:val="pt_PT" w:bidi="pt_PT"/>
+        </w:rPr>
         <w:t>).</w:t>
       </w:r>
-      <w:r/>
-      <w:r/>
-    </w:p>
-    <w:p>
-      <w:r/>
+      <w:r>
+        <w:rPr>
+          <w:lang w:val="pt_PT" w:bidi="pt_PT"/>
+        </w:rPr>
+      </w:r>
+      <w:r>
+        <w:rPr>
+          <w:lang w:val="pt_PT" w:bidi="pt_PT"/>
+        </w:rPr>
+      </w:r>
+    </w:p>
+    <w:p>
+      <w:pPr/>
+      <w:r>
+        <w:rPr>
+          <w:lang w:val="pt_PT" w:bidi="pt_PT"/>
+        </w:rPr>
+      </w:r>
     </w:p>
     <w:p>
       <w:pPr>
         <w:pStyle w:val="Heading2"/>
       </w:pPr>
       <w:r>
+        <w:rPr>
+          <w:lang w:val="pt_PT" w:bidi="pt_PT"/>
+        </w:rPr>
         <w:t>Lamentações 1.21</w:t>
       </w:r>
-      <w:r/>
-    </w:p>
-    <w:p>
-      <w:r/>
-      <w:r>
+      <w:r>
+        <w:rPr>
+          <w:lang w:val="pt_PT" w:bidi="pt_PT"/>
+        </w:rPr>
+      </w:r>
+    </w:p>
+    <w:p>
+      <w:pPr/>
+      <w:r>
+        <w:rPr>
+          <w:lang w:val="pt_PT" w:bidi="pt_PT"/>
+        </w:rPr>
+      </w:r>
+      <w:r>
+        <w:rPr>
+          <w:lang w:val="pt_PT" w:bidi="pt_PT"/>
+        </w:rPr>
         <w:t xml:space="preserve">Faze com que venha o dia que prometeste: o espírito do poeta foi animado pela crença de que Deus estabeleceria um dia em que todos — opressores e vítimas — seriam julgados justamente (veja </w:t>
       </w:r>
       <w:hyperlink r:id="rId52">
         <w:r>
           <w:rPr>
+            <w:lang w:val="pt_PT" w:bidi="pt_PT"/>
+          </w:rPr>
+          <w:rPr>
             <w:color w:val="0000EE"/>
             <w:u w:val="single"/>
           </w:rPr>
@@ -901,11 +1630,17 @@
         </w:r>
       </w:hyperlink>
       <w:r>
+        <w:rPr>
+          <w:lang w:val="pt_PT" w:bidi="pt_PT"/>
+        </w:rPr>
         <w:t>,</w:t>
       </w:r>
       <w:hyperlink r:id="rId53">
         <w:r>
           <w:rPr>
+            <w:lang w:val="pt_PT" w:bidi="pt_PT"/>
+          </w:rPr>
+          <w:rPr>
             <w:color w:val="0000EE"/>
             <w:u w:val="single"/>
           </w:rPr>
@@ -913,11 +1648,17 @@
         </w:r>
       </w:hyperlink>
       <w:r>
+        <w:rPr>
+          <w:lang w:val="pt_PT" w:bidi="pt_PT"/>
+        </w:rPr>
         <w:t xml:space="preserve">; </w:t>
       </w:r>
       <w:hyperlink r:id="rId54">
         <w:r>
           <w:rPr>
+            <w:lang w:val="pt_PT" w:bidi="pt_PT"/>
+          </w:rPr>
+          <w:rPr>
             <w:color w:val="0000EE"/>
             <w:u w:val="single"/>
           </w:rPr>
@@ -925,11 +1666,17 @@
         </w:r>
       </w:hyperlink>
       <w:r>
+        <w:rPr>
+          <w:lang w:val="pt_PT" w:bidi="pt_PT"/>
+        </w:rPr>
         <w:t>,</w:t>
       </w:r>
       <w:hyperlink r:id="rId55">
         <w:r>
           <w:rPr>
+            <w:lang w:val="pt_PT" w:bidi="pt_PT"/>
+          </w:rPr>
+          <w:rPr>
             <w:color w:val="0000EE"/>
             <w:u w:val="single"/>
           </w:rPr>
@@ -937,11 +1684,17 @@
         </w:r>
       </w:hyperlink>
       <w:r>
+        <w:rPr>
+          <w:lang w:val="pt_PT" w:bidi="pt_PT"/>
+        </w:rPr>
         <w:t xml:space="preserve">; </w:t>
       </w:r>
       <w:hyperlink r:id="rId56">
         <w:r>
           <w:rPr>
+            <w:lang w:val="pt_PT" w:bidi="pt_PT"/>
+          </w:rPr>
+          <w:rPr>
             <w:color w:val="0000EE"/>
             <w:u w:val="single"/>
           </w:rPr>
@@ -949,11 +1702,17 @@
         </w:r>
       </w:hyperlink>
       <w:r>
+        <w:rPr>
+          <w:lang w:val="pt_PT" w:bidi="pt_PT"/>
+        </w:rPr>
         <w:t xml:space="preserve">; </w:t>
       </w:r>
       <w:hyperlink r:id="rId57">
         <w:r>
           <w:rPr>
+            <w:lang w:val="pt_PT" w:bidi="pt_PT"/>
+          </w:rPr>
+          <w:rPr>
             <w:color w:val="0000EE"/>
             <w:u w:val="single"/>
           </w:rPr>
@@ -961,11 +1720,17 @@
         </w:r>
       </w:hyperlink>
       <w:r>
+        <w:rPr>
+          <w:lang w:val="pt_PT" w:bidi="pt_PT"/>
+        </w:rPr>
         <w:t xml:space="preserve">; </w:t>
       </w:r>
       <w:hyperlink r:id="rId58">
         <w:r>
           <w:rPr>
+            <w:lang w:val="pt_PT" w:bidi="pt_PT"/>
+          </w:rPr>
+          <w:rPr>
             <w:color w:val="0000EE"/>
             <w:u w:val="single"/>
           </w:rPr>
@@ -973,11 +1738,17 @@
         </w:r>
       </w:hyperlink>
       <w:r>
+        <w:rPr>
+          <w:lang w:val="pt_PT" w:bidi="pt_PT"/>
+        </w:rPr>
         <w:t xml:space="preserve">; </w:t>
       </w:r>
       <w:hyperlink r:id="rId59">
         <w:r>
           <w:rPr>
+            <w:lang w:val="pt_PT" w:bidi="pt_PT"/>
+          </w:rPr>
+          <w:rPr>
             <w:color w:val="0000EE"/>
             <w:u w:val="single"/>
           </w:rPr>
@@ -985,40 +1756,78 @@
         </w:r>
       </w:hyperlink>
       <w:r>
+        <w:rPr>
+          <w:lang w:val="pt_PT" w:bidi="pt_PT"/>
+        </w:rPr>
         <w:t>).</w:t>
       </w:r>
-      <w:r/>
-      <w:r/>
-    </w:p>
-    <w:p>
-      <w:r/>
+      <w:r>
+        <w:rPr>
+          <w:lang w:val="pt_PT" w:bidi="pt_PT"/>
+        </w:rPr>
+      </w:r>
+      <w:r>
+        <w:rPr>
+          <w:lang w:val="pt_PT" w:bidi="pt_PT"/>
+        </w:rPr>
+      </w:r>
+    </w:p>
+    <w:p>
+      <w:pPr/>
+      <w:r>
+        <w:rPr>
+          <w:lang w:val="pt_PT" w:bidi="pt_PT"/>
+        </w:rPr>
+      </w:r>
     </w:p>
     <w:p>
       <w:pPr>
         <w:pStyle w:val="Heading2"/>
       </w:pPr>
       <w:r>
+        <w:rPr>
+          <w:lang w:val="pt_PT" w:bidi="pt_PT"/>
+        </w:rPr>
         <w:t>Lamentações 2.1</w:t>
       </w:r>
-      <w:r/>
-    </w:p>
-    <w:p>
-      <w:r/>
-      <w:r>
+      <w:r>
+        <w:rPr>
+          <w:lang w:val="pt_PT" w:bidi="pt_PT"/>
+        </w:rPr>
+      </w:r>
+    </w:p>
+    <w:p>
+      <w:pPr/>
+      <w:r>
+        <w:rPr>
+          <w:lang w:val="pt_PT" w:bidi="pt_PT"/>
+        </w:rPr>
+      </w:r>
+      <w:r>
+        <w:rPr>
+          <w:lang w:val="pt_PT" w:bidi="pt_PT"/>
+        </w:rPr>
         <w:t xml:space="preserve">que parecia um céu: os edifícios de Jerusalém eram esplêndidos, enfeitados com metais preciosos e joias. Jerusalém tinha a reputação de ser a cidade sagrada do Senhor. • seu Templo (literalmente </w:t>
       </w:r>
       <w:r>
         <w:rPr>
           <w:i/>
+          <w:lang w:val="pt_PT" w:bidi="pt_PT"/>
         </w:rPr>
         <w:t>estrado de seus pés</w:t>
       </w:r>
       <w:r>
+        <w:rPr>
+          <w:lang w:val="pt_PT" w:bidi="pt_PT"/>
+        </w:rPr>
         <w:t xml:space="preserve">): cp. </w:t>
       </w:r>
       <w:hyperlink r:id="rId60">
         <w:r>
           <w:rPr>
+            <w:lang w:val="pt_PT" w:bidi="pt_PT"/>
+          </w:rPr>
+          <w:rPr>
             <w:color w:val="0000EE"/>
             <w:u w:val="single"/>
           </w:rPr>
@@ -1026,11 +1835,17 @@
         </w:r>
       </w:hyperlink>
       <w:r>
+        <w:rPr>
+          <w:lang w:val="pt_PT" w:bidi="pt_PT"/>
+        </w:rPr>
         <w:t xml:space="preserve">; </w:t>
       </w:r>
       <w:hyperlink r:id="rId61">
         <w:r>
           <w:rPr>
+            <w:lang w:val="pt_PT" w:bidi="pt_PT"/>
+          </w:rPr>
+          <w:rPr>
             <w:color w:val="0000EE"/>
             <w:u w:val="single"/>
           </w:rPr>
@@ -1038,11 +1853,17 @@
         </w:r>
       </w:hyperlink>
       <w:r>
+        <w:rPr>
+          <w:lang w:val="pt_PT" w:bidi="pt_PT"/>
+        </w:rPr>
         <w:t xml:space="preserve">; </w:t>
       </w:r>
       <w:hyperlink r:id="rId62">
         <w:r>
           <w:rPr>
+            <w:lang w:val="pt_PT" w:bidi="pt_PT"/>
+          </w:rPr>
+          <w:rPr>
             <w:color w:val="0000EE"/>
             <w:u w:val="single"/>
           </w:rPr>
@@ -1050,51 +1871,113 @@
         </w:r>
       </w:hyperlink>
       <w:r>
+        <w:rPr>
+          <w:lang w:val="pt_PT" w:bidi="pt_PT"/>
+        </w:rPr>
         <w:t>.</w:t>
       </w:r>
-      <w:r/>
-      <w:r/>
-    </w:p>
-    <w:p>
-      <w:r/>
+      <w:r>
+        <w:rPr>
+          <w:lang w:val="pt_PT" w:bidi="pt_PT"/>
+        </w:rPr>
+      </w:r>
+      <w:r>
+        <w:rPr>
+          <w:lang w:val="pt_PT" w:bidi="pt_PT"/>
+        </w:rPr>
+      </w:r>
+    </w:p>
+    <w:p>
+      <w:pPr/>
+      <w:r>
+        <w:rPr>
+          <w:lang w:val="pt_PT" w:bidi="pt_PT"/>
+        </w:rPr>
+      </w:r>
     </w:p>
     <w:p>
       <w:pPr>
         <w:pStyle w:val="Heading2"/>
       </w:pPr>
       <w:r>
+        <w:rPr>
+          <w:lang w:val="pt_PT" w:bidi="pt_PT"/>
+        </w:rPr>
         <w:t>Lamentações 2.1–22</w:t>
       </w:r>
-      <w:r/>
-    </w:p>
-    <w:p>
-      <w:r/>
-      <w:r>
+      <w:r>
+        <w:rPr>
+          <w:lang w:val="pt_PT" w:bidi="pt_PT"/>
+        </w:rPr>
+      </w:r>
+    </w:p>
+    <w:p>
+      <w:pPr/>
+      <w:r>
+        <w:rPr>
+          <w:lang w:val="pt_PT" w:bidi="pt_PT"/>
+        </w:rPr>
+      </w:r>
+      <w:r>
+        <w:rPr>
+          <w:lang w:val="pt_PT" w:bidi="pt_PT"/>
+        </w:rPr>
         <w:t xml:space="preserve">Este capítulo retrata de forma gráfica o Senhor como o destruidor de Jerusalém. </w:t>
       </w:r>
-      <w:r/>
-      <w:r/>
-    </w:p>
-    <w:p>
-      <w:r/>
+      <w:r>
+        <w:rPr>
+          <w:lang w:val="pt_PT" w:bidi="pt_PT"/>
+        </w:rPr>
+      </w:r>
+      <w:r>
+        <w:rPr>
+          <w:lang w:val="pt_PT" w:bidi="pt_PT"/>
+        </w:rPr>
+      </w:r>
+    </w:p>
+    <w:p>
+      <w:pPr/>
+      <w:r>
+        <w:rPr>
+          <w:lang w:val="pt_PT" w:bidi="pt_PT"/>
+        </w:rPr>
+      </w:r>
     </w:p>
     <w:p>
       <w:pPr>
         <w:pStyle w:val="Heading2"/>
       </w:pPr>
       <w:r>
+        <w:rPr>
+          <w:lang w:val="pt_PT" w:bidi="pt_PT"/>
+        </w:rPr>
         <w:t>Lamentações 2.3–4</w:t>
       </w:r>
-      <w:r/>
-    </w:p>
-    <w:p>
-      <w:r/>
-      <w:r>
+      <w:r>
+        <w:rPr>
+          <w:lang w:val="pt_PT" w:bidi="pt_PT"/>
+        </w:rPr>
+      </w:r>
+    </w:p>
+    <w:p>
+      <w:pPr/>
+      <w:r>
+        <w:rPr>
+          <w:lang w:val="pt_PT" w:bidi="pt_PT"/>
+        </w:rPr>
+      </w:r>
+      <w:r>
+        <w:rPr>
+          <w:lang w:val="pt_PT" w:bidi="pt_PT"/>
+        </w:rPr>
         <w:t xml:space="preserve">apontou sua flechas: no passado, o Senhor havia sido um poderoso guerreiro em favor de Israel (veja </w:t>
       </w:r>
       <w:hyperlink r:id="rId63">
         <w:r>
           <w:rPr>
+            <w:lang w:val="pt_PT" w:bidi="pt_PT"/>
+          </w:rPr>
+          <w:rPr>
             <w:color w:val="0000EE"/>
             <w:u w:val="single"/>
           </w:rPr>
@@ -1102,11 +1985,17 @@
         </w:r>
       </w:hyperlink>
       <w:r>
+        <w:rPr>
+          <w:lang w:val="pt_PT" w:bidi="pt_PT"/>
+        </w:rPr>
         <w:t xml:space="preserve">; </w:t>
       </w:r>
       <w:hyperlink r:id="rId64">
         <w:r>
           <w:rPr>
+            <w:lang w:val="pt_PT" w:bidi="pt_PT"/>
+          </w:rPr>
+          <w:rPr>
             <w:color w:val="0000EE"/>
             <w:u w:val="single"/>
           </w:rPr>
@@ -1114,11 +2003,17 @@
         </w:r>
       </w:hyperlink>
       <w:r>
+        <w:rPr>
+          <w:lang w:val="pt_PT" w:bidi="pt_PT"/>
+        </w:rPr>
         <w:t xml:space="preserve">; </w:t>
       </w:r>
       <w:hyperlink r:id="rId65">
         <w:r>
           <w:rPr>
+            <w:lang w:val="pt_PT" w:bidi="pt_PT"/>
+          </w:rPr>
+          <w:rPr>
             <w:color w:val="0000EE"/>
             <w:u w:val="single"/>
           </w:rPr>
@@ -1126,11 +2021,17 @@
         </w:r>
       </w:hyperlink>
       <w:r>
+        <w:rPr>
+          <w:lang w:val="pt_PT" w:bidi="pt_PT"/>
+        </w:rPr>
         <w:t xml:space="preserve">; </w:t>
       </w:r>
       <w:hyperlink r:id="rId66">
         <w:r>
           <w:rPr>
+            <w:lang w:val="pt_PT" w:bidi="pt_PT"/>
+          </w:rPr>
+          <w:rPr>
             <w:color w:val="0000EE"/>
             <w:u w:val="single"/>
           </w:rPr>
@@ -1138,11 +2039,17 @@
         </w:r>
       </w:hyperlink>
       <w:r>
+        <w:rPr>
+          <w:lang w:val="pt_PT" w:bidi="pt_PT"/>
+        </w:rPr>
         <w:t xml:space="preserve">); agora ele travava uma guerra contra Jerusalém (veja </w:t>
       </w:r>
       <w:hyperlink r:id="rId67">
         <w:r>
           <w:rPr>
+            <w:lang w:val="pt_PT" w:bidi="pt_PT"/>
+          </w:rPr>
+          <w:rPr>
             <w:color w:val="0000EE"/>
             <w:u w:val="single"/>
           </w:rPr>
@@ -1150,11 +2057,17 @@
         </w:r>
       </w:hyperlink>
       <w:r>
+        <w:rPr>
+          <w:lang w:val="pt_PT" w:bidi="pt_PT"/>
+        </w:rPr>
         <w:t xml:space="preserve">; </w:t>
       </w:r>
       <w:hyperlink r:id="rId68">
         <w:r>
           <w:rPr>
+            <w:lang w:val="pt_PT" w:bidi="pt_PT"/>
+          </w:rPr>
+          <w:rPr>
             <w:color w:val="0000EE"/>
             <w:u w:val="single"/>
           </w:rPr>
@@ -1162,31 +2075,65 @@
         </w:r>
       </w:hyperlink>
       <w:r>
+        <w:rPr>
+          <w:lang w:val="pt_PT" w:bidi="pt_PT"/>
+        </w:rPr>
         <w:t>).</w:t>
       </w:r>
-      <w:r/>
-      <w:r/>
-    </w:p>
-    <w:p>
-      <w:r/>
+      <w:r>
+        <w:rPr>
+          <w:lang w:val="pt_PT" w:bidi="pt_PT"/>
+        </w:rPr>
+      </w:r>
+      <w:r>
+        <w:rPr>
+          <w:lang w:val="pt_PT" w:bidi="pt_PT"/>
+        </w:rPr>
+      </w:r>
+    </w:p>
+    <w:p>
+      <w:pPr/>
+      <w:r>
+        <w:rPr>
+          <w:lang w:val="pt_PT" w:bidi="pt_PT"/>
+        </w:rPr>
+      </w:r>
     </w:p>
     <w:p>
       <w:pPr>
         <w:pStyle w:val="Heading2"/>
       </w:pPr>
       <w:r>
+        <w:rPr>
+          <w:lang w:val="pt_PT" w:bidi="pt_PT"/>
+        </w:rPr>
         <w:t>Lamentações 2.6</w:t>
       </w:r>
-      <w:r/>
-    </w:p>
-    <w:p>
-      <w:r/>
-      <w:r>
+      <w:r>
+        <w:rPr>
+          <w:lang w:val="pt_PT" w:bidi="pt_PT"/>
+        </w:rPr>
+      </w:r>
+    </w:p>
+    <w:p>
+      <w:pPr/>
+      <w:r>
+        <w:rPr>
+          <w:lang w:val="pt_PT" w:bidi="pt_PT"/>
+        </w:rPr>
+      </w:r>
+      <w:r>
+        <w:rPr>
+          <w:lang w:val="pt_PT" w:bidi="pt_PT"/>
+        </w:rPr>
         <w:t>Um abrigo de jardim era uma estrutura temporária que os ceifeiros montavam para fornecer sombra. Deus havia prometido cuidar de seu Templo para sempre (</w:t>
       </w:r>
       <w:hyperlink r:id="rId69">
         <w:r>
           <w:rPr>
+            <w:lang w:val="pt_PT" w:bidi="pt_PT"/>
+          </w:rPr>
+          <w:rPr>
             <w:color w:val="0000EE"/>
             <w:u w:val="single"/>
           </w:rPr>
@@ -1194,31 +2141,65 @@
         </w:r>
       </w:hyperlink>
       <w:r>
+        <w:rPr>
+          <w:lang w:val="pt_PT" w:bidi="pt_PT"/>
+        </w:rPr>
         <w:t>), mas agora parecia que ele o havia abandonado.</w:t>
       </w:r>
-      <w:r/>
-      <w:r/>
-    </w:p>
-    <w:p>
-      <w:r/>
+      <w:r>
+        <w:rPr>
+          <w:lang w:val="pt_PT" w:bidi="pt_PT"/>
+        </w:rPr>
+      </w:r>
+      <w:r>
+        <w:rPr>
+          <w:lang w:val="pt_PT" w:bidi="pt_PT"/>
+        </w:rPr>
+      </w:r>
+    </w:p>
+    <w:p>
+      <w:pPr/>
+      <w:r>
+        <w:rPr>
+          <w:lang w:val="pt_PT" w:bidi="pt_PT"/>
+        </w:rPr>
+      </w:r>
     </w:p>
     <w:p>
       <w:pPr>
         <w:pStyle w:val="Heading2"/>
       </w:pPr>
       <w:r>
+        <w:rPr>
+          <w:lang w:val="pt_PT" w:bidi="pt_PT"/>
+        </w:rPr>
         <w:t>Lamentações 2.7</w:t>
       </w:r>
-      <w:r/>
-    </w:p>
-    <w:p>
-      <w:r/>
-      <w:r>
+      <w:r>
+        <w:rPr>
+          <w:lang w:val="pt_PT" w:bidi="pt_PT"/>
+        </w:rPr>
+      </w:r>
+    </w:p>
+    <w:p>
+      <w:pPr/>
+      <w:r>
+        <w:rPr>
+          <w:lang w:val="pt_PT" w:bidi="pt_PT"/>
+        </w:rPr>
+      </w:r>
+      <w:r>
+        <w:rPr>
+          <w:lang w:val="pt_PT" w:bidi="pt_PT"/>
+        </w:rPr>
         <w:t xml:space="preserve">O Templo foi destruído porque os pecados que os sacerdotes e o povo cometeram ali dentro profanaram sua santidade (cp. </w:t>
       </w:r>
       <w:hyperlink r:id="rId70">
         <w:r>
           <w:rPr>
+            <w:lang w:val="pt_PT" w:bidi="pt_PT"/>
+          </w:rPr>
+          <w:rPr>
             <w:color w:val="0000EE"/>
             <w:u w:val="single"/>
           </w:rPr>
@@ -1226,11 +2207,17 @@
         </w:r>
       </w:hyperlink>
       <w:r>
+        <w:rPr>
+          <w:lang w:val="pt_PT" w:bidi="pt_PT"/>
+        </w:rPr>
         <w:t xml:space="preserve">; </w:t>
       </w:r>
       <w:hyperlink r:id="rId71">
         <w:r>
           <w:rPr>
+            <w:lang w:val="pt_PT" w:bidi="pt_PT"/>
+          </w:rPr>
+          <w:rPr>
             <w:color w:val="0000EE"/>
             <w:u w:val="single"/>
           </w:rPr>
@@ -1238,11 +2225,17 @@
         </w:r>
       </w:hyperlink>
       <w:r>
+        <w:rPr>
+          <w:lang w:val="pt_PT" w:bidi="pt_PT"/>
+        </w:rPr>
         <w:t>,</w:t>
       </w:r>
       <w:hyperlink r:id="rId72">
         <w:r>
           <w:rPr>
+            <w:lang w:val="pt_PT" w:bidi="pt_PT"/>
+          </w:rPr>
+          <w:rPr>
             <w:color w:val="0000EE"/>
             <w:u w:val="single"/>
           </w:rPr>
@@ -1250,11 +2243,17 @@
         </w:r>
       </w:hyperlink>
       <w:r>
+        <w:rPr>
+          <w:lang w:val="pt_PT" w:bidi="pt_PT"/>
+        </w:rPr>
         <w:t xml:space="preserve">; </w:t>
       </w:r>
       <w:hyperlink r:id="rId73">
         <w:r>
           <w:rPr>
+            <w:lang w:val="pt_PT" w:bidi="pt_PT"/>
+          </w:rPr>
+          <w:rPr>
             <w:color w:val="0000EE"/>
             <w:u w:val="single"/>
           </w:rPr>
@@ -1262,51 +2261,113 @@
         </w:r>
       </w:hyperlink>
       <w:r>
+        <w:rPr>
+          <w:lang w:val="pt_PT" w:bidi="pt_PT"/>
+        </w:rPr>
         <w:t>).</w:t>
       </w:r>
-      <w:r/>
-      <w:r/>
-    </w:p>
-    <w:p>
-      <w:r/>
+      <w:r>
+        <w:rPr>
+          <w:lang w:val="pt_PT" w:bidi="pt_PT"/>
+        </w:rPr>
+      </w:r>
+      <w:r>
+        <w:rPr>
+          <w:lang w:val="pt_PT" w:bidi="pt_PT"/>
+        </w:rPr>
+      </w:r>
+    </w:p>
+    <w:p>
+      <w:pPr/>
+      <w:r>
+        <w:rPr>
+          <w:lang w:val="pt_PT" w:bidi="pt_PT"/>
+        </w:rPr>
+      </w:r>
     </w:p>
     <w:p>
       <w:pPr>
         <w:pStyle w:val="Heading2"/>
       </w:pPr>
       <w:r>
+        <w:rPr>
+          <w:lang w:val="pt_PT" w:bidi="pt_PT"/>
+        </w:rPr>
         <w:t>Lamentações 2.8</w:t>
       </w:r>
-      <w:r/>
-    </w:p>
-    <w:p>
-      <w:r/>
-      <w:r>
+      <w:r>
+        <w:rPr>
+          <w:lang w:val="pt_PT" w:bidi="pt_PT"/>
+        </w:rPr>
+      </w:r>
+    </w:p>
+    <w:p>
+      <w:pPr/>
+      <w:r>
+        <w:rPr>
+          <w:lang w:val="pt_PT" w:bidi="pt_PT"/>
+        </w:rPr>
+      </w:r>
+      <w:r>
+        <w:rPr>
+          <w:lang w:val="pt_PT" w:bidi="pt_PT"/>
+        </w:rPr>
         <w:t>As muralhas eram paredes de pedra ou montes de terra construídos ao redor de uma cidade para protegê-la de ataques de exércitos inimigos.</w:t>
       </w:r>
-      <w:r/>
-      <w:r/>
-    </w:p>
-    <w:p>
-      <w:r/>
+      <w:r>
+        <w:rPr>
+          <w:lang w:val="pt_PT" w:bidi="pt_PT"/>
+        </w:rPr>
+      </w:r>
+      <w:r>
+        <w:rPr>
+          <w:lang w:val="pt_PT" w:bidi="pt_PT"/>
+        </w:rPr>
+      </w:r>
+    </w:p>
+    <w:p>
+      <w:pPr/>
+      <w:r>
+        <w:rPr>
+          <w:lang w:val="pt_PT" w:bidi="pt_PT"/>
+        </w:rPr>
+      </w:r>
     </w:p>
     <w:p>
       <w:pPr>
         <w:pStyle w:val="Heading2"/>
       </w:pPr>
       <w:r>
+        <w:rPr>
+          <w:lang w:val="pt_PT" w:bidi="pt_PT"/>
+        </w:rPr>
         <w:t>Lamentações 2.9</w:t>
       </w:r>
-      <w:r/>
-    </w:p>
-    <w:p>
-      <w:r/>
-      <w:r>
+      <w:r>
+        <w:rPr>
+          <w:lang w:val="pt_PT" w:bidi="pt_PT"/>
+        </w:rPr>
+      </w:r>
+    </w:p>
+    <w:p>
+      <w:pPr/>
+      <w:r>
+        <w:rPr>
+          <w:lang w:val="pt_PT" w:bidi="pt_PT"/>
+        </w:rPr>
+      </w:r>
+      <w:r>
+        <w:rPr>
+          <w:lang w:val="pt_PT" w:bidi="pt_PT"/>
+        </w:rPr>
         <w:t>e os profetas não recebem mais visões: Daniel e Ezequiel foram profetas do Senhor que tiveram visões enquanto viviam entre os exilados, longe da terra de Judá (</w:t>
       </w:r>
       <w:hyperlink r:id="rId74">
         <w:r>
           <w:rPr>
+            <w:lang w:val="pt_PT" w:bidi="pt_PT"/>
+          </w:rPr>
+          <w:rPr>
             <w:color w:val="0000EE"/>
             <w:u w:val="single"/>
           </w:rPr>
@@ -1314,11 +2375,17 @@
         </w:r>
       </w:hyperlink>
       <w:r>
+        <w:rPr>
+          <w:lang w:val="pt_PT" w:bidi="pt_PT"/>
+        </w:rPr>
         <w:t xml:space="preserve">; </w:t>
       </w:r>
       <w:hyperlink r:id="rId75">
         <w:r>
           <w:rPr>
+            <w:lang w:val="pt_PT" w:bidi="pt_PT"/>
+          </w:rPr>
+          <w:rPr>
             <w:color w:val="0000EE"/>
             <w:u w:val="single"/>
           </w:rPr>
@@ -1326,60 +2393,126 @@
         </w:r>
       </w:hyperlink>
       <w:r>
+        <w:rPr>
+          <w:lang w:val="pt_PT" w:bidi="pt_PT"/>
+        </w:rPr>
         <w:t>). Este versículo refere-se a profetas em Jerusalém que alegavam ter visões que se mostraram falsas.</w:t>
       </w:r>
-      <w:r/>
-      <w:r/>
-    </w:p>
-    <w:p>
-      <w:r/>
+      <w:r>
+        <w:rPr>
+          <w:lang w:val="pt_PT" w:bidi="pt_PT"/>
+        </w:rPr>
+      </w:r>
+      <w:r>
+        <w:rPr>
+          <w:lang w:val="pt_PT" w:bidi="pt_PT"/>
+        </w:rPr>
+      </w:r>
+    </w:p>
+    <w:p>
+      <w:pPr/>
+      <w:r>
+        <w:rPr>
+          <w:lang w:val="pt_PT" w:bidi="pt_PT"/>
+        </w:rPr>
+      </w:r>
     </w:p>
     <w:p>
       <w:pPr>
         <w:pStyle w:val="Heading2"/>
       </w:pPr>
       <w:r>
+        <w:rPr>
+          <w:lang w:val="pt_PT" w:bidi="pt_PT"/>
+        </w:rPr>
         <w:t>Lamentações 2.10</w:t>
       </w:r>
-      <w:r/>
-    </w:p>
-    <w:p>
-      <w:r/>
-      <w:r>
+      <w:r>
+        <w:rPr>
+          <w:lang w:val="pt_PT" w:bidi="pt_PT"/>
+        </w:rPr>
+      </w:r>
+    </w:p>
+    <w:p>
+      <w:pPr/>
+      <w:r>
+        <w:rPr>
+          <w:lang w:val="pt_PT" w:bidi="pt_PT"/>
+        </w:rPr>
+      </w:r>
+      <w:r>
+        <w:rPr>
+          <w:lang w:val="pt_PT" w:bidi="pt_PT"/>
+        </w:rPr>
         <w:t xml:space="preserve">Juta (ou </w:t>
       </w:r>
       <w:r>
         <w:rPr>
           <w:i/>
+          <w:lang w:val="pt_PT" w:bidi="pt_PT"/>
         </w:rPr>
         <w:t>pano de saco</w:t>
       </w:r>
       <w:r>
+        <w:rPr>
+          <w:lang w:val="pt_PT" w:bidi="pt_PT"/>
+        </w:rPr>
         <w:t>) era feita de pelo de cabra ou camelo e era frequentemente usada para sacos de grãos ou para itens a serem carregados em animais de carga. Pessoas pobres a usavam como vestuário porque era barata, e pessoas de luto a usavam como um sinal de seu profundo pesar (sua cor escura combinava com seu humor, e sua aspereza combinava com seu desconforto). • Jogar poeira sobre suas cabeças e roupas era um sinal para os vizinhos de que um membro da família havia falecido.</w:t>
       </w:r>
-      <w:r/>
-      <w:r/>
-    </w:p>
-    <w:p>
-      <w:r/>
+      <w:r>
+        <w:rPr>
+          <w:lang w:val="pt_PT" w:bidi="pt_PT"/>
+        </w:rPr>
+      </w:r>
+      <w:r>
+        <w:rPr>
+          <w:lang w:val="pt_PT" w:bidi="pt_PT"/>
+        </w:rPr>
+      </w:r>
+    </w:p>
+    <w:p>
+      <w:pPr/>
+      <w:r>
+        <w:rPr>
+          <w:lang w:val="pt_PT" w:bidi="pt_PT"/>
+        </w:rPr>
+      </w:r>
     </w:p>
     <w:p>
       <w:pPr>
         <w:pStyle w:val="Heading2"/>
       </w:pPr>
       <w:r>
+        <w:rPr>
+          <w:lang w:val="pt_PT" w:bidi="pt_PT"/>
+        </w:rPr>
         <w:t>Lamentações 2.13</w:t>
       </w:r>
-      <w:r/>
-    </w:p>
-    <w:p>
-      <w:r/>
-      <w:r>
+      <w:r>
+        <w:rPr>
+          <w:lang w:val="pt_PT" w:bidi="pt_PT"/>
+        </w:rPr>
+      </w:r>
+    </w:p>
+    <w:p>
+      <w:pPr/>
+      <w:r>
+        <w:rPr>
+          <w:lang w:val="pt_PT" w:bidi="pt_PT"/>
+        </w:rPr>
+      </w:r>
+      <w:r>
+        <w:rPr>
+          <w:lang w:val="pt_PT" w:bidi="pt_PT"/>
+        </w:rPr>
         <w:t>Quem pode te curar? Curandeiros e profetas renomados eram todos mentirosos e fraudadores (</w:t>
       </w:r>
       <w:hyperlink r:id="rId76">
         <w:r>
           <w:rPr>
+            <w:lang w:val="pt_PT" w:bidi="pt_PT"/>
+          </w:rPr>
+          <w:rPr>
             <w:color w:val="0000EE"/>
             <w:u w:val="single"/>
           </w:rPr>
@@ -1387,51 +2520,113 @@
         </w:r>
       </w:hyperlink>
       <w:r>
+        <w:rPr>
+          <w:lang w:val="pt_PT" w:bidi="pt_PT"/>
+        </w:rPr>
         <w:t>).</w:t>
       </w:r>
-      <w:r/>
-      <w:r/>
-    </w:p>
-    <w:p>
-      <w:r/>
+      <w:r>
+        <w:rPr>
+          <w:lang w:val="pt_PT" w:bidi="pt_PT"/>
+        </w:rPr>
+      </w:r>
+      <w:r>
+        <w:rPr>
+          <w:lang w:val="pt_PT" w:bidi="pt_PT"/>
+        </w:rPr>
+      </w:r>
+    </w:p>
+    <w:p>
+      <w:pPr/>
+      <w:r>
+        <w:rPr>
+          <w:lang w:val="pt_PT" w:bidi="pt_PT"/>
+        </w:rPr>
+      </w:r>
     </w:p>
     <w:p>
       <w:pPr>
         <w:pStyle w:val="Heading2"/>
       </w:pPr>
       <w:r>
+        <w:rPr>
+          <w:lang w:val="pt_PT" w:bidi="pt_PT"/>
+        </w:rPr>
         <w:t>Lamentações 2.16</w:t>
       </w:r>
-      <w:r/>
-    </w:p>
-    <w:p>
-      <w:r/>
-      <w:r>
+      <w:r>
+        <w:rPr>
+          <w:lang w:val="pt_PT" w:bidi="pt_PT"/>
+        </w:rPr>
+      </w:r>
+    </w:p>
+    <w:p>
+      <w:pPr/>
+      <w:r>
+        <w:rPr>
+          <w:lang w:val="pt_PT" w:bidi="pt_PT"/>
+        </w:rPr>
+      </w:r>
+      <w:r>
+        <w:rPr>
+          <w:lang w:val="pt_PT" w:bidi="pt_PT"/>
+        </w:rPr>
         <w:t>Os inimigos ficaram contentes com a derrota de Jerusalém.</w:t>
       </w:r>
-      <w:r/>
-      <w:r/>
-    </w:p>
-    <w:p>
-      <w:r/>
+      <w:r>
+        <w:rPr>
+          <w:lang w:val="pt_PT" w:bidi="pt_PT"/>
+        </w:rPr>
+      </w:r>
+      <w:r>
+        <w:rPr>
+          <w:lang w:val="pt_PT" w:bidi="pt_PT"/>
+        </w:rPr>
+      </w:r>
+    </w:p>
+    <w:p>
+      <w:pPr/>
+      <w:r>
+        <w:rPr>
+          <w:lang w:val="pt_PT" w:bidi="pt_PT"/>
+        </w:rPr>
+      </w:r>
     </w:p>
     <w:p>
       <w:pPr>
         <w:pStyle w:val="Heading2"/>
       </w:pPr>
       <w:r>
+        <w:rPr>
+          <w:lang w:val="pt_PT" w:bidi="pt_PT"/>
+        </w:rPr>
         <w:t>Lamentações 2.17</w:t>
       </w:r>
-      <w:r/>
-    </w:p>
-    <w:p>
-      <w:r/>
-      <w:r>
+      <w:r>
+        <w:rPr>
+          <w:lang w:val="pt_PT" w:bidi="pt_PT"/>
+        </w:rPr>
+      </w:r>
+    </w:p>
+    <w:p>
+      <w:pPr/>
+      <w:r>
+        <w:rPr>
+          <w:lang w:val="pt_PT" w:bidi="pt_PT"/>
+        </w:rPr>
+      </w:r>
+      <w:r>
+        <w:rPr>
+          <w:lang w:val="pt_PT" w:bidi="pt_PT"/>
+        </w:rPr>
         <w:t>o que havia planejado... há muito tempo: as promessas de bênção de Deus sempre foram condicionadas à obediência de Israel à lei (</w:t>
       </w:r>
       <w:hyperlink r:id="rId77">
         <w:r>
           <w:rPr>
+            <w:lang w:val="pt_PT" w:bidi="pt_PT"/>
+          </w:rPr>
+          <w:rPr>
             <w:color w:val="0000EE"/>
             <w:u w:val="single"/>
           </w:rPr>
@@ -1439,11 +2634,17 @@
         </w:r>
       </w:hyperlink>
       <w:r>
+        <w:rPr>
+          <w:lang w:val="pt_PT" w:bidi="pt_PT"/>
+        </w:rPr>
         <w:t>). Ele havia prometido destruí-los se desobedecessem (</w:t>
       </w:r>
       <w:hyperlink r:id="rId78">
         <w:r>
           <w:rPr>
+            <w:lang w:val="pt_PT" w:bidi="pt_PT"/>
+          </w:rPr>
+          <w:rPr>
             <w:color w:val="0000EE"/>
             <w:u w:val="single"/>
           </w:rPr>
@@ -1451,51 +2652,113 @@
         </w:r>
       </w:hyperlink>
       <w:r>
+        <w:rPr>
+          <w:lang w:val="pt_PT" w:bidi="pt_PT"/>
+        </w:rPr>
         <w:t>).</w:t>
       </w:r>
-      <w:r/>
-      <w:r/>
-    </w:p>
-    <w:p>
-      <w:r/>
+      <w:r>
+        <w:rPr>
+          <w:lang w:val="pt_PT" w:bidi="pt_PT"/>
+        </w:rPr>
+      </w:r>
+      <w:r>
+        <w:rPr>
+          <w:lang w:val="pt_PT" w:bidi="pt_PT"/>
+        </w:rPr>
+      </w:r>
+    </w:p>
+    <w:p>
+      <w:pPr/>
+      <w:r>
+        <w:rPr>
+          <w:lang w:val="pt_PT" w:bidi="pt_PT"/>
+        </w:rPr>
+      </w:r>
     </w:p>
     <w:p>
       <w:pPr>
         <w:pStyle w:val="Heading2"/>
       </w:pPr>
       <w:r>
+        <w:rPr>
+          <w:lang w:val="pt_PT" w:bidi="pt_PT"/>
+        </w:rPr>
         <w:t>Lamentações 2.18–19</w:t>
       </w:r>
-      <w:r/>
-    </w:p>
-    <w:p>
-      <w:r/>
-      <w:r>
+      <w:r>
+        <w:rPr>
+          <w:lang w:val="pt_PT" w:bidi="pt_PT"/>
+        </w:rPr>
+      </w:r>
+    </w:p>
+    <w:p>
+      <w:pPr/>
+      <w:r>
+        <w:rPr>
+          <w:lang w:val="pt_PT" w:bidi="pt_PT"/>
+        </w:rPr>
+      </w:r>
+      <w:r>
+        <w:rPr>
+          <w:lang w:val="pt_PT" w:bidi="pt_PT"/>
+        </w:rPr>
         <w:t>Arrependimento e oração são as respostas adequadas ao enfrentar a devastação do julgamento de Deus.</w:t>
       </w:r>
-      <w:r/>
-      <w:r/>
-    </w:p>
-    <w:p>
-      <w:r/>
+      <w:r>
+        <w:rPr>
+          <w:lang w:val="pt_PT" w:bidi="pt_PT"/>
+        </w:rPr>
+      </w:r>
+      <w:r>
+        <w:rPr>
+          <w:lang w:val="pt_PT" w:bidi="pt_PT"/>
+        </w:rPr>
+      </w:r>
+    </w:p>
+    <w:p>
+      <w:pPr/>
+      <w:r>
+        <w:rPr>
+          <w:lang w:val="pt_PT" w:bidi="pt_PT"/>
+        </w:rPr>
+      </w:r>
     </w:p>
     <w:p>
       <w:pPr>
         <w:pStyle w:val="Heading2"/>
       </w:pPr>
       <w:r>
+        <w:rPr>
+          <w:lang w:val="pt_PT" w:bidi="pt_PT"/>
+        </w:rPr>
         <w:t>Lamentações 2.20</w:t>
       </w:r>
-      <w:r/>
-    </w:p>
-    <w:p>
-      <w:r/>
-      <w:r>
+      <w:r>
+        <w:rPr>
+          <w:lang w:val="pt_PT" w:bidi="pt_PT"/>
+        </w:rPr>
+      </w:r>
+    </w:p>
+    <w:p>
+      <w:pPr/>
+      <w:r>
+        <w:rPr>
+          <w:lang w:val="pt_PT" w:bidi="pt_PT"/>
+        </w:rPr>
+      </w:r>
+      <w:r>
+        <w:rPr>
+          <w:lang w:val="pt_PT" w:bidi="pt_PT"/>
+        </w:rPr>
         <w:t>Jeremias havia predito que o mesmo canibalismo que ocorreu durante um cerco de Samaria (</w:t>
       </w:r>
       <w:hyperlink r:id="rId79">
         <w:r>
           <w:rPr>
+            <w:lang w:val="pt_PT" w:bidi="pt_PT"/>
+          </w:rPr>
+          <w:rPr>
             <w:color w:val="0000EE"/>
             <w:u w:val="single"/>
           </w:rPr>
@@ -1503,11 +2766,17 @@
         </w:r>
       </w:hyperlink>
       <w:r>
+        <w:rPr>
+          <w:lang w:val="pt_PT" w:bidi="pt_PT"/>
+        </w:rPr>
         <w:t>) aconteceria em Jerusalém (</w:t>
       </w:r>
       <w:hyperlink r:id="rId80">
         <w:r>
           <w:rPr>
+            <w:lang w:val="pt_PT" w:bidi="pt_PT"/>
+          </w:rPr>
+          <w:rPr>
             <w:color w:val="0000EE"/>
             <w:u w:val="single"/>
           </w:rPr>
@@ -1515,11 +2784,17 @@
         </w:r>
       </w:hyperlink>
       <w:r>
+        <w:rPr>
+          <w:lang w:val="pt_PT" w:bidi="pt_PT"/>
+        </w:rPr>
         <w:t xml:space="preserve">; veja também </w:t>
       </w:r>
       <w:hyperlink r:id="rId81">
         <w:r>
           <w:rPr>
+            <w:lang w:val="pt_PT" w:bidi="pt_PT"/>
+          </w:rPr>
+          <w:rPr>
             <w:color w:val="0000EE"/>
             <w:u w:val="single"/>
           </w:rPr>
@@ -1527,11 +2802,17 @@
         </w:r>
       </w:hyperlink>
       <w:r>
+        <w:rPr>
+          <w:lang w:val="pt_PT" w:bidi="pt_PT"/>
+        </w:rPr>
         <w:t xml:space="preserve">; </w:t>
       </w:r>
       <w:hyperlink r:id="rId82">
         <w:r>
           <w:rPr>
+            <w:lang w:val="pt_PT" w:bidi="pt_PT"/>
+          </w:rPr>
+          <w:rPr>
             <w:color w:val="0000EE"/>
             <w:u w:val="single"/>
           </w:rPr>
@@ -1539,11 +2820,17 @@
         </w:r>
       </w:hyperlink>
       <w:r>
+        <w:rPr>
+          <w:lang w:val="pt_PT" w:bidi="pt_PT"/>
+        </w:rPr>
         <w:t xml:space="preserve">; cp. </w:t>
       </w:r>
       <w:hyperlink r:id="rId83">
         <w:r>
           <w:rPr>
+            <w:lang w:val="pt_PT" w:bidi="pt_PT"/>
+          </w:rPr>
+          <w:rPr>
             <w:color w:val="0000EE"/>
             <w:u w:val="single"/>
           </w:rPr>
@@ -1551,31 +2838,65 @@
         </w:r>
       </w:hyperlink>
       <w:r>
+        <w:rPr>
+          <w:lang w:val="pt_PT" w:bidi="pt_PT"/>
+        </w:rPr>
         <w:t>).</w:t>
       </w:r>
-      <w:r/>
-      <w:r/>
-    </w:p>
-    <w:p>
-      <w:r/>
+      <w:r>
+        <w:rPr>
+          <w:lang w:val="pt_PT" w:bidi="pt_PT"/>
+        </w:rPr>
+      </w:r>
+      <w:r>
+        <w:rPr>
+          <w:lang w:val="pt_PT" w:bidi="pt_PT"/>
+        </w:rPr>
+      </w:r>
+    </w:p>
+    <w:p>
+      <w:pPr/>
+      <w:r>
+        <w:rPr>
+          <w:lang w:val="pt_PT" w:bidi="pt_PT"/>
+        </w:rPr>
+      </w:r>
     </w:p>
     <w:p>
       <w:pPr>
         <w:pStyle w:val="Heading2"/>
       </w:pPr>
       <w:r>
+        <w:rPr>
+          <w:lang w:val="pt_PT" w:bidi="pt_PT"/>
+        </w:rPr>
         <w:t>Lamentações 2.22</w:t>
       </w:r>
-      <w:r/>
-    </w:p>
-    <w:p>
-      <w:r/>
-      <w:r>
+      <w:r>
+        <w:rPr>
+          <w:lang w:val="pt_PT" w:bidi="pt_PT"/>
+        </w:rPr>
+      </w:r>
+    </w:p>
+    <w:p>
+      <w:pPr/>
+      <w:r>
+        <w:rPr>
+          <w:lang w:val="pt_PT" w:bidi="pt_PT"/>
+        </w:rPr>
+      </w:r>
+      <w:r>
+        <w:rPr>
+          <w:lang w:val="pt_PT" w:bidi="pt_PT"/>
+        </w:rPr>
         <w:t>como se fosse para uma festa religiosa: o poeta compara a destruição de Jerusalém a um convite para um banquete no qual a guerra, a fome, os animais selvagens e a doença se banqueteariam com os ímpios em Jerusalém (</w:t>
       </w:r>
       <w:hyperlink r:id="rId84">
         <w:r>
           <w:rPr>
+            <w:lang w:val="pt_PT" w:bidi="pt_PT"/>
+          </w:rPr>
+          <w:rPr>
             <w:color w:val="0000EE"/>
             <w:u w:val="single"/>
           </w:rPr>
@@ -1583,11 +2904,17 @@
         </w:r>
       </w:hyperlink>
       <w:r>
+        <w:rPr>
+          <w:lang w:val="pt_PT" w:bidi="pt_PT"/>
+        </w:rPr>
         <w:t xml:space="preserve">; cp. </w:t>
       </w:r>
       <w:hyperlink r:id="rId85">
         <w:r>
           <w:rPr>
+            <w:lang w:val="pt_PT" w:bidi="pt_PT"/>
+          </w:rPr>
+          <w:rPr>
             <w:color w:val="0000EE"/>
             <w:u w:val="single"/>
           </w:rPr>
@@ -1595,51 +2922,113 @@
         </w:r>
       </w:hyperlink>
       <w:r>
+        <w:rPr>
+          <w:lang w:val="pt_PT" w:bidi="pt_PT"/>
+        </w:rPr>
         <w:t>).</w:t>
       </w:r>
-      <w:r/>
-      <w:r/>
-    </w:p>
-    <w:p>
-      <w:r/>
+      <w:r>
+        <w:rPr>
+          <w:lang w:val="pt_PT" w:bidi="pt_PT"/>
+        </w:rPr>
+      </w:r>
+      <w:r>
+        <w:rPr>
+          <w:lang w:val="pt_PT" w:bidi="pt_PT"/>
+        </w:rPr>
+      </w:r>
+    </w:p>
+    <w:p>
+      <w:pPr/>
+      <w:r>
+        <w:rPr>
+          <w:lang w:val="pt_PT" w:bidi="pt_PT"/>
+        </w:rPr>
+      </w:r>
     </w:p>
     <w:p>
       <w:pPr>
         <w:pStyle w:val="Heading2"/>
       </w:pPr>
       <w:r>
+        <w:rPr>
+          <w:lang w:val="pt_PT" w:bidi="pt_PT"/>
+        </w:rPr>
         <w:t>Lamentações 3.1–24</w:t>
       </w:r>
-      <w:r/>
-    </w:p>
-    <w:p>
-      <w:r/>
-      <w:r>
+      <w:r>
+        <w:rPr>
+          <w:lang w:val="pt_PT" w:bidi="pt_PT"/>
+        </w:rPr>
+      </w:r>
+    </w:p>
+    <w:p>
+      <w:pPr/>
+      <w:r>
+        <w:rPr>
+          <w:lang w:val="pt_PT" w:bidi="pt_PT"/>
+        </w:rPr>
+      </w:r>
+      <w:r>
+        <w:rPr>
+          <w:lang w:val="pt_PT" w:bidi="pt_PT"/>
+        </w:rPr>
         <w:t>O autor fala do sofrimento de Judá e Jerusalém como se fosse o seu próprio.</w:t>
       </w:r>
-      <w:r/>
-      <w:r/>
-    </w:p>
-    <w:p>
-      <w:r/>
+      <w:r>
+        <w:rPr>
+          <w:lang w:val="pt_PT" w:bidi="pt_PT"/>
+        </w:rPr>
+      </w:r>
+      <w:r>
+        <w:rPr>
+          <w:lang w:val="pt_PT" w:bidi="pt_PT"/>
+        </w:rPr>
+      </w:r>
+    </w:p>
+    <w:p>
+      <w:pPr/>
+      <w:r>
+        <w:rPr>
+          <w:lang w:val="pt_PT" w:bidi="pt_PT"/>
+        </w:rPr>
+      </w:r>
     </w:p>
     <w:p>
       <w:pPr>
         <w:pStyle w:val="Heading2"/>
       </w:pPr>
       <w:r>
+        <w:rPr>
+          <w:lang w:val="pt_PT" w:bidi="pt_PT"/>
+        </w:rPr>
         <w:t>Lamentações 3.1–66</w:t>
       </w:r>
-      <w:r/>
-    </w:p>
-    <w:p>
-      <w:r/>
-      <w:r>
+      <w:r>
+        <w:rPr>
+          <w:lang w:val="pt_PT" w:bidi="pt_PT"/>
+        </w:rPr>
+      </w:r>
+    </w:p>
+    <w:p>
+      <w:pPr/>
+      <w:r>
+        <w:rPr>
+          <w:lang w:val="pt_PT" w:bidi="pt_PT"/>
+        </w:rPr>
+      </w:r>
+      <w:r>
+        <w:rPr>
+          <w:lang w:val="pt_PT" w:bidi="pt_PT"/>
+        </w:rPr>
         <w:t>Neste capítulo, o autor lamenta o que aconteceu (</w:t>
       </w:r>
       <w:hyperlink r:id="rId86">
         <w:r>
           <w:rPr>
+            <w:lang w:val="pt_PT" w:bidi="pt_PT"/>
+          </w:rPr>
+          <w:rPr>
             <w:color w:val="0000EE"/>
             <w:u w:val="single"/>
           </w:rPr>
@@ -1647,11 +3036,17 @@
         </w:r>
       </w:hyperlink>
       <w:r>
+        <w:rPr>
+          <w:lang w:val="pt_PT" w:bidi="pt_PT"/>
+        </w:rPr>
         <w:t>,</w:t>
       </w:r>
       <w:hyperlink r:id="rId87">
         <w:r>
           <w:rPr>
+            <w:lang w:val="pt_PT" w:bidi="pt_PT"/>
+          </w:rPr>
+          <w:rPr>
             <w:color w:val="0000EE"/>
             <w:u w:val="single"/>
           </w:rPr>
@@ -1659,11 +3054,17 @@
         </w:r>
       </w:hyperlink>
       <w:r>
+        <w:rPr>
+          <w:lang w:val="pt_PT" w:bidi="pt_PT"/>
+        </w:rPr>
         <w:t>), lembra-se do amor fiel do Senhor (</w:t>
       </w:r>
       <w:hyperlink r:id="rId88">
         <w:r>
           <w:rPr>
+            <w:lang w:val="pt_PT" w:bidi="pt_PT"/>
+          </w:rPr>
+          <w:rPr>
             <w:color w:val="0000EE"/>
             <w:u w:val="single"/>
           </w:rPr>
@@ -1671,11 +3072,17 @@
         </w:r>
       </w:hyperlink>
       <w:r>
+        <w:rPr>
+          <w:lang w:val="pt_PT" w:bidi="pt_PT"/>
+        </w:rPr>
         <w:t>), descreve como o povo de Deus deve responder (</w:t>
       </w:r>
       <w:hyperlink r:id="rId89">
         <w:r>
           <w:rPr>
+            <w:lang w:val="pt_PT" w:bidi="pt_PT"/>
+          </w:rPr>
+          <w:rPr>
             <w:color w:val="0000EE"/>
             <w:u w:val="single"/>
           </w:rPr>
@@ -1683,11 +3090,17 @@
         </w:r>
       </w:hyperlink>
       <w:r>
+        <w:rPr>
+          <w:lang w:val="pt_PT" w:bidi="pt_PT"/>
+        </w:rPr>
         <w:t>) e clama ao Senhor em oração (</w:t>
       </w:r>
       <w:hyperlink r:id="rId90">
         <w:r>
           <w:rPr>
+            <w:lang w:val="pt_PT" w:bidi="pt_PT"/>
+          </w:rPr>
+          <w:rPr>
             <w:color w:val="0000EE"/>
             <w:u w:val="single"/>
           </w:rPr>
@@ -1695,31 +3108,65 @@
         </w:r>
       </w:hyperlink>
       <w:r>
+        <w:rPr>
+          <w:lang w:val="pt_PT" w:bidi="pt_PT"/>
+        </w:rPr>
         <w:t>).</w:t>
       </w:r>
-      <w:r/>
-      <w:r/>
-    </w:p>
-    <w:p>
-      <w:r/>
+      <w:r>
+        <w:rPr>
+          <w:lang w:val="pt_PT" w:bidi="pt_PT"/>
+        </w:rPr>
+      </w:r>
+      <w:r>
+        <w:rPr>
+          <w:lang w:val="pt_PT" w:bidi="pt_PT"/>
+        </w:rPr>
+      </w:r>
+    </w:p>
+    <w:p>
+      <w:pPr/>
+      <w:r>
+        <w:rPr>
+          <w:lang w:val="pt_PT" w:bidi="pt_PT"/>
+        </w:rPr>
+      </w:r>
     </w:p>
     <w:p>
       <w:pPr>
         <w:pStyle w:val="Heading2"/>
       </w:pPr>
       <w:r>
+        <w:rPr>
+          <w:lang w:val="pt_PT" w:bidi="pt_PT"/>
+        </w:rPr>
         <w:t>Lamentações 3.6–9</w:t>
       </w:r>
-      <w:r/>
-    </w:p>
-    <w:p>
-      <w:r/>
-      <w:r>
+      <w:r>
+        <w:rPr>
+          <w:lang w:val="pt_PT" w:bidi="pt_PT"/>
+        </w:rPr>
+      </w:r>
+    </w:p>
+    <w:p>
+      <w:pPr/>
+      <w:r>
+        <w:rPr>
+          <w:lang w:val="pt_PT" w:bidi="pt_PT"/>
+        </w:rPr>
+      </w:r>
+      <w:r>
+        <w:rPr>
+          <w:lang w:val="pt_PT" w:bidi="pt_PT"/>
+        </w:rPr>
         <w:t>Alguns entendem esses versos como uma referência poética ao aprisionamento de Jeremias em uma cisterna cheia de lama antes da destruição de Jerusalém (</w:t>
       </w:r>
       <w:hyperlink r:id="rId91">
         <w:r>
           <w:rPr>
+            <w:lang w:val="pt_PT" w:bidi="pt_PT"/>
+          </w:rPr>
+          <w:rPr>
             <w:color w:val="0000EE"/>
             <w:u w:val="single"/>
           </w:rPr>
@@ -1727,31 +3174,65 @@
         </w:r>
       </w:hyperlink>
       <w:r>
+        <w:rPr>
+          <w:lang w:val="pt_PT" w:bidi="pt_PT"/>
+        </w:rPr>
         <w:t>).</w:t>
       </w:r>
-      <w:r/>
-      <w:r/>
-    </w:p>
-    <w:p>
-      <w:r/>
+      <w:r>
+        <w:rPr>
+          <w:lang w:val="pt_PT" w:bidi="pt_PT"/>
+        </w:rPr>
+      </w:r>
+      <w:r>
+        <w:rPr>
+          <w:lang w:val="pt_PT" w:bidi="pt_PT"/>
+        </w:rPr>
+      </w:r>
+    </w:p>
+    <w:p>
+      <w:pPr/>
+      <w:r>
+        <w:rPr>
+          <w:lang w:val="pt_PT" w:bidi="pt_PT"/>
+        </w:rPr>
+      </w:r>
     </w:p>
     <w:p>
       <w:pPr>
         <w:pStyle w:val="Heading2"/>
       </w:pPr>
       <w:r>
+        <w:rPr>
+          <w:lang w:val="pt_PT" w:bidi="pt_PT"/>
+        </w:rPr>
         <w:t>Lamentações 3.9</w:t>
       </w:r>
-      <w:r/>
-    </w:p>
-    <w:p>
-      <w:r/>
-      <w:r>
+      <w:r>
+        <w:rPr>
+          <w:lang w:val="pt_PT" w:bidi="pt_PT"/>
+        </w:rPr>
+      </w:r>
+    </w:p>
+    <w:p>
+      <w:pPr/>
+      <w:r>
+        <w:rPr>
+          <w:lang w:val="pt_PT" w:bidi="pt_PT"/>
+        </w:rPr>
+      </w:r>
+      <w:r>
+        <w:rPr>
+          <w:lang w:val="pt_PT" w:bidi="pt_PT"/>
+        </w:rPr>
         <w:t>Não posso seguir em frente, pois, com grandes blocos de pedra, ele fechou o meu caminho: o pecado causa confusão e impede uma pessoa ou uma comunidade de ter um futuro feliz. Pessoas inocentes veem o futuro como um caminho reto e fácil de seguir (</w:t>
       </w:r>
       <w:hyperlink r:id="rId92">
         <w:r>
           <w:rPr>
+            <w:lang w:val="pt_PT" w:bidi="pt_PT"/>
+          </w:rPr>
+          <w:rPr>
             <w:color w:val="0000EE"/>
             <w:u w:val="single"/>
           </w:rPr>
@@ -1759,11 +3240,17 @@
         </w:r>
       </w:hyperlink>
       <w:r>
+        <w:rPr>
+          <w:lang w:val="pt_PT" w:bidi="pt_PT"/>
+        </w:rPr>
         <w:t>). Isaías imaginou as atividades de Deus como um desfile em uma estrada reta que seus adoradores preparariam (</w:t>
       </w:r>
       <w:hyperlink r:id="rId93">
         <w:r>
           <w:rPr>
+            <w:lang w:val="pt_PT" w:bidi="pt_PT"/>
+          </w:rPr>
+          <w:rPr>
             <w:color w:val="0000EE"/>
             <w:u w:val="single"/>
           </w:rPr>
@@ -1771,31 +3258,65 @@
         </w:r>
       </w:hyperlink>
       <w:r>
+        <w:rPr>
+          <w:lang w:val="pt_PT" w:bidi="pt_PT"/>
+        </w:rPr>
         <w:t>).</w:t>
       </w:r>
-      <w:r/>
-      <w:r/>
-    </w:p>
-    <w:p>
-      <w:r/>
+      <w:r>
+        <w:rPr>
+          <w:lang w:val="pt_PT" w:bidi="pt_PT"/>
+        </w:rPr>
+      </w:r>
+      <w:r>
+        <w:rPr>
+          <w:lang w:val="pt_PT" w:bidi="pt_PT"/>
+        </w:rPr>
+      </w:r>
+    </w:p>
+    <w:p>
+      <w:pPr/>
+      <w:r>
+        <w:rPr>
+          <w:lang w:val="pt_PT" w:bidi="pt_PT"/>
+        </w:rPr>
+      </w:r>
     </w:p>
     <w:p>
       <w:pPr>
         <w:pStyle w:val="Heading2"/>
       </w:pPr>
       <w:r>
+        <w:rPr>
+          <w:lang w:val="pt_PT" w:bidi="pt_PT"/>
+        </w:rPr>
         <w:t>Lamentações 3.12</w:t>
       </w:r>
-      <w:r/>
-    </w:p>
-    <w:p>
-      <w:r/>
-      <w:r>
+      <w:r>
+        <w:rPr>
+          <w:lang w:val="pt_PT" w:bidi="pt_PT"/>
+        </w:rPr>
+      </w:r>
+    </w:p>
+    <w:p>
+      <w:pPr/>
+      <w:r>
+        <w:rPr>
+          <w:lang w:val="pt_PT" w:bidi="pt_PT"/>
+        </w:rPr>
+      </w:r>
+      <w:r>
+        <w:rPr>
+          <w:lang w:val="pt_PT" w:bidi="pt_PT"/>
+        </w:rPr>
         <w:t xml:space="preserve">Compare esse texto com </w:t>
       </w:r>
       <w:hyperlink r:id="rId94">
         <w:r>
           <w:rPr>
+            <w:lang w:val="pt_PT" w:bidi="pt_PT"/>
+          </w:rPr>
+          <w:rPr>
             <w:color w:val="0000EE"/>
             <w:u w:val="single"/>
           </w:rPr>
@@ -1803,40 +3324,78 @@
         </w:r>
       </w:hyperlink>
       <w:r>
+        <w:rPr>
+          <w:lang w:val="pt_PT" w:bidi="pt_PT"/>
+        </w:rPr>
         <w:t>.</w:t>
       </w:r>
-      <w:r/>
-      <w:r/>
-    </w:p>
-    <w:p>
-      <w:r/>
+      <w:r>
+        <w:rPr>
+          <w:lang w:val="pt_PT" w:bidi="pt_PT"/>
+        </w:rPr>
+      </w:r>
+      <w:r>
+        <w:rPr>
+          <w:lang w:val="pt_PT" w:bidi="pt_PT"/>
+        </w:rPr>
+      </w:r>
+    </w:p>
+    <w:p>
+      <w:pPr/>
+      <w:r>
+        <w:rPr>
+          <w:lang w:val="pt_PT" w:bidi="pt_PT"/>
+        </w:rPr>
+      </w:r>
     </w:p>
     <w:p>
       <w:pPr>
         <w:pStyle w:val="Heading2"/>
       </w:pPr>
       <w:r>
+        <w:rPr>
+          <w:lang w:val="pt_PT" w:bidi="pt_PT"/>
+        </w:rPr>
         <w:t>Lamentações 3.19</w:t>
       </w:r>
-      <w:r/>
-    </w:p>
-    <w:p>
-      <w:r/>
-      <w:r>
+      <w:r>
+        <w:rPr>
+          <w:lang w:val="pt_PT" w:bidi="pt_PT"/>
+        </w:rPr>
+      </w:r>
+    </w:p>
+    <w:p>
+      <w:pPr/>
+      <w:r>
+        <w:rPr>
+          <w:lang w:val="pt_PT" w:bidi="pt_PT"/>
+        </w:rPr>
+      </w:r>
+      <w:r>
+        <w:rPr>
+          <w:lang w:val="pt_PT" w:bidi="pt_PT"/>
+        </w:rPr>
         <w:t xml:space="preserve">é amargo além das palavras (ou </w:t>
       </w:r>
       <w:r>
         <w:rPr>
           <w:i/>
+          <w:lang w:val="pt_PT" w:bidi="pt_PT"/>
         </w:rPr>
         <w:t>é absinto e fel</w:t>
       </w:r>
       <w:r>
+        <w:rPr>
+          <w:lang w:val="pt_PT" w:bidi="pt_PT"/>
+        </w:rPr>
         <w:t>): absinto é uma planta com um gosto amargo; aqui representa a intensidade emocional da agonia interior (</w:t>
       </w:r>
       <w:hyperlink r:id="rId95">
         <w:r>
           <w:rPr>
+            <w:lang w:val="pt_PT" w:bidi="pt_PT"/>
+          </w:rPr>
+          <w:rPr>
             <w:color w:val="0000EE"/>
             <w:u w:val="single"/>
           </w:rPr>
@@ -1844,11 +3403,17 @@
         </w:r>
       </w:hyperlink>
       <w:r>
+        <w:rPr>
+          <w:lang w:val="pt_PT" w:bidi="pt_PT"/>
+        </w:rPr>
         <w:t xml:space="preserve">; </w:t>
       </w:r>
       <w:hyperlink r:id="rId96">
         <w:r>
           <w:rPr>
+            <w:lang w:val="pt_PT" w:bidi="pt_PT"/>
+          </w:rPr>
+          <w:rPr>
             <w:color w:val="0000EE"/>
             <w:u w:val="single"/>
           </w:rPr>
@@ -1856,11 +3421,17 @@
         </w:r>
       </w:hyperlink>
       <w:r>
+        <w:rPr>
+          <w:lang w:val="pt_PT" w:bidi="pt_PT"/>
+        </w:rPr>
         <w:t>). Fel é uma planta venenosa que causa dor física severa se ingerida; é um símbolo poderoso para emoções extremamente estressantes (</w:t>
       </w:r>
       <w:hyperlink r:id="rId97">
         <w:r>
           <w:rPr>
+            <w:lang w:val="pt_PT" w:bidi="pt_PT"/>
+          </w:rPr>
+          <w:rPr>
             <w:color w:val="0000EE"/>
             <w:u w:val="single"/>
           </w:rPr>
@@ -1868,11 +3439,17 @@
         </w:r>
       </w:hyperlink>
       <w:r>
+        <w:rPr>
+          <w:lang w:val="pt_PT" w:bidi="pt_PT"/>
+        </w:rPr>
         <w:t xml:space="preserve">; </w:t>
       </w:r>
       <w:hyperlink r:id="rId98">
         <w:r>
           <w:rPr>
+            <w:lang w:val="pt_PT" w:bidi="pt_PT"/>
+          </w:rPr>
+          <w:rPr>
             <w:color w:val="0000EE"/>
             <w:u w:val="single"/>
           </w:rPr>
@@ -1880,31 +3457,65 @@
         </w:r>
       </w:hyperlink>
       <w:r>
+        <w:rPr>
+          <w:lang w:val="pt_PT" w:bidi="pt_PT"/>
+        </w:rPr>
         <w:t>). O autor parece estar em um beco sem saída do qual não pode escapar.</w:t>
       </w:r>
-      <w:r/>
-      <w:r/>
-    </w:p>
-    <w:p>
-      <w:r/>
+      <w:r>
+        <w:rPr>
+          <w:lang w:val="pt_PT" w:bidi="pt_PT"/>
+        </w:rPr>
+      </w:r>
+      <w:r>
+        <w:rPr>
+          <w:lang w:val="pt_PT" w:bidi="pt_PT"/>
+        </w:rPr>
+      </w:r>
+    </w:p>
+    <w:p>
+      <w:pPr/>
+      <w:r>
+        <w:rPr>
+          <w:lang w:val="pt_PT" w:bidi="pt_PT"/>
+        </w:rPr>
+      </w:r>
     </w:p>
     <w:p>
       <w:pPr>
         <w:pStyle w:val="Heading2"/>
       </w:pPr>
       <w:r>
+        <w:rPr>
+          <w:lang w:val="pt_PT" w:bidi="pt_PT"/>
+        </w:rPr>
         <w:t>Lamentações 3.22</w:t>
       </w:r>
-      <w:r/>
-    </w:p>
-    <w:p>
-      <w:r/>
-      <w:r>
+      <w:r>
+        <w:rPr>
+          <w:lang w:val="pt_PT" w:bidi="pt_PT"/>
+        </w:rPr>
+      </w:r>
+    </w:p>
+    <w:p>
+      <w:pPr/>
+      <w:r>
+        <w:rPr>
+          <w:lang w:val="pt_PT" w:bidi="pt_PT"/>
+        </w:rPr>
+      </w:r>
+      <w:r>
+        <w:rPr>
+          <w:lang w:val="pt_PT" w:bidi="pt_PT"/>
+        </w:rPr>
         <w:t>O amor fiel do Senhor é a base para a recuperação do poeta de uma depressão profunda. Assim como Jeremias na cisterna (</w:t>
       </w:r>
       <w:hyperlink r:id="rId91">
         <w:r>
           <w:rPr>
+            <w:lang w:val="pt_PT" w:bidi="pt_PT"/>
+          </w:rPr>
+          <w:rPr>
             <w:color w:val="0000EE"/>
             <w:u w:val="single"/>
           </w:rPr>
@@ -1912,11 +3523,17 @@
         </w:r>
       </w:hyperlink>
       <w:r>
+        <w:rPr>
+          <w:lang w:val="pt_PT" w:bidi="pt_PT"/>
+        </w:rPr>
         <w:t>) e Jonas no estômago do Grande peixe (</w:t>
       </w:r>
       <w:hyperlink r:id="rId99">
         <w:r>
           <w:rPr>
+            <w:lang w:val="pt_PT" w:bidi="pt_PT"/>
+          </w:rPr>
+          <w:rPr>
             <w:color w:val="0000EE"/>
             <w:u w:val="single"/>
           </w:rPr>
@@ -1924,71 +3541,161 @@
         </w:r>
       </w:hyperlink>
       <w:r>
+        <w:rPr>
+          <w:lang w:val="pt_PT" w:bidi="pt_PT"/>
+        </w:rPr>
         <w:t>), o Senhor providenciou salvação da morte.</w:t>
       </w:r>
-      <w:r/>
-      <w:r/>
-    </w:p>
-    <w:p>
-      <w:r/>
+      <w:r>
+        <w:rPr>
+          <w:lang w:val="pt_PT" w:bidi="pt_PT"/>
+        </w:rPr>
+      </w:r>
+      <w:r>
+        <w:rPr>
+          <w:lang w:val="pt_PT" w:bidi="pt_PT"/>
+        </w:rPr>
+      </w:r>
+    </w:p>
+    <w:p>
+      <w:pPr/>
+      <w:r>
+        <w:rPr>
+          <w:lang w:val="pt_PT" w:bidi="pt_PT"/>
+        </w:rPr>
+      </w:r>
     </w:p>
     <w:p>
       <w:pPr>
         <w:pStyle w:val="Heading2"/>
       </w:pPr>
       <w:r>
+        <w:rPr>
+          <w:lang w:val="pt_PT" w:bidi="pt_PT"/>
+        </w:rPr>
         <w:t>Lamentações 3.22–33</w:t>
       </w:r>
-      <w:r/>
-    </w:p>
-    <w:p>
-      <w:r/>
-      <w:r>
+      <w:r>
+        <w:rPr>
+          <w:lang w:val="pt_PT" w:bidi="pt_PT"/>
+        </w:rPr>
+      </w:r>
+    </w:p>
+    <w:p>
+      <w:pPr/>
+      <w:r>
+        <w:rPr>
+          <w:lang w:val="pt_PT" w:bidi="pt_PT"/>
+        </w:rPr>
+      </w:r>
+      <w:r>
+        <w:rPr>
+          <w:lang w:val="pt_PT" w:bidi="pt_PT"/>
+        </w:rPr>
         <w:t>O amor e a fidelidade de Deus nunca cessam. Assim como Deus foi fiel ao julgar Jerusalém por seus pecados, ele também seria fiel em restaurar aqueles que retornassem a ele.</w:t>
       </w:r>
-      <w:r/>
-      <w:r/>
-    </w:p>
-    <w:p>
-      <w:r/>
+      <w:r>
+        <w:rPr>
+          <w:lang w:val="pt_PT" w:bidi="pt_PT"/>
+        </w:rPr>
+      </w:r>
+      <w:r>
+        <w:rPr>
+          <w:lang w:val="pt_PT" w:bidi="pt_PT"/>
+        </w:rPr>
+      </w:r>
+    </w:p>
+    <w:p>
+      <w:pPr/>
+      <w:r>
+        <w:rPr>
+          <w:lang w:val="pt_PT" w:bidi="pt_PT"/>
+        </w:rPr>
+      </w:r>
     </w:p>
     <w:p>
       <w:pPr>
         <w:pStyle w:val="Heading2"/>
       </w:pPr>
       <w:r>
+        <w:rPr>
+          <w:lang w:val="pt_PT" w:bidi="pt_PT"/>
+        </w:rPr>
         <w:t>Lamentações 3.23</w:t>
       </w:r>
-      <w:r/>
-    </w:p>
-    <w:p>
-      <w:r/>
-      <w:r>
+      <w:r>
+        <w:rPr>
+          <w:lang w:val="pt_PT" w:bidi="pt_PT"/>
+        </w:rPr>
+      </w:r>
+    </w:p>
+    <w:p>
+      <w:pPr/>
+      <w:r>
+        <w:rPr>
+          <w:lang w:val="pt_PT" w:bidi="pt_PT"/>
+        </w:rPr>
+      </w:r>
+      <w:r>
+        <w:rPr>
+          <w:lang w:val="pt_PT" w:bidi="pt_PT"/>
+        </w:rPr>
         <w:t>A fidelidade de Deus refere-se à sua confiabilidade absoluta, evidente em suas misericórdias diárias. Ele continuamente nos proporciona um mundo habitável onde podemos viver.</w:t>
       </w:r>
-      <w:r/>
-      <w:r/>
-    </w:p>
-    <w:p>
-      <w:r/>
+      <w:r>
+        <w:rPr>
+          <w:lang w:val="pt_PT" w:bidi="pt_PT"/>
+        </w:rPr>
+      </w:r>
+      <w:r>
+        <w:rPr>
+          <w:lang w:val="pt_PT" w:bidi="pt_PT"/>
+        </w:rPr>
+      </w:r>
+    </w:p>
+    <w:p>
+      <w:pPr/>
+      <w:r>
+        <w:rPr>
+          <w:lang w:val="pt_PT" w:bidi="pt_PT"/>
+        </w:rPr>
+      </w:r>
     </w:p>
     <w:p>
       <w:pPr>
         <w:pStyle w:val="Heading2"/>
       </w:pPr>
       <w:r>
+        <w:rPr>
+          <w:lang w:val="pt_PT" w:bidi="pt_PT"/>
+        </w:rPr>
         <w:t>Lamentações 3.24</w:t>
       </w:r>
-      <w:r/>
-    </w:p>
-    <w:p>
-      <w:r/>
-      <w:r>
+      <w:r>
+        <w:rPr>
+          <w:lang w:val="pt_PT" w:bidi="pt_PT"/>
+        </w:rPr>
+      </w:r>
+    </w:p>
+    <w:p>
+      <w:pPr/>
+      <w:r>
+        <w:rPr>
+          <w:lang w:val="pt_PT" w:bidi="pt_PT"/>
+        </w:rPr>
+      </w:r>
+      <w:r>
+        <w:rPr>
+          <w:lang w:val="pt_PT" w:bidi="pt_PT"/>
+        </w:rPr>
         <w:t>Deus é tudo o que tenho: a terra de Canaã foi considerada a herança de Israel desde o tempo de Moisés (</w:t>
       </w:r>
       <w:hyperlink r:id="rId100">
         <w:r>
           <w:rPr>
+            <w:lang w:val="pt_PT" w:bidi="pt_PT"/>
+          </w:rPr>
+          <w:rPr>
             <w:color w:val="0000EE"/>
             <w:u w:val="single"/>
           </w:rPr>
@@ -1996,11 +3703,17 @@
         </w:r>
       </w:hyperlink>
       <w:r>
+        <w:rPr>
+          <w:lang w:val="pt_PT" w:bidi="pt_PT"/>
+        </w:rPr>
         <w:t xml:space="preserve">; </w:t>
       </w:r>
       <w:hyperlink r:id="rId101">
         <w:r>
           <w:rPr>
+            <w:lang w:val="pt_PT" w:bidi="pt_PT"/>
+          </w:rPr>
+          <w:rPr>
             <w:color w:val="0000EE"/>
             <w:u w:val="single"/>
           </w:rPr>
@@ -2008,11 +3721,17 @@
         </w:r>
       </w:hyperlink>
       <w:r>
+        <w:rPr>
+          <w:lang w:val="pt_PT" w:bidi="pt_PT"/>
+        </w:rPr>
         <w:t xml:space="preserve">; </w:t>
       </w:r>
       <w:hyperlink r:id="rId102">
         <w:r>
           <w:rPr>
+            <w:lang w:val="pt_PT" w:bidi="pt_PT"/>
+          </w:rPr>
+          <w:rPr>
             <w:color w:val="0000EE"/>
             <w:u w:val="single"/>
           </w:rPr>
@@ -2020,11 +3739,17 @@
         </w:r>
       </w:hyperlink>
       <w:r>
+        <w:rPr>
+          <w:lang w:val="pt_PT" w:bidi="pt_PT"/>
+        </w:rPr>
         <w:t xml:space="preserve">; </w:t>
       </w:r>
       <w:hyperlink r:id="rId103">
         <w:r>
           <w:rPr>
+            <w:lang w:val="pt_PT" w:bidi="pt_PT"/>
+          </w:rPr>
+          <w:rPr>
             <w:color w:val="0000EE"/>
             <w:u w:val="single"/>
           </w:rPr>
@@ -2032,11 +3757,17 @@
         </w:r>
       </w:hyperlink>
       <w:r>
+        <w:rPr>
+          <w:lang w:val="pt_PT" w:bidi="pt_PT"/>
+        </w:rPr>
         <w:t xml:space="preserve">), mas a verdadeira herança do povo de Deus é realmente o próprio Deus (veja </w:t>
       </w:r>
       <w:hyperlink r:id="rId104">
         <w:r>
           <w:rPr>
+            <w:lang w:val="pt_PT" w:bidi="pt_PT"/>
+          </w:rPr>
+          <w:rPr>
             <w:color w:val="0000EE"/>
             <w:u w:val="single"/>
           </w:rPr>
@@ -2044,11 +3775,17 @@
         </w:r>
       </w:hyperlink>
       <w:r>
+        <w:rPr>
+          <w:lang w:val="pt_PT" w:bidi="pt_PT"/>
+        </w:rPr>
         <w:t xml:space="preserve">; </w:t>
       </w:r>
       <w:hyperlink r:id="rId105">
         <w:r>
           <w:rPr>
+            <w:lang w:val="pt_PT" w:bidi="pt_PT"/>
+          </w:rPr>
+          <w:rPr>
             <w:color w:val="0000EE"/>
             <w:u w:val="single"/>
           </w:rPr>
@@ -2056,11 +3793,17 @@
         </w:r>
       </w:hyperlink>
       <w:r>
+        <w:rPr>
+          <w:lang w:val="pt_PT" w:bidi="pt_PT"/>
+        </w:rPr>
         <w:t xml:space="preserve">; </w:t>
       </w:r>
       <w:hyperlink r:id="rId106">
         <w:r>
           <w:rPr>
+            <w:lang w:val="pt_PT" w:bidi="pt_PT"/>
+          </w:rPr>
+          <w:rPr>
             <w:color w:val="0000EE"/>
             <w:u w:val="single"/>
           </w:rPr>
@@ -2068,11 +3811,17 @@
         </w:r>
       </w:hyperlink>
       <w:r>
+        <w:rPr>
+          <w:lang w:val="pt_PT" w:bidi="pt_PT"/>
+        </w:rPr>
         <w:t xml:space="preserve">; </w:t>
       </w:r>
       <w:hyperlink r:id="rId107">
         <w:r>
           <w:rPr>
+            <w:lang w:val="pt_PT" w:bidi="pt_PT"/>
+          </w:rPr>
+          <w:rPr>
             <w:color w:val="0000EE"/>
             <w:u w:val="single"/>
           </w:rPr>
@@ -2080,71 +3829,161 @@
         </w:r>
       </w:hyperlink>
       <w:r>
+        <w:rPr>
+          <w:lang w:val="pt_PT" w:bidi="pt_PT"/>
+        </w:rPr>
         <w:t>).</w:t>
       </w:r>
-      <w:r/>
-      <w:r/>
-    </w:p>
-    <w:p>
-      <w:r/>
+      <w:r>
+        <w:rPr>
+          <w:lang w:val="pt_PT" w:bidi="pt_PT"/>
+        </w:rPr>
+      </w:r>
+      <w:r>
+        <w:rPr>
+          <w:lang w:val="pt_PT" w:bidi="pt_PT"/>
+        </w:rPr>
+      </w:r>
+    </w:p>
+    <w:p>
+      <w:pPr/>
+      <w:r>
+        <w:rPr>
+          <w:lang w:val="pt_PT" w:bidi="pt_PT"/>
+        </w:rPr>
+      </w:r>
     </w:p>
     <w:p>
       <w:pPr>
         <w:pStyle w:val="Heading2"/>
       </w:pPr>
       <w:r>
+        <w:rPr>
+          <w:lang w:val="pt_PT" w:bidi="pt_PT"/>
+        </w:rPr>
         <w:t>Lamentações 3.26</w:t>
       </w:r>
-      <w:r/>
-    </w:p>
-    <w:p>
-      <w:r/>
-      <w:r>
+      <w:r>
+        <w:rPr>
+          <w:lang w:val="pt_PT" w:bidi="pt_PT"/>
+        </w:rPr>
+      </w:r>
+    </w:p>
+    <w:p>
+      <w:pPr/>
+      <w:r>
+        <w:rPr>
+          <w:lang w:val="pt_PT" w:bidi="pt_PT"/>
+        </w:rPr>
+      </w:r>
+      <w:r>
+        <w:rPr>
+          <w:lang w:val="pt_PT" w:bidi="pt_PT"/>
+        </w:rPr>
         <w:t>Aqueles que confiam no plano de Deus podem esperar em silêncio até que ele conceda a salvação.</w:t>
       </w:r>
-      <w:r/>
-      <w:r/>
-    </w:p>
-    <w:p>
-      <w:r/>
+      <w:r>
+        <w:rPr>
+          <w:lang w:val="pt_PT" w:bidi="pt_PT"/>
+        </w:rPr>
+      </w:r>
+      <w:r>
+        <w:rPr>
+          <w:lang w:val="pt_PT" w:bidi="pt_PT"/>
+        </w:rPr>
+      </w:r>
+    </w:p>
+    <w:p>
+      <w:pPr/>
+      <w:r>
+        <w:rPr>
+          <w:lang w:val="pt_PT" w:bidi="pt_PT"/>
+        </w:rPr>
+      </w:r>
     </w:p>
     <w:p>
       <w:pPr>
         <w:pStyle w:val="Heading2"/>
       </w:pPr>
       <w:r>
+        <w:rPr>
+          <w:lang w:val="pt_PT" w:bidi="pt_PT"/>
+        </w:rPr>
         <w:t>Lamentações 3.28</w:t>
       </w:r>
-      <w:r/>
-    </w:p>
-    <w:p>
-      <w:r/>
-      <w:r>
+      <w:r>
+        <w:rPr>
+          <w:lang w:val="pt_PT" w:bidi="pt_PT"/>
+        </w:rPr>
+      </w:r>
+    </w:p>
+    <w:p>
+      <w:pPr/>
+      <w:r>
+        <w:rPr>
+          <w:lang w:val="pt_PT" w:bidi="pt_PT"/>
+        </w:rPr>
+      </w:r>
+      <w:r>
+        <w:rPr>
+          <w:lang w:val="pt_PT" w:bidi="pt_PT"/>
+        </w:rPr>
         <w:t>devemos ficar sozinhos, pacientes e em silêncio: a submissão humilde silencia a língua e acalma o coração.</w:t>
       </w:r>
-      <w:r/>
-      <w:r/>
-    </w:p>
-    <w:p>
-      <w:r/>
+      <w:r>
+        <w:rPr>
+          <w:lang w:val="pt_PT" w:bidi="pt_PT"/>
+        </w:rPr>
+      </w:r>
+      <w:r>
+        <w:rPr>
+          <w:lang w:val="pt_PT" w:bidi="pt_PT"/>
+        </w:rPr>
+      </w:r>
+    </w:p>
+    <w:p>
+      <w:pPr/>
+      <w:r>
+        <w:rPr>
+          <w:lang w:val="pt_PT" w:bidi="pt_PT"/>
+        </w:rPr>
+      </w:r>
     </w:p>
     <w:p>
       <w:pPr>
         <w:pStyle w:val="Heading2"/>
       </w:pPr>
       <w:r>
+        <w:rPr>
+          <w:lang w:val="pt_PT" w:bidi="pt_PT"/>
+        </w:rPr>
         <w:t>Lamentações 3.29–30</w:t>
       </w:r>
-      <w:r/>
-    </w:p>
-    <w:p>
-      <w:r/>
-      <w:r>
+      <w:r>
+        <w:rPr>
+          <w:lang w:val="pt_PT" w:bidi="pt_PT"/>
+        </w:rPr>
+      </w:r>
+    </w:p>
+    <w:p>
+      <w:pPr/>
+      <w:r>
+        <w:rPr>
+          <w:lang w:val="pt_PT" w:bidi="pt_PT"/>
+        </w:rPr>
+      </w:r>
+      <w:r>
+        <w:rPr>
+          <w:lang w:val="pt_PT" w:bidi="pt_PT"/>
+        </w:rPr>
         <w:t>No antigo Oriente Próximo, deitar-se de bruços no pó expressava submissão (</w:t>
       </w:r>
       <w:hyperlink r:id="rId108">
         <w:r>
           <w:rPr>
+            <w:lang w:val="pt_PT" w:bidi="pt_PT"/>
+          </w:rPr>
+          <w:rPr>
             <w:color w:val="0000EE"/>
             <w:u w:val="single"/>
           </w:rPr>
@@ -2152,11 +3991,17 @@
         </w:r>
       </w:hyperlink>
       <w:r>
+        <w:rPr>
+          <w:lang w:val="pt_PT" w:bidi="pt_PT"/>
+        </w:rPr>
         <w:t xml:space="preserve">; </w:t>
       </w:r>
       <w:hyperlink r:id="rId109">
         <w:r>
           <w:rPr>
+            <w:lang w:val="pt_PT" w:bidi="pt_PT"/>
+          </w:rPr>
+          <w:rPr>
             <w:color w:val="0000EE"/>
             <w:u w:val="single"/>
           </w:rPr>
@@ -2164,11 +4009,17 @@
         </w:r>
       </w:hyperlink>
       <w:r>
+        <w:rPr>
+          <w:lang w:val="pt_PT" w:bidi="pt_PT"/>
+        </w:rPr>
         <w:t xml:space="preserve">; </w:t>
       </w:r>
       <w:hyperlink r:id="rId110">
         <w:r>
           <w:rPr>
+            <w:lang w:val="pt_PT" w:bidi="pt_PT"/>
+          </w:rPr>
+          <w:rPr>
             <w:color w:val="0000EE"/>
             <w:u w:val="single"/>
           </w:rPr>
@@ -2176,11 +4027,17 @@
         </w:r>
       </w:hyperlink>
       <w:r>
+        <w:rPr>
+          <w:lang w:val="pt_PT" w:bidi="pt_PT"/>
+        </w:rPr>
         <w:t xml:space="preserve">; </w:t>
       </w:r>
       <w:hyperlink r:id="rId111">
         <w:r>
           <w:rPr>
+            <w:lang w:val="pt_PT" w:bidi="pt_PT"/>
+          </w:rPr>
+          <w:rPr>
             <w:color w:val="0000EE"/>
             <w:u w:val="single"/>
           </w:rPr>
@@ -2188,11 +4045,17 @@
         </w:r>
       </w:hyperlink>
       <w:r>
+        <w:rPr>
+          <w:lang w:val="pt_PT" w:bidi="pt_PT"/>
+        </w:rPr>
         <w:t xml:space="preserve">; </w:t>
       </w:r>
       <w:hyperlink r:id="rId112">
         <w:r>
           <w:rPr>
+            <w:lang w:val="pt_PT" w:bidi="pt_PT"/>
+          </w:rPr>
+          <w:rPr>
             <w:color w:val="0000EE"/>
             <w:u w:val="single"/>
           </w:rPr>
@@ -2200,11 +4063,17 @@
         </w:r>
       </w:hyperlink>
       <w:r>
+        <w:rPr>
+          <w:lang w:val="pt_PT" w:bidi="pt_PT"/>
+        </w:rPr>
         <w:t xml:space="preserve">; </w:t>
       </w:r>
       <w:hyperlink r:id="rId113">
         <w:r>
           <w:rPr>
+            <w:lang w:val="pt_PT" w:bidi="pt_PT"/>
+          </w:rPr>
+          <w:rPr>
             <w:color w:val="0000EE"/>
             <w:u w:val="single"/>
           </w:rPr>
@@ -2212,11 +4081,17 @@
         </w:r>
       </w:hyperlink>
       <w:r>
+        <w:rPr>
+          <w:lang w:val="pt_PT" w:bidi="pt_PT"/>
+        </w:rPr>
         <w:t xml:space="preserve">; </w:t>
       </w:r>
       <w:hyperlink r:id="rId114">
         <w:r>
           <w:rPr>
+            <w:lang w:val="pt_PT" w:bidi="pt_PT"/>
+          </w:rPr>
+          <w:rPr>
             <w:color w:val="0000EE"/>
             <w:u w:val="single"/>
           </w:rPr>
@@ -2224,11 +4099,17 @@
         </w:r>
       </w:hyperlink>
       <w:r>
+        <w:rPr>
+          <w:lang w:val="pt_PT" w:bidi="pt_PT"/>
+        </w:rPr>
         <w:t>). • Virar a outra face também expressa submissão. Jesus evidentemente tinha este versículo em mente quando ensinou seus discípulos a se submeterem à perseguição (</w:t>
       </w:r>
       <w:hyperlink r:id="rId115">
         <w:r>
           <w:rPr>
+            <w:lang w:val="pt_PT" w:bidi="pt_PT"/>
+          </w:rPr>
+          <w:rPr>
             <w:color w:val="0000EE"/>
             <w:u w:val="single"/>
           </w:rPr>
@@ -2236,31 +4117,65 @@
         </w:r>
       </w:hyperlink>
       <w:r>
+        <w:rPr>
+          <w:lang w:val="pt_PT" w:bidi="pt_PT"/>
+        </w:rPr>
         <w:t>). Esta resposta reconhece que Deus é soberano mesmo sobre o nosso sofrimento.</w:t>
       </w:r>
-      <w:r/>
-      <w:r/>
-    </w:p>
-    <w:p>
-      <w:r/>
+      <w:r>
+        <w:rPr>
+          <w:lang w:val="pt_PT" w:bidi="pt_PT"/>
+        </w:rPr>
+      </w:r>
+      <w:r>
+        <w:rPr>
+          <w:lang w:val="pt_PT" w:bidi="pt_PT"/>
+        </w:rPr>
+      </w:r>
+    </w:p>
+    <w:p>
+      <w:pPr/>
+      <w:r>
+        <w:rPr>
+          <w:lang w:val="pt_PT" w:bidi="pt_PT"/>
+        </w:rPr>
+      </w:r>
     </w:p>
     <w:p>
       <w:pPr>
         <w:pStyle w:val="Heading2"/>
       </w:pPr>
       <w:r>
+        <w:rPr>
+          <w:lang w:val="pt_PT" w:bidi="pt_PT"/>
+        </w:rPr>
         <w:t>Lamentações 3.31</w:t>
       </w:r>
-      <w:r/>
-    </w:p>
-    <w:p>
-      <w:r/>
-      <w:r>
+      <w:r>
+        <w:rPr>
+          <w:lang w:val="pt_PT" w:bidi="pt_PT"/>
+        </w:rPr>
+      </w:r>
+    </w:p>
+    <w:p>
+      <w:pPr/>
+      <w:r>
+        <w:rPr>
+          <w:lang w:val="pt_PT" w:bidi="pt_PT"/>
+        </w:rPr>
+      </w:r>
+      <w:r>
+        <w:rPr>
+          <w:lang w:val="pt_PT" w:bidi="pt_PT"/>
+        </w:rPr>
         <w:t xml:space="preserve">Cp. </w:t>
       </w:r>
       <w:hyperlink r:id="rId116">
         <w:r>
           <w:rPr>
+            <w:lang w:val="pt_PT" w:bidi="pt_PT"/>
+          </w:rPr>
+          <w:rPr>
             <w:color w:val="0000EE"/>
             <w:u w:val="single"/>
           </w:rPr>
@@ -2268,31 +4183,65 @@
         </w:r>
       </w:hyperlink>
       <w:r>
+        <w:rPr>
+          <w:lang w:val="pt_PT" w:bidi="pt_PT"/>
+        </w:rPr>
         <w:t>.</w:t>
       </w:r>
-      <w:r/>
-      <w:r/>
-    </w:p>
-    <w:p>
-      <w:r/>
+      <w:r>
+        <w:rPr>
+          <w:lang w:val="pt_PT" w:bidi="pt_PT"/>
+        </w:rPr>
+      </w:r>
+      <w:r>
+        <w:rPr>
+          <w:lang w:val="pt_PT" w:bidi="pt_PT"/>
+        </w:rPr>
+      </w:r>
+    </w:p>
+    <w:p>
+      <w:pPr/>
+      <w:r>
+        <w:rPr>
+          <w:lang w:val="pt_PT" w:bidi="pt_PT"/>
+        </w:rPr>
+      </w:r>
     </w:p>
     <w:p>
       <w:pPr>
         <w:pStyle w:val="Heading2"/>
       </w:pPr>
       <w:r>
+        <w:rPr>
+          <w:lang w:val="pt_PT" w:bidi="pt_PT"/>
+        </w:rPr>
         <w:t>Lamentações 3.34–36</w:t>
       </w:r>
-      <w:r/>
-    </w:p>
-    <w:p>
-      <w:r/>
-      <w:r>
+      <w:r>
+        <w:rPr>
+          <w:lang w:val="pt_PT" w:bidi="pt_PT"/>
+        </w:rPr>
+      </w:r>
+    </w:p>
+    <w:p>
+      <w:pPr/>
+      <w:r>
+        <w:rPr>
+          <w:lang w:val="pt_PT" w:bidi="pt_PT"/>
+        </w:rPr>
+      </w:r>
+      <w:r>
+        <w:rPr>
+          <w:lang w:val="pt_PT" w:bidi="pt_PT"/>
+        </w:rPr>
         <w:t xml:space="preserve">O povo de Judá estava fazendo essas coisas antes de Jerusalém ser destruída (veja </w:t>
       </w:r>
       <w:hyperlink r:id="rId117">
         <w:r>
           <w:rPr>
+            <w:lang w:val="pt_PT" w:bidi="pt_PT"/>
+          </w:rPr>
+          <w:rPr>
             <w:color w:val="0000EE"/>
             <w:u w:val="single"/>
           </w:rPr>
@@ -2300,11 +4249,17 @@
         </w:r>
       </w:hyperlink>
       <w:r>
+        <w:rPr>
+          <w:lang w:val="pt_PT" w:bidi="pt_PT"/>
+        </w:rPr>
         <w:t xml:space="preserve">; </w:t>
       </w:r>
       <w:hyperlink r:id="rId118">
         <w:r>
           <w:rPr>
+            <w:lang w:val="pt_PT" w:bidi="pt_PT"/>
+          </w:rPr>
+          <w:rPr>
             <w:color w:val="0000EE"/>
             <w:u w:val="single"/>
           </w:rPr>
@@ -2312,11 +4267,17 @@
         </w:r>
       </w:hyperlink>
       <w:r>
+        <w:rPr>
+          <w:lang w:val="pt_PT" w:bidi="pt_PT"/>
+        </w:rPr>
         <w:t xml:space="preserve">; </w:t>
       </w:r>
       <w:hyperlink r:id="rId119">
         <w:r>
           <w:rPr>
+            <w:lang w:val="pt_PT" w:bidi="pt_PT"/>
+          </w:rPr>
+          <w:rPr>
             <w:color w:val="0000EE"/>
             <w:u w:val="single"/>
           </w:rPr>
@@ -2324,11 +4285,17 @@
         </w:r>
       </w:hyperlink>
       <w:r>
+        <w:rPr>
+          <w:lang w:val="pt_PT" w:bidi="pt_PT"/>
+        </w:rPr>
         <w:t xml:space="preserve">; </w:t>
       </w:r>
       <w:hyperlink r:id="rId120">
         <w:r>
           <w:rPr>
+            <w:lang w:val="pt_PT" w:bidi="pt_PT"/>
+          </w:rPr>
+          <w:rPr>
             <w:color w:val="0000EE"/>
             <w:u w:val="single"/>
           </w:rPr>
@@ -2336,31 +4303,65 @@
         </w:r>
       </w:hyperlink>
       <w:r>
+        <w:rPr>
+          <w:lang w:val="pt_PT" w:bidi="pt_PT"/>
+        </w:rPr>
         <w:t>).</w:t>
       </w:r>
-      <w:r/>
-      <w:r/>
-    </w:p>
-    <w:p>
-      <w:r/>
+      <w:r>
+        <w:rPr>
+          <w:lang w:val="pt_PT" w:bidi="pt_PT"/>
+        </w:rPr>
+      </w:r>
+      <w:r>
+        <w:rPr>
+          <w:lang w:val="pt_PT" w:bidi="pt_PT"/>
+        </w:rPr>
+      </w:r>
+    </w:p>
+    <w:p>
+      <w:pPr/>
+      <w:r>
+        <w:rPr>
+          <w:lang w:val="pt_PT" w:bidi="pt_PT"/>
+        </w:rPr>
+      </w:r>
     </w:p>
     <w:p>
       <w:pPr>
         <w:pStyle w:val="Heading2"/>
       </w:pPr>
       <w:r>
+        <w:rPr>
+          <w:lang w:val="pt_PT" w:bidi="pt_PT"/>
+        </w:rPr>
         <w:t>Lamentações 3.37–39</w:t>
       </w:r>
-      <w:r/>
-    </w:p>
-    <w:p>
-      <w:r/>
-      <w:r>
+      <w:r>
+        <w:rPr>
+          <w:lang w:val="pt_PT" w:bidi="pt_PT"/>
+        </w:rPr>
+      </w:r>
+    </w:p>
+    <w:p>
+      <w:pPr/>
+      <w:r>
+        <w:rPr>
+          <w:lang w:val="pt_PT" w:bidi="pt_PT"/>
+        </w:rPr>
+      </w:r>
+      <w:r>
+        <w:rPr>
+          <w:lang w:val="pt_PT" w:bidi="pt_PT"/>
+        </w:rPr>
         <w:t>Algumas calamidades têm causas naturais (</w:t>
       </w:r>
       <w:hyperlink r:id="rId121">
         <w:r>
           <w:rPr>
+            <w:lang w:val="pt_PT" w:bidi="pt_PT"/>
+          </w:rPr>
+          <w:rPr>
             <w:color w:val="0000EE"/>
             <w:u w:val="single"/>
           </w:rPr>
@@ -2368,11 +4369,17 @@
         </w:r>
       </w:hyperlink>
       <w:r>
+        <w:rPr>
+          <w:lang w:val="pt_PT" w:bidi="pt_PT"/>
+        </w:rPr>
         <w:t>), e coisas ruins acontecem tanto aos justos quanto aos ímpios (</w:t>
       </w:r>
       <w:hyperlink r:id="rId122">
         <w:r>
           <w:rPr>
+            <w:lang w:val="pt_PT" w:bidi="pt_PT"/>
+          </w:rPr>
+          <w:rPr>
             <w:color w:val="0000EE"/>
             <w:u w:val="single"/>
           </w:rPr>
@@ -2380,11 +4387,17 @@
         </w:r>
       </w:hyperlink>
       <w:r>
+        <w:rPr>
+          <w:lang w:val="pt_PT" w:bidi="pt_PT"/>
+        </w:rPr>
         <w:t>); aconteça o que acontecer, devemos dar graças (</w:t>
       </w:r>
       <w:hyperlink r:id="rId123">
         <w:r>
           <w:rPr>
+            <w:lang w:val="pt_PT" w:bidi="pt_PT"/>
+          </w:rPr>
+          <w:rPr>
             <w:color w:val="0000EE"/>
             <w:u w:val="single"/>
           </w:rPr>
@@ -2392,31 +4405,65 @@
         </w:r>
       </w:hyperlink>
       <w:r>
+        <w:rPr>
+          <w:lang w:val="pt_PT" w:bidi="pt_PT"/>
+        </w:rPr>
         <w:t>) e não reclamar.</w:t>
       </w:r>
-      <w:r/>
-      <w:r/>
-    </w:p>
-    <w:p>
-      <w:r/>
+      <w:r>
+        <w:rPr>
+          <w:lang w:val="pt_PT" w:bidi="pt_PT"/>
+        </w:rPr>
+      </w:r>
+      <w:r>
+        <w:rPr>
+          <w:lang w:val="pt_PT" w:bidi="pt_PT"/>
+        </w:rPr>
+      </w:r>
+    </w:p>
+    <w:p>
+      <w:pPr/>
+      <w:r>
+        <w:rPr>
+          <w:lang w:val="pt_PT" w:bidi="pt_PT"/>
+        </w:rPr>
+      </w:r>
     </w:p>
     <w:p>
       <w:pPr>
         <w:pStyle w:val="Heading2"/>
       </w:pPr>
       <w:r>
+        <w:rPr>
+          <w:lang w:val="pt_PT" w:bidi="pt_PT"/>
+        </w:rPr>
         <w:t>Lamentações 3.40–42</w:t>
       </w:r>
-      <w:r/>
-    </w:p>
-    <w:p>
-      <w:r/>
-      <w:r>
+      <w:r>
+        <w:rPr>
+          <w:lang w:val="pt_PT" w:bidi="pt_PT"/>
+        </w:rPr>
+      </w:r>
+    </w:p>
+    <w:p>
+      <w:pPr/>
+      <w:r>
+        <w:rPr>
+          <w:lang w:val="pt_PT" w:bidi="pt_PT"/>
+        </w:rPr>
+      </w:r>
+      <w:r>
+        <w:rPr>
+          <w:lang w:val="pt_PT" w:bidi="pt_PT"/>
+        </w:rPr>
         <w:t>O arrependimento é a chave para receber a salvação (</w:t>
       </w:r>
       <w:hyperlink r:id="rId124">
         <w:r>
           <w:rPr>
+            <w:lang w:val="pt_PT" w:bidi="pt_PT"/>
+          </w:rPr>
+          <w:rPr>
             <w:color w:val="0000EE"/>
             <w:u w:val="single"/>
           </w:rPr>
@@ -2424,11 +4471,17 @@
         </w:r>
       </w:hyperlink>
       <w:r>
+        <w:rPr>
+          <w:lang w:val="pt_PT" w:bidi="pt_PT"/>
+        </w:rPr>
         <w:t xml:space="preserve">; </w:t>
       </w:r>
       <w:hyperlink r:id="rId125">
         <w:r>
           <w:rPr>
+            <w:lang w:val="pt_PT" w:bidi="pt_PT"/>
+          </w:rPr>
+          <w:rPr>
             <w:color w:val="0000EE"/>
             <w:u w:val="single"/>
           </w:rPr>
@@ -2436,11 +4489,17 @@
         </w:r>
       </w:hyperlink>
       <w:r>
+        <w:rPr>
+          <w:lang w:val="pt_PT" w:bidi="pt_PT"/>
+        </w:rPr>
         <w:t xml:space="preserve">; </w:t>
       </w:r>
       <w:hyperlink r:id="rId126">
         <w:r>
           <w:rPr>
+            <w:lang w:val="pt_PT" w:bidi="pt_PT"/>
+          </w:rPr>
+          <w:rPr>
             <w:color w:val="0000EE"/>
             <w:u w:val="single"/>
           </w:rPr>
@@ -2448,51 +4507,113 @@
         </w:r>
       </w:hyperlink>
       <w:r>
+        <w:rPr>
+          <w:lang w:val="pt_PT" w:bidi="pt_PT"/>
+        </w:rPr>
         <w:t>).</w:t>
       </w:r>
-      <w:r/>
-      <w:r/>
-    </w:p>
-    <w:p>
-      <w:r/>
+      <w:r>
+        <w:rPr>
+          <w:lang w:val="pt_PT" w:bidi="pt_PT"/>
+        </w:rPr>
+      </w:r>
+      <w:r>
+        <w:rPr>
+          <w:lang w:val="pt_PT" w:bidi="pt_PT"/>
+        </w:rPr>
+      </w:r>
+    </w:p>
+    <w:p>
+      <w:pPr/>
+      <w:r>
+        <w:rPr>
+          <w:lang w:val="pt_PT" w:bidi="pt_PT"/>
+        </w:rPr>
+      </w:r>
     </w:p>
     <w:p>
       <w:pPr>
         <w:pStyle w:val="Heading2"/>
       </w:pPr>
       <w:r>
+        <w:rPr>
+          <w:lang w:val="pt_PT" w:bidi="pt_PT"/>
+        </w:rPr>
         <w:t>Lamentações 3.48–66</w:t>
       </w:r>
-      <w:r/>
-    </w:p>
-    <w:p>
-      <w:r/>
-      <w:r>
+      <w:r>
+        <w:rPr>
+          <w:lang w:val="pt_PT" w:bidi="pt_PT"/>
+        </w:rPr>
+      </w:r>
+    </w:p>
+    <w:p>
+      <w:pPr/>
+      <w:r>
+        <w:rPr>
+          <w:lang w:val="pt_PT" w:bidi="pt_PT"/>
+        </w:rPr>
+      </w:r>
+      <w:r>
+        <w:rPr>
+          <w:lang w:val="pt_PT" w:bidi="pt_PT"/>
+        </w:rPr>
         <w:t>O autor destaca a crueldade dos inimigos e clama ao Senhor.</w:t>
       </w:r>
-      <w:r/>
-      <w:r/>
-    </w:p>
-    <w:p>
-      <w:r/>
+      <w:r>
+        <w:rPr>
+          <w:lang w:val="pt_PT" w:bidi="pt_PT"/>
+        </w:rPr>
+      </w:r>
+      <w:r>
+        <w:rPr>
+          <w:lang w:val="pt_PT" w:bidi="pt_PT"/>
+        </w:rPr>
+      </w:r>
+    </w:p>
+    <w:p>
+      <w:pPr/>
+      <w:r>
+        <w:rPr>
+          <w:lang w:val="pt_PT" w:bidi="pt_PT"/>
+        </w:rPr>
+      </w:r>
     </w:p>
     <w:p>
       <w:pPr>
         <w:pStyle w:val="Heading2"/>
       </w:pPr>
       <w:r>
+        <w:rPr>
+          <w:lang w:val="pt_PT" w:bidi="pt_PT"/>
+        </w:rPr>
         <w:t>Lamentações 3.52–57</w:t>
       </w:r>
-      <w:r/>
-    </w:p>
-    <w:p>
-      <w:r/>
-      <w:r>
+      <w:r>
+        <w:rPr>
+          <w:lang w:val="pt_PT" w:bidi="pt_PT"/>
+        </w:rPr>
+      </w:r>
+    </w:p>
+    <w:p>
+      <w:pPr/>
+      <w:r>
+        <w:rPr>
+          <w:lang w:val="pt_PT" w:bidi="pt_PT"/>
+        </w:rPr>
+      </w:r>
+      <w:r>
+        <w:rPr>
+          <w:lang w:val="pt_PT" w:bidi="pt_PT"/>
+        </w:rPr>
         <w:t>Esta passagem pode se referir à experiência de Jeremias na cisterna (</w:t>
       </w:r>
       <w:hyperlink r:id="rId127">
         <w:r>
           <w:rPr>
+            <w:lang w:val="pt_PT" w:bidi="pt_PT"/>
+          </w:rPr>
+          <w:rPr>
             <w:color w:val="0000EE"/>
             <w:u w:val="single"/>
           </w:rPr>
@@ -2500,11 +4621,17 @@
         </w:r>
       </w:hyperlink>
       <w:r>
+        <w:rPr>
+          <w:lang w:val="pt_PT" w:bidi="pt_PT"/>
+        </w:rPr>
         <w:t xml:space="preserve">; </w:t>
       </w:r>
       <w:hyperlink r:id="rId128">
         <w:r>
           <w:rPr>
+            <w:lang w:val="pt_PT" w:bidi="pt_PT"/>
+          </w:rPr>
+          <w:rPr>
             <w:color w:val="0000EE"/>
             <w:u w:val="single"/>
           </w:rPr>
@@ -2512,97 +4639,221 @@
         </w:r>
       </w:hyperlink>
       <w:r>
+        <w:rPr>
+          <w:lang w:val="pt_PT" w:bidi="pt_PT"/>
+        </w:rPr>
         <w:t>).</w:t>
       </w:r>
-      <w:r/>
-      <w:r/>
-    </w:p>
-    <w:p>
-      <w:r/>
+      <w:r>
+        <w:rPr>
+          <w:lang w:val="pt_PT" w:bidi="pt_PT"/>
+        </w:rPr>
+      </w:r>
+      <w:r>
+        <w:rPr>
+          <w:lang w:val="pt_PT" w:bidi="pt_PT"/>
+        </w:rPr>
+      </w:r>
+    </w:p>
+    <w:p>
+      <w:pPr/>
+      <w:r>
+        <w:rPr>
+          <w:lang w:val="pt_PT" w:bidi="pt_PT"/>
+        </w:rPr>
+      </w:r>
     </w:p>
     <w:p>
       <w:pPr>
         <w:pStyle w:val="Heading2"/>
       </w:pPr>
       <w:r>
+        <w:rPr>
+          <w:lang w:val="pt_PT" w:bidi="pt_PT"/>
+        </w:rPr>
         <w:t>Lamentações 3.58–66</w:t>
       </w:r>
-      <w:r/>
-    </w:p>
-    <w:p>
-      <w:r/>
-      <w:r>
+      <w:r>
+        <w:rPr>
+          <w:lang w:val="pt_PT" w:bidi="pt_PT"/>
+        </w:rPr>
+      </w:r>
+    </w:p>
+    <w:p>
+      <w:pPr/>
+      <w:r>
+        <w:rPr>
+          <w:lang w:val="pt_PT" w:bidi="pt_PT"/>
+        </w:rPr>
+      </w:r>
+      <w:r>
+        <w:rPr>
+          <w:lang w:val="pt_PT" w:bidi="pt_PT"/>
+        </w:rPr>
         <w:t>Jerusalém merecia punição, mas os inimigos a executaram com uma crueldade imerecida. O escritor clama a Deus para que os castigue.</w:t>
       </w:r>
-      <w:r/>
-      <w:r/>
-    </w:p>
-    <w:p>
-      <w:r/>
+      <w:r>
+        <w:rPr>
+          <w:lang w:val="pt_PT" w:bidi="pt_PT"/>
+        </w:rPr>
+      </w:r>
+      <w:r>
+        <w:rPr>
+          <w:lang w:val="pt_PT" w:bidi="pt_PT"/>
+        </w:rPr>
+      </w:r>
+    </w:p>
+    <w:p>
+      <w:pPr/>
+      <w:r>
+        <w:rPr>
+          <w:lang w:val="pt_PT" w:bidi="pt_PT"/>
+        </w:rPr>
+      </w:r>
     </w:p>
     <w:p>
       <w:pPr>
         <w:pStyle w:val="Heading2"/>
       </w:pPr>
       <w:r>
+        <w:rPr>
+          <w:lang w:val="pt_PT" w:bidi="pt_PT"/>
+        </w:rPr>
         <w:t>Lamentações 3.64–66</w:t>
       </w:r>
-      <w:r/>
-    </w:p>
-    <w:p>
-      <w:r/>
-      <w:r>
+      <w:r>
+        <w:rPr>
+          <w:lang w:val="pt_PT" w:bidi="pt_PT"/>
+        </w:rPr>
+      </w:r>
+    </w:p>
+    <w:p>
+      <w:pPr/>
+      <w:r>
+        <w:rPr>
+          <w:lang w:val="pt_PT" w:bidi="pt_PT"/>
+        </w:rPr>
+      </w:r>
+      <w:r>
+        <w:rPr>
+          <w:lang w:val="pt_PT" w:bidi="pt_PT"/>
+        </w:rPr>
         <w:t>Esta oração por vingança é semelhante a vários salmos (veja a Nota Temática "</w:t>
       </w:r>
       <w:r>
+        <w:rPr>
+          <w:lang w:val="pt_PT" w:bidi="pt_PT"/>
+        </w:rPr>
         <w:t>Orações por Vingança</w:t>
       </w:r>
       <w:r>
+        <w:rPr>
+          <w:lang w:val="pt_PT" w:bidi="pt_PT"/>
+        </w:rPr>
         <w:t>").</w:t>
       </w:r>
-      <w:r/>
-      <w:r/>
-    </w:p>
-    <w:p>
-      <w:r/>
+      <w:r>
+        <w:rPr>
+          <w:lang w:val="pt_PT" w:bidi="pt_PT"/>
+        </w:rPr>
+      </w:r>
+      <w:r>
+        <w:rPr>
+          <w:lang w:val="pt_PT" w:bidi="pt_PT"/>
+        </w:rPr>
+      </w:r>
+    </w:p>
+    <w:p>
+      <w:pPr/>
+      <w:r>
+        <w:rPr>
+          <w:lang w:val="pt_PT" w:bidi="pt_PT"/>
+        </w:rPr>
+      </w:r>
     </w:p>
     <w:p>
       <w:pPr>
         <w:pStyle w:val="Heading2"/>
       </w:pPr>
       <w:r>
+        <w:rPr>
+          <w:lang w:val="pt_PT" w:bidi="pt_PT"/>
+        </w:rPr>
         <w:t>Lamentações 4.1–22</w:t>
       </w:r>
-      <w:r/>
-    </w:p>
-    <w:p>
-      <w:r/>
-      <w:r>
+      <w:r>
+        <w:rPr>
+          <w:lang w:val="pt_PT" w:bidi="pt_PT"/>
+        </w:rPr>
+      </w:r>
+    </w:p>
+    <w:p>
+      <w:pPr/>
+      <w:r>
+        <w:rPr>
+          <w:lang w:val="pt_PT" w:bidi="pt_PT"/>
+        </w:rPr>
+      </w:r>
+      <w:r>
+        <w:rPr>
+          <w:lang w:val="pt_PT" w:bidi="pt_PT"/>
+        </w:rPr>
         <w:t>Embora o povo de Deus ainda passe por seu julgamento, em breve eles experimentarão a restauração.</w:t>
       </w:r>
-      <w:r/>
-      <w:r/>
-    </w:p>
-    <w:p>
-      <w:r/>
+      <w:r>
+        <w:rPr>
+          <w:lang w:val="pt_PT" w:bidi="pt_PT"/>
+        </w:rPr>
+      </w:r>
+      <w:r>
+        <w:rPr>
+          <w:lang w:val="pt_PT" w:bidi="pt_PT"/>
+        </w:rPr>
+      </w:r>
+    </w:p>
+    <w:p>
+      <w:pPr/>
+      <w:r>
+        <w:rPr>
+          <w:lang w:val="pt_PT" w:bidi="pt_PT"/>
+        </w:rPr>
+      </w:r>
     </w:p>
     <w:p>
       <w:pPr>
         <w:pStyle w:val="Heading2"/>
       </w:pPr>
       <w:r>
+        <w:rPr>
+          <w:lang w:val="pt_PT" w:bidi="pt_PT"/>
+        </w:rPr>
         <w:t>Lamentações 4.3</w:t>
       </w:r>
-      <w:r/>
-    </w:p>
-    <w:p>
-      <w:r/>
-      <w:r>
+      <w:r>
+        <w:rPr>
+          <w:lang w:val="pt_PT" w:bidi="pt_PT"/>
+        </w:rPr>
+      </w:r>
+    </w:p>
+    <w:p>
+      <w:pPr/>
+      <w:r>
+        <w:rPr>
+          <w:lang w:val="pt_PT" w:bidi="pt_PT"/>
+        </w:rPr>
+      </w:r>
+      <w:r>
+        <w:rPr>
+          <w:lang w:val="pt_PT" w:bidi="pt_PT"/>
+        </w:rPr>
         <w:t xml:space="preserve">como os avestruzes: veja também </w:t>
       </w:r>
       <w:hyperlink r:id="rId129">
         <w:r>
           <w:rPr>
+            <w:lang w:val="pt_PT" w:bidi="pt_PT"/>
+          </w:rPr>
+          <w:rPr>
             <w:color w:val="0000EE"/>
             <w:u w:val="single"/>
           </w:rPr>
@@ -2610,100 +4861,222 @@
         </w:r>
       </w:hyperlink>
       <w:r>
+        <w:rPr>
+          <w:lang w:val="pt_PT" w:bidi="pt_PT"/>
+        </w:rPr>
         <w:t>.</w:t>
       </w:r>
-      <w:r/>
-      <w:r/>
-    </w:p>
-    <w:p>
-      <w:r/>
+      <w:r>
+        <w:rPr>
+          <w:lang w:val="pt_PT" w:bidi="pt_PT"/>
+        </w:rPr>
+      </w:r>
+      <w:r>
+        <w:rPr>
+          <w:lang w:val="pt_PT" w:bidi="pt_PT"/>
+        </w:rPr>
+      </w:r>
+    </w:p>
+    <w:p>
+      <w:pPr/>
+      <w:r>
+        <w:rPr>
+          <w:lang w:val="pt_PT" w:bidi="pt_PT"/>
+        </w:rPr>
+      </w:r>
     </w:p>
     <w:p>
       <w:pPr>
         <w:pStyle w:val="Heading2"/>
       </w:pPr>
       <w:r>
+        <w:rPr>
+          <w:lang w:val="pt_PT" w:bidi="pt_PT"/>
+        </w:rPr>
         <w:t>Lamentações 4.7</w:t>
       </w:r>
-      <w:r/>
-    </w:p>
-    <w:p>
-      <w:r/>
-      <w:r>
+      <w:r>
+        <w:rPr>
+          <w:lang w:val="pt_PT" w:bidi="pt_PT"/>
+        </w:rPr>
+      </w:r>
+    </w:p>
+    <w:p>
+      <w:pPr/>
+      <w:r>
+        <w:rPr>
+          <w:lang w:val="pt_PT" w:bidi="pt_PT"/>
+        </w:rPr>
+      </w:r>
+      <w:r>
+        <w:rPr>
+          <w:lang w:val="pt_PT" w:bidi="pt_PT"/>
+        </w:rPr>
         <w:t xml:space="preserve">e os seus olhos brilhavam: (uma tradução em inglês vai dizer </w:t>
       </w:r>
       <w:r>
         <w:rPr>
           <w:i/>
+          <w:lang w:val="pt_PT" w:bidi="pt_PT"/>
         </w:rPr>
         <w:t>como lápis-lazúli</w:t>
       </w:r>
       <w:r>
+        <w:rPr>
+          <w:lang w:val="pt_PT" w:bidi="pt_PT"/>
+        </w:rPr>
         <w:t>): lápis-lazúli é uma bela pedra azul que é maleável o suficiente para ser esculpida. É frequentemente usada em decorações e mosaicos.</w:t>
       </w:r>
-      <w:r/>
-      <w:r/>
-    </w:p>
-    <w:p>
-      <w:r/>
+      <w:r>
+        <w:rPr>
+          <w:lang w:val="pt_PT" w:bidi="pt_PT"/>
+        </w:rPr>
+      </w:r>
+      <w:r>
+        <w:rPr>
+          <w:lang w:val="pt_PT" w:bidi="pt_PT"/>
+        </w:rPr>
+      </w:r>
+    </w:p>
+    <w:p>
+      <w:pPr/>
+      <w:r>
+        <w:rPr>
+          <w:lang w:val="pt_PT" w:bidi="pt_PT"/>
+        </w:rPr>
+      </w:r>
     </w:p>
     <w:p>
       <w:pPr>
         <w:pStyle w:val="Heading2"/>
       </w:pPr>
       <w:r>
+        <w:rPr>
+          <w:lang w:val="pt_PT" w:bidi="pt_PT"/>
+        </w:rPr>
         <w:t>Lamentações 4.8</w:t>
       </w:r>
-      <w:r/>
-    </w:p>
-    <w:p>
-      <w:r/>
-      <w:r>
+      <w:r>
+        <w:rPr>
+          <w:lang w:val="pt_PT" w:bidi="pt_PT"/>
+        </w:rPr>
+      </w:r>
+    </w:p>
+    <w:p>
+      <w:pPr/>
+      <w:r>
+        <w:rPr>
+          <w:lang w:val="pt_PT" w:bidi="pt_PT"/>
+        </w:rPr>
+      </w:r>
+      <w:r>
+        <w:rPr>
+          <w:lang w:val="pt_PT" w:bidi="pt_PT"/>
+        </w:rPr>
         <w:t>A pele grudada nos ossos é um sintoma dos estágios finais da fome, pouco antes da morte.</w:t>
       </w:r>
-      <w:r/>
-      <w:r/>
-    </w:p>
-    <w:p>
-      <w:r/>
+      <w:r>
+        <w:rPr>
+          <w:lang w:val="pt_PT" w:bidi="pt_PT"/>
+        </w:rPr>
+      </w:r>
+      <w:r>
+        <w:rPr>
+          <w:lang w:val="pt_PT" w:bidi="pt_PT"/>
+        </w:rPr>
+      </w:r>
+    </w:p>
+    <w:p>
+      <w:pPr/>
+      <w:r>
+        <w:rPr>
+          <w:lang w:val="pt_PT" w:bidi="pt_PT"/>
+        </w:rPr>
+      </w:r>
     </w:p>
     <w:p>
       <w:pPr>
         <w:pStyle w:val="Heading2"/>
       </w:pPr>
       <w:r>
+        <w:rPr>
+          <w:lang w:val="pt_PT" w:bidi="pt_PT"/>
+        </w:rPr>
         <w:t>Lamentações 4.9</w:t>
       </w:r>
-      <w:r/>
-    </w:p>
-    <w:p>
-      <w:r/>
-      <w:r>
+      <w:r>
+        <w:rPr>
+          <w:lang w:val="pt_PT" w:bidi="pt_PT"/>
+        </w:rPr>
+      </w:r>
+    </w:p>
+    <w:p>
+      <w:pPr/>
+      <w:r>
+        <w:rPr>
+          <w:lang w:val="pt_PT" w:bidi="pt_PT"/>
+        </w:rPr>
+      </w:r>
+      <w:r>
+        <w:rPr>
+          <w:lang w:val="pt_PT" w:bidi="pt_PT"/>
+        </w:rPr>
         <w:t>Cercos prolongadas resultam em uma grave escassez de alimentos. Mesmo que as pessoas conseguissem chegar aos campos, encontrariam as colheitas destruídas ou colhidas para alimentar os soldados.</w:t>
       </w:r>
-      <w:r/>
-      <w:r/>
-    </w:p>
-    <w:p>
-      <w:r/>
+      <w:r>
+        <w:rPr>
+          <w:lang w:val="pt_PT" w:bidi="pt_PT"/>
+        </w:rPr>
+      </w:r>
+      <w:r>
+        <w:rPr>
+          <w:lang w:val="pt_PT" w:bidi="pt_PT"/>
+        </w:rPr>
+      </w:r>
+    </w:p>
+    <w:p>
+      <w:pPr/>
+      <w:r>
+        <w:rPr>
+          <w:lang w:val="pt_PT" w:bidi="pt_PT"/>
+        </w:rPr>
+      </w:r>
     </w:p>
     <w:p>
       <w:pPr>
         <w:pStyle w:val="Heading2"/>
       </w:pPr>
       <w:r>
+        <w:rPr>
+          <w:lang w:val="pt_PT" w:bidi="pt_PT"/>
+        </w:rPr>
         <w:t>Lamentações 4.12</w:t>
       </w:r>
-      <w:r/>
-    </w:p>
-    <w:p>
-      <w:r/>
-      <w:r>
+      <w:r>
+        <w:rPr>
+          <w:lang w:val="pt_PT" w:bidi="pt_PT"/>
+        </w:rPr>
+      </w:r>
+    </w:p>
+    <w:p>
+      <w:pPr/>
+      <w:r>
+        <w:rPr>
+          <w:lang w:val="pt_PT" w:bidi="pt_PT"/>
+        </w:rPr>
+      </w:r>
+      <w:r>
+        <w:rPr>
+          <w:lang w:val="pt_PT" w:bidi="pt_PT"/>
+        </w:rPr>
         <w:t>nem mesmo os reis... entrar pelos portões de Jerusalém: desde que Deus havia livrado Jerusalém de Senaqueribe da Assíria mais de um século antes (</w:t>
       </w:r>
       <w:hyperlink r:id="rId130">
         <w:r>
           <w:rPr>
+            <w:lang w:val="pt_PT" w:bidi="pt_PT"/>
+          </w:rPr>
+          <w:rPr>
             <w:color w:val="0000EE"/>
             <w:u w:val="single"/>
           </w:rPr>
@@ -2711,51 +5084,113 @@
         </w:r>
       </w:hyperlink>
       <w:r>
+        <w:rPr>
+          <w:lang w:val="pt_PT" w:bidi="pt_PT"/>
+        </w:rPr>
         <w:t>), os judeus acreditavam firmemente que nem mesmo o mais poderoso rei, Nabucodonosor da Babilônia, poderia derrotar a cidade.</w:t>
       </w:r>
-      <w:r/>
-      <w:r/>
-    </w:p>
-    <w:p>
-      <w:r/>
+      <w:r>
+        <w:rPr>
+          <w:lang w:val="pt_PT" w:bidi="pt_PT"/>
+        </w:rPr>
+      </w:r>
+      <w:r>
+        <w:rPr>
+          <w:lang w:val="pt_PT" w:bidi="pt_PT"/>
+        </w:rPr>
+      </w:r>
+    </w:p>
+    <w:p>
+      <w:pPr/>
+      <w:r>
+        <w:rPr>
+          <w:lang w:val="pt_PT" w:bidi="pt_PT"/>
+        </w:rPr>
+      </w:r>
     </w:p>
     <w:p>
       <w:pPr>
         <w:pStyle w:val="Heading2"/>
       </w:pPr>
       <w:r>
+        <w:rPr>
+          <w:lang w:val="pt_PT" w:bidi="pt_PT"/>
+        </w:rPr>
         <w:t>Lamentações 4.15</w:t>
       </w:r>
-      <w:r/>
-    </w:p>
-    <w:p>
-      <w:r/>
-      <w:r>
+      <w:r>
+        <w:rPr>
+          <w:lang w:val="pt_PT" w:bidi="pt_PT"/>
+        </w:rPr>
+      </w:r>
+    </w:p>
+    <w:p>
+      <w:pPr/>
+      <w:r>
+        <w:rPr>
+          <w:lang w:val="pt_PT" w:bidi="pt_PT"/>
+        </w:rPr>
+      </w:r>
+      <w:r>
+        <w:rPr>
+          <w:lang w:val="pt_PT" w:bidi="pt_PT"/>
+        </w:rPr>
         <w:t>Parece que esses líderes fugiram de Jerusalém como refugiados para outras regiões.</w:t>
       </w:r>
-      <w:r/>
-      <w:r/>
-    </w:p>
-    <w:p>
-      <w:r/>
+      <w:r>
+        <w:rPr>
+          <w:lang w:val="pt_PT" w:bidi="pt_PT"/>
+        </w:rPr>
+      </w:r>
+      <w:r>
+        <w:rPr>
+          <w:lang w:val="pt_PT" w:bidi="pt_PT"/>
+        </w:rPr>
+      </w:r>
+    </w:p>
+    <w:p>
+      <w:pPr/>
+      <w:r>
+        <w:rPr>
+          <w:lang w:val="pt_PT" w:bidi="pt_PT"/>
+        </w:rPr>
+      </w:r>
     </w:p>
     <w:p>
       <w:pPr>
         <w:pStyle w:val="Heading2"/>
       </w:pPr>
       <w:r>
+        <w:rPr>
+          <w:lang w:val="pt_PT" w:bidi="pt_PT"/>
+        </w:rPr>
         <w:t>Lamentações 4.20</w:t>
       </w:r>
-      <w:r/>
-    </w:p>
-    <w:p>
-      <w:r/>
-      <w:r>
+      <w:r>
+        <w:rPr>
+          <w:lang w:val="pt_PT" w:bidi="pt_PT"/>
+        </w:rPr>
+      </w:r>
+    </w:p>
+    <w:p>
+      <w:pPr/>
+      <w:r>
+        <w:rPr>
+          <w:lang w:val="pt_PT" w:bidi="pt_PT"/>
+        </w:rPr>
+      </w:r>
+      <w:r>
+        <w:rPr>
+          <w:lang w:val="pt_PT" w:bidi="pt_PT"/>
+        </w:rPr>
         <w:t>Eles prenderam... o rei: uma referência a Zedequias, que tentou fugir, mas foi capturado e tratado cruelmente por Nabucodonosor (</w:t>
       </w:r>
       <w:hyperlink r:id="rId131">
         <w:r>
           <w:rPr>
+            <w:lang w:val="pt_PT" w:bidi="pt_PT"/>
+          </w:rPr>
+          <w:rPr>
             <w:color w:val="0000EE"/>
             <w:u w:val="single"/>
           </w:rPr>
@@ -2763,11 +5198,17 @@
         </w:r>
       </w:hyperlink>
       <w:r>
+        <w:rPr>
+          <w:lang w:val="pt_PT" w:bidi="pt_PT"/>
+        </w:rPr>
         <w:t xml:space="preserve">; </w:t>
       </w:r>
       <w:hyperlink r:id="rId132">
         <w:r>
           <w:rPr>
+            <w:lang w:val="pt_PT" w:bidi="pt_PT"/>
+          </w:rPr>
+          <w:rPr>
             <w:color w:val="0000EE"/>
             <w:u w:val="single"/>
           </w:rPr>
@@ -2775,11 +5216,17 @@
         </w:r>
       </w:hyperlink>
       <w:r>
+        <w:rPr>
+          <w:lang w:val="pt_PT" w:bidi="pt_PT"/>
+        </w:rPr>
         <w:t xml:space="preserve">; </w:t>
       </w:r>
       <w:hyperlink r:id="rId133">
         <w:r>
           <w:rPr>
+            <w:lang w:val="pt_PT" w:bidi="pt_PT"/>
+          </w:rPr>
+          <w:rPr>
             <w:color w:val="0000EE"/>
             <w:u w:val="single"/>
           </w:rPr>
@@ -2787,31 +5234,65 @@
         </w:r>
       </w:hyperlink>
       <w:r>
+        <w:rPr>
+          <w:lang w:val="pt_PT" w:bidi="pt_PT"/>
+        </w:rPr>
         <w:t>).</w:t>
       </w:r>
-      <w:r/>
-      <w:r/>
-    </w:p>
-    <w:p>
-      <w:r/>
+      <w:r>
+        <w:rPr>
+          <w:lang w:val="pt_PT" w:bidi="pt_PT"/>
+        </w:rPr>
+      </w:r>
+      <w:r>
+        <w:rPr>
+          <w:lang w:val="pt_PT" w:bidi="pt_PT"/>
+        </w:rPr>
+      </w:r>
+    </w:p>
+    <w:p>
+      <w:pPr/>
+      <w:r>
+        <w:rPr>
+          <w:lang w:val="pt_PT" w:bidi="pt_PT"/>
+        </w:rPr>
+      </w:r>
     </w:p>
     <w:p>
       <w:pPr>
         <w:pStyle w:val="Heading2"/>
       </w:pPr>
       <w:r>
+        <w:rPr>
+          <w:lang w:val="pt_PT" w:bidi="pt_PT"/>
+        </w:rPr>
         <w:t>Lamentações 4.21</w:t>
       </w:r>
-      <w:r/>
-    </w:p>
-    <w:p>
-      <w:r/>
-      <w:r>
+      <w:r>
+        <w:rPr>
+          <w:lang w:val="pt_PT" w:bidi="pt_PT"/>
+        </w:rPr>
+      </w:r>
+    </w:p>
+    <w:p>
+      <w:pPr/>
+      <w:r>
+        <w:rPr>
+          <w:lang w:val="pt_PT" w:bidi="pt_PT"/>
+        </w:rPr>
+      </w:r>
+      <w:r>
+        <w:rPr>
+          <w:lang w:val="pt_PT" w:bidi="pt_PT"/>
+        </w:rPr>
         <w:t>Uz era uma área a leste do Rio Jordão que se estendia ao sul até Edom. Era a casa de Jó (</w:t>
       </w:r>
       <w:hyperlink r:id="rId134">
         <w:r>
           <w:rPr>
+            <w:lang w:val="pt_PT" w:bidi="pt_PT"/>
+          </w:rPr>
+          <w:rPr>
             <w:color w:val="0000EE"/>
             <w:u w:val="single"/>
           </w:rPr>
@@ -2819,31 +5300,65 @@
         </w:r>
       </w:hyperlink>
       <w:r>
+        <w:rPr>
+          <w:lang w:val="pt_PT" w:bidi="pt_PT"/>
+        </w:rPr>
         <w:t>).</w:t>
       </w:r>
-      <w:r/>
-      <w:r/>
-    </w:p>
-    <w:p>
-      <w:r/>
+      <w:r>
+        <w:rPr>
+          <w:lang w:val="pt_PT" w:bidi="pt_PT"/>
+        </w:rPr>
+      </w:r>
+      <w:r>
+        <w:rPr>
+          <w:lang w:val="pt_PT" w:bidi="pt_PT"/>
+        </w:rPr>
+      </w:r>
+    </w:p>
+    <w:p>
+      <w:pPr/>
+      <w:r>
+        <w:rPr>
+          <w:lang w:val="pt_PT" w:bidi="pt_PT"/>
+        </w:rPr>
+      </w:r>
     </w:p>
     <w:p>
       <w:pPr>
         <w:pStyle w:val="Heading2"/>
       </w:pPr>
       <w:r>
+        <w:rPr>
+          <w:lang w:val="pt_PT" w:bidi="pt_PT"/>
+        </w:rPr>
         <w:t>Lamentações 4.21–22</w:t>
       </w:r>
-      <w:r/>
-    </w:p>
-    <w:p>
-      <w:r/>
-      <w:r>
+      <w:r>
+        <w:rPr>
+          <w:lang w:val="pt_PT" w:bidi="pt_PT"/>
+        </w:rPr>
+      </w:r>
+    </w:p>
+    <w:p>
+      <w:pPr/>
+      <w:r>
+        <w:rPr>
+          <w:lang w:val="pt_PT" w:bidi="pt_PT"/>
+        </w:rPr>
+      </w:r>
+      <w:r>
+        <w:rPr>
+          <w:lang w:val="pt_PT" w:bidi="pt_PT"/>
+        </w:rPr>
         <w:t xml:space="preserve">O povo de Edom estava se sentindo seguro e se regozijando com a desgraça de Jerusalém, mas eles também experimentariam punição por seus pecados (veja </w:t>
       </w:r>
       <w:hyperlink r:id="rId135">
         <w:r>
           <w:rPr>
+            <w:lang w:val="pt_PT" w:bidi="pt_PT"/>
+          </w:rPr>
+          <w:rPr>
             <w:color w:val="0000EE"/>
             <w:u w:val="single"/>
           </w:rPr>
@@ -2851,11 +5366,17 @@
         </w:r>
       </w:hyperlink>
       <w:r>
+        <w:rPr>
+          <w:lang w:val="pt_PT" w:bidi="pt_PT"/>
+        </w:rPr>
         <w:t xml:space="preserve">; </w:t>
       </w:r>
       <w:hyperlink r:id="rId136">
         <w:r>
           <w:rPr>
+            <w:lang w:val="pt_PT" w:bidi="pt_PT"/>
+          </w:rPr>
+          <w:rPr>
             <w:color w:val="0000EE"/>
             <w:u w:val="single"/>
           </w:rPr>
@@ -2863,31 +5384,65 @@
         </w:r>
       </w:hyperlink>
       <w:r>
+        <w:rPr>
+          <w:lang w:val="pt_PT" w:bidi="pt_PT"/>
+        </w:rPr>
         <w:t>).</w:t>
       </w:r>
-      <w:r/>
-      <w:r/>
-    </w:p>
-    <w:p>
-      <w:r/>
+      <w:r>
+        <w:rPr>
+          <w:lang w:val="pt_PT" w:bidi="pt_PT"/>
+        </w:rPr>
+      </w:r>
+      <w:r>
+        <w:rPr>
+          <w:lang w:val="pt_PT" w:bidi="pt_PT"/>
+        </w:rPr>
+      </w:r>
+    </w:p>
+    <w:p>
+      <w:pPr/>
+      <w:r>
+        <w:rPr>
+          <w:lang w:val="pt_PT" w:bidi="pt_PT"/>
+        </w:rPr>
+      </w:r>
     </w:p>
     <w:p>
       <w:pPr>
         <w:pStyle w:val="Heading2"/>
       </w:pPr>
       <w:r>
+        <w:rPr>
+          <w:lang w:val="pt_PT" w:bidi="pt_PT"/>
+        </w:rPr>
         <w:t>Lamentações 4.22</w:t>
       </w:r>
-      <w:r/>
-    </w:p>
-    <w:p>
-      <w:r/>
-      <w:r>
+      <w:r>
+        <w:rPr>
+          <w:lang w:val="pt_PT" w:bidi="pt_PT"/>
+        </w:rPr>
+      </w:r>
+    </w:p>
+    <w:p>
+      <w:pPr/>
+      <w:r>
+        <w:rPr>
+          <w:lang w:val="pt_PT" w:bidi="pt_PT"/>
+        </w:rPr>
+      </w:r>
+      <w:r>
+        <w:rPr>
+          <w:lang w:val="pt_PT" w:bidi="pt_PT"/>
+        </w:rPr>
         <w:t>O primeiro retorno do exílio ocorreu em 538 a.C., após Ciro da Pérsia derrotar a Babilônia (</w:t>
       </w:r>
       <w:hyperlink r:id="rId137">
         <w:r>
           <w:rPr>
+            <w:lang w:val="pt_PT" w:bidi="pt_PT"/>
+          </w:rPr>
+          <w:rPr>
             <w:color w:val="0000EE"/>
             <w:u w:val="single"/>
           </w:rPr>
@@ -2895,11 +5450,17 @@
         </w:r>
       </w:hyperlink>
       <w:r>
+        <w:rPr>
+          <w:lang w:val="pt_PT" w:bidi="pt_PT"/>
+        </w:rPr>
         <w:t xml:space="preserve">; </w:t>
       </w:r>
       <w:hyperlink r:id="rId138">
         <w:r>
           <w:rPr>
+            <w:lang w:val="pt_PT" w:bidi="pt_PT"/>
+          </w:rPr>
+          <w:rPr>
             <w:color w:val="0000EE"/>
             <w:u w:val="single"/>
           </w:rPr>
@@ -2907,31 +5468,65 @@
         </w:r>
       </w:hyperlink>
       <w:r>
+        <w:rPr>
+          <w:lang w:val="pt_PT" w:bidi="pt_PT"/>
+        </w:rPr>
         <w:t>).</w:t>
       </w:r>
-      <w:r/>
-      <w:r/>
-    </w:p>
-    <w:p>
-      <w:r/>
+      <w:r>
+        <w:rPr>
+          <w:lang w:val="pt_PT" w:bidi="pt_PT"/>
+        </w:rPr>
+      </w:r>
+      <w:r>
+        <w:rPr>
+          <w:lang w:val="pt_PT" w:bidi="pt_PT"/>
+        </w:rPr>
+      </w:r>
+    </w:p>
+    <w:p>
+      <w:pPr/>
+      <w:r>
+        <w:rPr>
+          <w:lang w:val="pt_PT" w:bidi="pt_PT"/>
+        </w:rPr>
+      </w:r>
     </w:p>
     <w:p>
       <w:pPr>
         <w:pStyle w:val="Heading2"/>
       </w:pPr>
       <w:r>
+        <w:rPr>
+          <w:lang w:val="pt_PT" w:bidi="pt_PT"/>
+        </w:rPr>
         <w:t>Lamentações 5.1–22</w:t>
       </w:r>
-      <w:r/>
-    </w:p>
-    <w:p>
-      <w:r/>
-      <w:r>
+      <w:r>
+        <w:rPr>
+          <w:lang w:val="pt_PT" w:bidi="pt_PT"/>
+        </w:rPr>
+      </w:r>
+    </w:p>
+    <w:p>
+      <w:pPr/>
+      <w:r>
+        <w:rPr>
+          <w:lang w:val="pt_PT" w:bidi="pt_PT"/>
+        </w:rPr>
+      </w:r>
+      <w:r>
+        <w:rPr>
+          <w:lang w:val="pt_PT" w:bidi="pt_PT"/>
+        </w:rPr>
         <w:t xml:space="preserve">Este capítulo é uma oração sincera por restauração (cp. </w:t>
       </w:r>
       <w:hyperlink r:id="rId139">
         <w:r>
           <w:rPr>
+            <w:lang w:val="pt_PT" w:bidi="pt_PT"/>
+          </w:rPr>
+          <w:rPr>
             <w:color w:val="0000EE"/>
             <w:u w:val="single"/>
           </w:rPr>
@@ -2939,31 +5534,65 @@
         </w:r>
       </w:hyperlink>
       <w:r>
+        <w:rPr>
+          <w:lang w:val="pt_PT" w:bidi="pt_PT"/>
+        </w:rPr>
         <w:t>).</w:t>
       </w:r>
-      <w:r/>
-      <w:r/>
-    </w:p>
-    <w:p>
-      <w:r/>
+      <w:r>
+        <w:rPr>
+          <w:lang w:val="pt_PT" w:bidi="pt_PT"/>
+        </w:rPr>
+      </w:r>
+      <w:r>
+        <w:rPr>
+          <w:lang w:val="pt_PT" w:bidi="pt_PT"/>
+        </w:rPr>
+      </w:r>
+    </w:p>
+    <w:p>
+      <w:pPr/>
+      <w:r>
+        <w:rPr>
+          <w:lang w:val="pt_PT" w:bidi="pt_PT"/>
+        </w:rPr>
+      </w:r>
     </w:p>
     <w:p>
       <w:pPr>
         <w:pStyle w:val="Heading2"/>
       </w:pPr>
       <w:r>
+        <w:rPr>
+          <w:lang w:val="pt_PT" w:bidi="pt_PT"/>
+        </w:rPr>
         <w:t>Lamentações 5.10</w:t>
       </w:r>
-      <w:r/>
-    </w:p>
-    <w:p>
-      <w:r/>
-      <w:r>
+      <w:r>
+        <w:rPr>
+          <w:lang w:val="pt_PT" w:bidi="pt_PT"/>
+        </w:rPr>
+      </w:r>
+    </w:p>
+    <w:p>
+      <w:pPr/>
+      <w:r>
+        <w:rPr>
+          <w:lang w:val="pt_PT" w:bidi="pt_PT"/>
+        </w:rPr>
+      </w:r>
+      <w:r>
+        <w:rPr>
+          <w:lang w:val="pt_PT" w:bidi="pt_PT"/>
+        </w:rPr>
         <w:t>Houve uma fome na cidade durante o cerco (</w:t>
       </w:r>
       <w:hyperlink r:id="rId140">
         <w:r>
           <w:rPr>
+            <w:lang w:val="pt_PT" w:bidi="pt_PT"/>
+          </w:rPr>
+          <w:rPr>
             <w:color w:val="0000EE"/>
             <w:u w:val="single"/>
           </w:rPr>
@@ -2971,11 +5600,17 @@
         </w:r>
       </w:hyperlink>
       <w:r>
+        <w:rPr>
+          <w:lang w:val="pt_PT" w:bidi="pt_PT"/>
+        </w:rPr>
         <w:t xml:space="preserve">; </w:t>
       </w:r>
       <w:hyperlink r:id="rId45">
         <w:r>
           <w:rPr>
+            <w:lang w:val="pt_PT" w:bidi="pt_PT"/>
+          </w:rPr>
+          <w:rPr>
             <w:color w:val="0000EE"/>
             <w:u w:val="single"/>
           </w:rPr>
@@ -2983,11 +5618,17 @@
         </w:r>
       </w:hyperlink>
       <w:r>
+        <w:rPr>
+          <w:lang w:val="pt_PT" w:bidi="pt_PT"/>
+        </w:rPr>
         <w:t xml:space="preserve">; </w:t>
       </w:r>
       <w:hyperlink r:id="rId141">
         <w:r>
           <w:rPr>
+            <w:lang w:val="pt_PT" w:bidi="pt_PT"/>
+          </w:rPr>
+          <w:rPr>
             <w:color w:val="0000EE"/>
             <w:u w:val="single"/>
           </w:rPr>
@@ -2995,11 +5636,17 @@
         </w:r>
       </w:hyperlink>
       <w:r>
+        <w:rPr>
+          <w:lang w:val="pt_PT" w:bidi="pt_PT"/>
+        </w:rPr>
         <w:t xml:space="preserve">; </w:t>
       </w:r>
       <w:hyperlink r:id="rId142">
         <w:r>
           <w:rPr>
+            <w:lang w:val="pt_PT" w:bidi="pt_PT"/>
+          </w:rPr>
+          <w:rPr>
             <w:color w:val="0000EE"/>
             <w:u w:val="single"/>
           </w:rPr>
@@ -3007,31 +5654,65 @@
         </w:r>
       </w:hyperlink>
       <w:r>
+        <w:rPr>
+          <w:lang w:val="pt_PT" w:bidi="pt_PT"/>
+        </w:rPr>
         <w:t>).</w:t>
       </w:r>
-      <w:r/>
-      <w:r/>
-    </w:p>
-    <w:p>
-      <w:r/>
+      <w:r>
+        <w:rPr>
+          <w:lang w:val="pt_PT" w:bidi="pt_PT"/>
+        </w:rPr>
+      </w:r>
+      <w:r>
+        <w:rPr>
+          <w:lang w:val="pt_PT" w:bidi="pt_PT"/>
+        </w:rPr>
+      </w:r>
+    </w:p>
+    <w:p>
+      <w:pPr/>
+      <w:r>
+        <w:rPr>
+          <w:lang w:val="pt_PT" w:bidi="pt_PT"/>
+        </w:rPr>
+      </w:r>
     </w:p>
     <w:p>
       <w:pPr>
         <w:pStyle w:val="Heading2"/>
       </w:pPr>
       <w:r>
+        <w:rPr>
+          <w:lang w:val="pt_PT" w:bidi="pt_PT"/>
+        </w:rPr>
         <w:t>Lamentações 5.12–17</w:t>
       </w:r>
-      <w:r/>
-    </w:p>
-    <w:p>
-      <w:r/>
-      <w:r>
+      <w:r>
+        <w:rPr>
+          <w:lang w:val="pt_PT" w:bidi="pt_PT"/>
+        </w:rPr>
+      </w:r>
+    </w:p>
+    <w:p>
+      <w:pPr/>
+      <w:r>
+        <w:rPr>
+          <w:lang w:val="pt_PT" w:bidi="pt_PT"/>
+        </w:rPr>
+      </w:r>
+      <w:r>
+        <w:rPr>
+          <w:lang w:val="pt_PT" w:bidi="pt_PT"/>
+        </w:rPr>
         <w:t xml:space="preserve">Essas coisas terríveis aconteceram porque o povo havia pecado (veja </w:t>
       </w:r>
       <w:hyperlink r:id="rId143">
         <w:r>
           <w:rPr>
+            <w:lang w:val="pt_PT" w:bidi="pt_PT"/>
+          </w:rPr>
+          <w:rPr>
             <w:color w:val="0000EE"/>
             <w:u w:val="single"/>
           </w:rPr>
@@ -3039,11 +5720,17 @@
         </w:r>
       </w:hyperlink>
       <w:r>
+        <w:rPr>
+          <w:lang w:val="pt_PT" w:bidi="pt_PT"/>
+        </w:rPr>
         <w:t xml:space="preserve">; </w:t>
       </w:r>
       <w:hyperlink r:id="rId144">
         <w:r>
           <w:rPr>
+            <w:lang w:val="pt_PT" w:bidi="pt_PT"/>
+          </w:rPr>
+          <w:rPr>
             <w:color w:val="0000EE"/>
             <w:u w:val="single"/>
           </w:rPr>
@@ -3051,11 +5738,17 @@
         </w:r>
       </w:hyperlink>
       <w:r>
+        <w:rPr>
+          <w:lang w:val="pt_PT" w:bidi="pt_PT"/>
+        </w:rPr>
         <w:t xml:space="preserve">; </w:t>
       </w:r>
       <w:hyperlink r:id="rId145">
         <w:r>
           <w:rPr>
+            <w:lang w:val="pt_PT" w:bidi="pt_PT"/>
+          </w:rPr>
+          <w:rPr>
             <w:color w:val="0000EE"/>
             <w:u w:val="single"/>
           </w:rPr>
@@ -3063,11 +5756,17 @@
         </w:r>
       </w:hyperlink>
       <w:r>
+        <w:rPr>
+          <w:lang w:val="pt_PT" w:bidi="pt_PT"/>
+        </w:rPr>
         <w:t xml:space="preserve">; </w:t>
       </w:r>
       <w:hyperlink r:id="rId146">
         <w:r>
           <w:rPr>
+            <w:lang w:val="pt_PT" w:bidi="pt_PT"/>
+          </w:rPr>
+          <w:rPr>
             <w:color w:val="0000EE"/>
             <w:u w:val="single"/>
           </w:rPr>
@@ -3075,11 +5774,17 @@
         </w:r>
       </w:hyperlink>
       <w:r>
+        <w:rPr>
+          <w:lang w:val="pt_PT" w:bidi="pt_PT"/>
+        </w:rPr>
         <w:t xml:space="preserve">; </w:t>
       </w:r>
       <w:hyperlink r:id="rId147">
         <w:r>
           <w:rPr>
+            <w:lang w:val="pt_PT" w:bidi="pt_PT"/>
+          </w:rPr>
+          <w:rPr>
             <w:color w:val="0000EE"/>
             <w:u w:val="single"/>
           </w:rPr>
@@ -3087,31 +5792,65 @@
         </w:r>
       </w:hyperlink>
       <w:r>
+        <w:rPr>
+          <w:lang w:val="pt_PT" w:bidi="pt_PT"/>
+        </w:rPr>
         <w:t>).</w:t>
       </w:r>
-      <w:r/>
-      <w:r/>
-    </w:p>
-    <w:p>
-      <w:r/>
+      <w:r>
+        <w:rPr>
+          <w:lang w:val="pt_PT" w:bidi="pt_PT"/>
+        </w:rPr>
+      </w:r>
+      <w:r>
+        <w:rPr>
+          <w:lang w:val="pt_PT" w:bidi="pt_PT"/>
+        </w:rPr>
+      </w:r>
+    </w:p>
+    <w:p>
+      <w:pPr/>
+      <w:r>
+        <w:rPr>
+          <w:lang w:val="pt_PT" w:bidi="pt_PT"/>
+        </w:rPr>
+      </w:r>
     </w:p>
     <w:p>
       <w:pPr>
         <w:pStyle w:val="Heading2"/>
       </w:pPr>
       <w:r>
+        <w:rPr>
+          <w:lang w:val="pt_PT" w:bidi="pt_PT"/>
+        </w:rPr>
         <w:t>Lamentações 5.18</w:t>
       </w:r>
-      <w:r/>
-    </w:p>
-    <w:p>
-      <w:r/>
-      <w:r>
+      <w:r>
+        <w:rPr>
+          <w:lang w:val="pt_PT" w:bidi="pt_PT"/>
+        </w:rPr>
+      </w:r>
+    </w:p>
+    <w:p>
+      <w:pPr/>
+      <w:r>
+        <w:rPr>
+          <w:lang w:val="pt_PT" w:bidi="pt_PT"/>
+        </w:rPr>
+      </w:r>
+      <w:r>
+        <w:rPr>
+          <w:lang w:val="pt_PT" w:bidi="pt_PT"/>
+        </w:rPr>
         <w:t xml:space="preserve">as raposas andam pelas ruínas: cp. </w:t>
       </w:r>
       <w:hyperlink r:id="rId148">
         <w:r>
           <w:rPr>
+            <w:lang w:val="pt_PT" w:bidi="pt_PT"/>
+          </w:rPr>
+          <w:rPr>
             <w:color w:val="0000EE"/>
             <w:u w:val="single"/>
           </w:rPr>
@@ -3119,11 +5858,17 @@
         </w:r>
       </w:hyperlink>
       <w:r>
+        <w:rPr>
+          <w:lang w:val="pt_PT" w:bidi="pt_PT"/>
+        </w:rPr>
         <w:t xml:space="preserve">; </w:t>
       </w:r>
       <w:hyperlink r:id="rId149">
         <w:r>
           <w:rPr>
+            <w:lang w:val="pt_PT" w:bidi="pt_PT"/>
+          </w:rPr>
+          <w:rPr>
             <w:color w:val="0000EE"/>
             <w:u w:val="single"/>
           </w:rPr>
@@ -3131,11 +5876,17 @@
         </w:r>
       </w:hyperlink>
       <w:r>
+        <w:rPr>
+          <w:lang w:val="pt_PT" w:bidi="pt_PT"/>
+        </w:rPr>
         <w:t xml:space="preserve">; </w:t>
       </w:r>
       <w:hyperlink r:id="rId150">
         <w:r>
           <w:rPr>
+            <w:lang w:val="pt_PT" w:bidi="pt_PT"/>
+          </w:rPr>
+          <w:rPr>
             <w:color w:val="0000EE"/>
             <w:u w:val="single"/>
           </w:rPr>
@@ -3143,11 +5894,17 @@
         </w:r>
       </w:hyperlink>
       <w:r>
+        <w:rPr>
+          <w:lang w:val="pt_PT" w:bidi="pt_PT"/>
+        </w:rPr>
         <w:t xml:space="preserve">; </w:t>
       </w:r>
       <w:hyperlink r:id="rId151">
         <w:r>
           <w:rPr>
+            <w:lang w:val="pt_PT" w:bidi="pt_PT"/>
+          </w:rPr>
+          <w:rPr>
             <w:color w:val="0000EE"/>
             <w:u w:val="single"/>
           </w:rPr>
@@ -3155,11 +5912,17 @@
         </w:r>
       </w:hyperlink>
       <w:r>
+        <w:rPr>
+          <w:lang w:val="pt_PT" w:bidi="pt_PT"/>
+        </w:rPr>
         <w:t xml:space="preserve">; </w:t>
       </w:r>
       <w:hyperlink r:id="rId152">
         <w:r>
           <w:rPr>
+            <w:lang w:val="pt_PT" w:bidi="pt_PT"/>
+          </w:rPr>
+          <w:rPr>
             <w:color w:val="0000EE"/>
             <w:u w:val="single"/>
           </w:rPr>
@@ -3167,31 +5930,65 @@
         </w:r>
       </w:hyperlink>
       <w:r>
+        <w:rPr>
+          <w:lang w:val="pt_PT" w:bidi="pt_PT"/>
+        </w:rPr>
         <w:t>.</w:t>
       </w:r>
-      <w:r/>
-      <w:r/>
-    </w:p>
-    <w:p>
-      <w:r/>
+      <w:r>
+        <w:rPr>
+          <w:lang w:val="pt_PT" w:bidi="pt_PT"/>
+        </w:rPr>
+      </w:r>
+      <w:r>
+        <w:rPr>
+          <w:lang w:val="pt_PT" w:bidi="pt_PT"/>
+        </w:rPr>
+      </w:r>
+    </w:p>
+    <w:p>
+      <w:pPr/>
+      <w:r>
+        <w:rPr>
+          <w:lang w:val="pt_PT" w:bidi="pt_PT"/>
+        </w:rPr>
+      </w:r>
     </w:p>
     <w:p>
       <w:pPr>
         <w:pStyle w:val="Heading2"/>
       </w:pPr>
       <w:r>
+        <w:rPr>
+          <w:lang w:val="pt_PT" w:bidi="pt_PT"/>
+        </w:rPr>
         <w:t>Lamentações 5.22</w:t>
       </w:r>
-      <w:r/>
-    </w:p>
-    <w:p>
-      <w:r/>
-      <w:r>
+      <w:r>
+        <w:rPr>
+          <w:lang w:val="pt_PT" w:bidi="pt_PT"/>
+        </w:rPr>
+      </w:r>
+    </w:p>
+    <w:p>
+      <w:pPr/>
+      <w:r>
+        <w:rPr>
+          <w:lang w:val="pt_PT" w:bidi="pt_PT"/>
+        </w:rPr>
+      </w:r>
+      <w:r>
+        <w:rPr>
+          <w:lang w:val="pt_PT" w:bidi="pt_PT"/>
+        </w:rPr>
         <w:t>Você nos rejeitou completamente? A tragédia do Exílio levantou a questão de se Deus perdoaria o pecado e restauraria seu povo. Deus respondeu claramente através dos profetas (</w:t>
       </w:r>
       <w:hyperlink r:id="rId153">
         <w:r>
           <w:rPr>
+            <w:lang w:val="pt_PT" w:bidi="pt_PT"/>
+          </w:rPr>
+          <w:rPr>
             <w:color w:val="0000EE"/>
             <w:u w:val="single"/>
           </w:rPr>
@@ -3199,11 +5996,17 @@
         </w:r>
       </w:hyperlink>
       <w:r>
+        <w:rPr>
+          <w:lang w:val="pt_PT" w:bidi="pt_PT"/>
+        </w:rPr>
         <w:t xml:space="preserve">; </w:t>
       </w:r>
       <w:hyperlink r:id="rId154">
         <w:r>
           <w:rPr>
+            <w:lang w:val="pt_PT" w:bidi="pt_PT"/>
+          </w:rPr>
+          <w:rPr>
             <w:color w:val="0000EE"/>
             <w:u w:val="single"/>
           </w:rPr>
@@ -3211,11 +6014,17 @@
         </w:r>
       </w:hyperlink>
       <w:r>
+        <w:rPr>
+          <w:lang w:val="pt_PT" w:bidi="pt_PT"/>
+        </w:rPr>
         <w:t>) e enviando Cristo (</w:t>
       </w:r>
       <w:hyperlink r:id="rId155">
         <w:r>
           <w:rPr>
+            <w:lang w:val="pt_PT" w:bidi="pt_PT"/>
+          </w:rPr>
+          <w:rPr>
             <w:color w:val="0000EE"/>
             <w:u w:val="single"/>
           </w:rPr>
@@ -3223,11 +6032,17 @@
         </w:r>
       </w:hyperlink>
       <w:r>
+        <w:rPr>
+          <w:lang w:val="pt_PT" w:bidi="pt_PT"/>
+        </w:rPr>
         <w:t xml:space="preserve">; </w:t>
       </w:r>
       <w:hyperlink r:id="rId156">
         <w:r>
           <w:rPr>
+            <w:lang w:val="pt_PT" w:bidi="pt_PT"/>
+          </w:rPr>
+          <w:rPr>
             <w:color w:val="0000EE"/>
             <w:u w:val="single"/>
           </w:rPr>
@@ -3235,11 +6050,17 @@
         </w:r>
       </w:hyperlink>
       <w:r>
+        <w:rPr>
+          <w:lang w:val="pt_PT" w:bidi="pt_PT"/>
+        </w:rPr>
         <w:t xml:space="preserve">; </w:t>
       </w:r>
       <w:hyperlink r:id="rId157">
         <w:r>
           <w:rPr>
+            <w:lang w:val="pt_PT" w:bidi="pt_PT"/>
+          </w:rPr>
+          <w:rPr>
             <w:color w:val="0000EE"/>
             <w:u w:val="single"/>
           </w:rPr>
@@ -3247,10 +6068,21 @@
         </w:r>
       </w:hyperlink>
       <w:r>
+        <w:rPr>
+          <w:lang w:val="pt_PT" w:bidi="pt_PT"/>
+        </w:rPr>
         <w:t>).</w:t>
       </w:r>
-      <w:r/>
-      <w:r/>
+      <w:r>
+        <w:rPr>
+          <w:lang w:val="pt_PT" w:bidi="pt_PT"/>
+        </w:rPr>
+      </w:r>
+      <w:r>
+        <w:rPr>
+          <w:lang w:val="pt_PT" w:bidi="pt_PT"/>
+        </w:rPr>
+      </w:r>
     </w:p>
     <w:sectPr>
       <w:footnotePr>
@@ -5152,7 +7984,7 @@
     <w:rPrDefault>
       <w:rPr>
         <w:rFonts w:ascii="Times New Roman" w:eastAsia="Times New Roman" w:hAnsi="Times New Roman" w:cs="Times New Roman"/>
-        <w:lang w:val="en-US" w:eastAsia="en-US" w:bidi="ar-SA"/>
+        <w:lang w:val="pt_PT" w:eastAsia="en-US" w:bidi="ar-SA"/>
       </w:rPr>
     </w:rPrDefault>
     <w:pPrDefault/>

--- a/por/docx/25.content.docx
+++ b/por/docx/25.content.docx
@@ -163,13 +163,6 @@
         <w:rPr>
           <w:lang w:val="pt_PT" w:bidi="pt_PT"/>
         </w:rPr>
-      </w:r>
-      <w:r>
-        <w:rPr>
-          <w:i/>
-          <w:lang w:val="pt_PT" w:bidi="pt_PT"/>
-        </w:rPr>
-        <w:t>Lamentações 1.1–22, Lamentações 1.2, Lamentações 1.3, Lamentações 1.4, Lamentações 1.5, Lamentações 1.7, Lamentações 1.8–9, Lamentações 1.10, Lamentações 1.13, Lamentações 1.14, Lamentações 1.15, Lamentações 1.19, Lamentações 1.20, Lamentações 1.21, Lamentações 2.1, Lamentações 2.1–22, Lamentações 2.3–4, Lamentações 2.6, Lamentações 2.7, Lamentações 2.8, Lamentações 2.9, Lamentações 2.10, Lamentações 2.13, Lamentações 2.16, Lamentações 2.17, Lamentações 2.18–19, Lamentações 2.20, Lamentações 2.22, Lamentações 3.1–24, Lamentações 3.1–66, Lamentações 3.6–9, Lamentações 3.9, Lamentações 3.12, Lamentações 3.19, Lamentações 3.22, Lamentações 3.22–33, Lamentações 3.23, Lamentações 3.24, Lamentações 3.26, Lamentações 3.28, Lamentações 3.29–30, Lamentações 3.31, Lamentações 3.34–36, Lamentações 3.37–39, Lamentações 3.40–42, Lamentações 3.48–66, Lamentações 3.52–57, Lamentações 3.58–66, Lamentações 3.64–66, Lamentações 4.1–22, Lamentações 4.3, Lamentações 4.7, Lamentações 4.8, Lamentações 4.9, Lamentações 4.12, Lamentações 4.15, Lamentações 4.20, Lamentações 4.21, Lamentações 4.21–22, Lamentações 4.22, Lamentações 5.1–22, Lamentações 5.10, Lamentações 5.12–17, Lamentações 5.18, Lamentações 5.22</w:t>
       </w:r>
       <w:r>
         <w:rPr>

--- a/por/docx/25.content.docx
+++ b/por/docx/25.content.docx
@@ -150,19 +150,6 @@
           <w:lang w:val="pt_PT" w:bidi="pt_PT"/>
         </w:rPr>
         <w:t>LAM</w:t>
-      </w:r>
-      <w:r>
-        <w:rPr>
-          <w:lang w:val="pt_PT" w:bidi="pt_PT"/>
-        </w:rPr>
-      </w:r>
-    </w:p>
-    <w:p>
-      <w:pPr/>
-      <w:r>
-        <w:rPr>
-          <w:lang w:val="pt_PT" w:bidi="pt_PT"/>
-        </w:rPr>
       </w:r>
       <w:r>
         <w:rPr>

--- a/por/docx/25.content.docx
+++ b/por/docx/25.content.docx
@@ -19,7 +19,7 @@
         <w:rPr>
           <w:lang w:val="pt_PT" w:bidi="pt_PT"/>
         </w:rPr>
-        <w:t>Resource: Notas de Estudo (Tyndale)</w:t>
+        <w:t>Resource: Tyndale Open Study Notes</w:t>
       </w:r>
       <w:r>
         <w:rPr>
@@ -112,7 +112,7 @@
         <w:rPr>
           <w:lang w:val="pt_PT" w:bidi="pt_PT"/>
         </w:rPr>
-        <w:t>Notas de Estudo (Tyndale)</w:t>
+        <w:t>Tyndale Open Study Notes</w:t>
       </w:r>
     </w:p>
     <w:p>

--- a/por/docx/25.content.docx
+++ b/por/docx/25.content.docx
@@ -19,7 +19,7 @@
         <w:rPr>
           <w:lang w:val="pt_PT" w:bidi="pt_PT"/>
         </w:rPr>
-        <w:t>Resource: Tyndale Open Study Notes</w:t>
+        <w:t>Resource: Aquifer Open Study Notes</w:t>
       </w:r>
       <w:r>
         <w:rPr>
@@ -112,7 +112,7 @@
         <w:rPr>
           <w:lang w:val="pt_PT" w:bidi="pt_PT"/>
         </w:rPr>
-        <w:t>Tyndale Open Study Notes</w:t>
+        <w:t>Aquifer Open Study Notes</w:t>
       </w:r>
     </w:p>
     <w:p>

--- a/por/docx/25.content.docx
+++ b/por/docx/25.content.docx
@@ -281,18 +281,12 @@
         </w:rPr>
         <w:t>Os amantes referiam-se as divindades da fertilidade, Baal e Aserá, adoradas pela maioria das pessoas em Judá. Seus companheiros de guerra eram seus aliados militares, em particular o Egito, que não tinha condições de enfrentar a Babilônia (</w:t>
       </w:r>
-      <w:hyperlink r:id="rId13">
-        <w:r>
-          <w:rPr>
-            <w:lang w:val="pt_PT" w:bidi="pt_PT"/>
-          </w:rPr>
-          <w:rPr>
-            <w:color w:val="0000EE"/>
-            <w:u w:val="single"/>
-          </w:rPr>
-          <w:t>Jr 37.5–11</w:t>
-        </w:r>
-      </w:hyperlink>
+      <w:r>
+        <w:rPr>
+          <w:lang w:val="pt_PT" w:bidi="pt_PT"/>
+        </w:rPr>
+        <w:t>Jr 37.5–11</w:t>
+      </w:r>
       <w:r>
         <w:rPr>
           <w:lang w:val="pt_PT" w:bidi="pt_PT"/>
@@ -347,180 +341,120 @@
         </w:rPr>
         <w:t xml:space="preserve">A personificação de uma mulher em </w:t>
       </w:r>
-      <w:hyperlink r:id="rId14">
-        <w:r>
-          <w:rPr>
-            <w:lang w:val="pt_PT" w:bidi="pt_PT"/>
-          </w:rPr>
-          <w:rPr>
-            <w:color w:val="0000EE"/>
-            <w:u w:val="single"/>
-          </w:rPr>
-          <w:t>1.1</w:t>
-        </w:r>
-      </w:hyperlink>
+      <w:r>
+        <w:rPr>
+          <w:lang w:val="pt_PT" w:bidi="pt_PT"/>
+        </w:rPr>
+        <w:t>1.1</w:t>
+      </w:r>
       <w:r>
         <w:rPr>
           <w:lang w:val="pt_PT" w:bidi="pt_PT"/>
         </w:rPr>
         <w:t xml:space="preserve"> representa a nação de Judá. • O povo de Judá foi levado para longe da sua pátria e sofre como escravo: isso ocorreu quatro vezes: 605 a.C. (</w:t>
       </w:r>
-      <w:hyperlink r:id="rId15">
-        <w:r>
-          <w:rPr>
-            <w:lang w:val="pt_PT" w:bidi="pt_PT"/>
-          </w:rPr>
-          <w:rPr>
-            <w:color w:val="0000EE"/>
-            <w:u w:val="single"/>
-          </w:rPr>
-          <w:t>Dn 1.3–4</w:t>
-        </w:r>
-      </w:hyperlink>
+      <w:r>
+        <w:rPr>
+          <w:lang w:val="pt_PT" w:bidi="pt_PT"/>
+        </w:rPr>
+        <w:t>Dn 1.3–4</w:t>
+      </w:r>
       <w:r>
         <w:rPr>
           <w:lang w:val="pt_PT" w:bidi="pt_PT"/>
         </w:rPr>
         <w:t>); 597 a.C. (</w:t>
       </w:r>
-      <w:hyperlink r:id="rId16">
-        <w:r>
-          <w:rPr>
-            <w:lang w:val="pt_PT" w:bidi="pt_PT"/>
-          </w:rPr>
-          <w:rPr>
-            <w:color w:val="0000EE"/>
-            <w:u w:val="single"/>
-          </w:rPr>
-          <w:t>2Rs 24.12–16</w:t>
-        </w:r>
-      </w:hyperlink>
+      <w:r>
+        <w:rPr>
+          <w:lang w:val="pt_PT" w:bidi="pt_PT"/>
+        </w:rPr>
+        <w:t>2Rs 24.12–16</w:t>
+      </w:r>
       <w:r>
         <w:rPr>
           <w:lang w:val="pt_PT" w:bidi="pt_PT"/>
         </w:rPr>
         <w:t xml:space="preserve">; </w:t>
       </w:r>
-      <w:hyperlink r:id="rId17">
-        <w:r>
-          <w:rPr>
-            <w:lang w:val="pt_PT" w:bidi="pt_PT"/>
-          </w:rPr>
-          <w:rPr>
-            <w:color w:val="0000EE"/>
-            <w:u w:val="single"/>
-          </w:rPr>
-          <w:t>Jr 52.28</w:t>
-        </w:r>
-      </w:hyperlink>
+      <w:r>
+        <w:rPr>
+          <w:lang w:val="pt_PT" w:bidi="pt_PT"/>
+        </w:rPr>
+        <w:t>Jr 52.28</w:t>
+      </w:r>
       <w:r>
         <w:rPr>
           <w:lang w:val="pt_PT" w:bidi="pt_PT"/>
         </w:rPr>
         <w:t xml:space="preserve">; </w:t>
       </w:r>
-      <w:hyperlink r:id="rId18">
-        <w:r>
-          <w:rPr>
-            <w:lang w:val="pt_PT" w:bidi="pt_PT"/>
-          </w:rPr>
-          <w:rPr>
-            <w:color w:val="0000EE"/>
-            <w:u w:val="single"/>
-          </w:rPr>
-          <w:t>Ez 1.2–3</w:t>
-        </w:r>
-      </w:hyperlink>
+      <w:r>
+        <w:rPr>
+          <w:lang w:val="pt_PT" w:bidi="pt_PT"/>
+        </w:rPr>
+        <w:t>Ez 1.2–3</w:t>
+      </w:r>
       <w:r>
         <w:rPr>
           <w:lang w:val="pt_PT" w:bidi="pt_PT"/>
         </w:rPr>
         <w:t>); 586 a.C. (</w:t>
       </w:r>
-      <w:hyperlink r:id="rId19">
-        <w:r>
-          <w:rPr>
-            <w:lang w:val="pt_PT" w:bidi="pt_PT"/>
-          </w:rPr>
-          <w:rPr>
-            <w:color w:val="0000EE"/>
-            <w:u w:val="single"/>
-          </w:rPr>
-          <w:t>2Rs 25.5–7</w:t>
-        </w:r>
-      </w:hyperlink>
+      <w:r>
+        <w:rPr>
+          <w:lang w:val="pt_PT" w:bidi="pt_PT"/>
+        </w:rPr>
+        <w:t>2Rs 25.5–7</w:t>
+      </w:r>
       <w:r>
         <w:rPr>
           <w:lang w:val="pt_PT" w:bidi="pt_PT"/>
         </w:rPr>
         <w:t>,</w:t>
       </w:r>
-      <w:hyperlink r:id="rId20">
-        <w:r>
-          <w:rPr>
-            <w:lang w:val="pt_PT" w:bidi="pt_PT"/>
-          </w:rPr>
-          <w:rPr>
-            <w:color w:val="0000EE"/>
-            <w:u w:val="single"/>
-          </w:rPr>
-          <w:t>18–21</w:t>
-        </w:r>
-      </w:hyperlink>
+      <w:r>
+        <w:rPr>
+          <w:lang w:val="pt_PT" w:bidi="pt_PT"/>
+        </w:rPr>
+        <w:t>18–21</w:t>
+      </w:r>
       <w:r>
         <w:rPr>
           <w:lang w:val="pt_PT" w:bidi="pt_PT"/>
         </w:rPr>
         <w:t xml:space="preserve">; </w:t>
       </w:r>
-      <w:hyperlink r:id="rId21">
-        <w:r>
-          <w:rPr>
-            <w:lang w:val="pt_PT" w:bidi="pt_PT"/>
-          </w:rPr>
-          <w:rPr>
-            <w:color w:val="0000EE"/>
-            <w:u w:val="single"/>
-          </w:rPr>
-          <w:t>Jr 39.5–10</w:t>
-        </w:r>
-      </w:hyperlink>
+      <w:r>
+        <w:rPr>
+          <w:lang w:val="pt_PT" w:bidi="pt_PT"/>
+        </w:rPr>
+        <w:t>Jr 39.5–10</w:t>
+      </w:r>
       <w:r>
         <w:rPr>
           <w:lang w:val="pt_PT" w:bidi="pt_PT"/>
         </w:rPr>
         <w:t xml:space="preserve">; </w:t>
       </w:r>
-      <w:hyperlink r:id="rId22">
-        <w:r>
-          <w:rPr>
-            <w:lang w:val="pt_PT" w:bidi="pt_PT"/>
-          </w:rPr>
-          <w:rPr>
-            <w:color w:val="0000EE"/>
-            <w:u w:val="single"/>
-          </w:rPr>
-          <w:t>52.29</w:t>
-        </w:r>
-      </w:hyperlink>
+      <w:r>
+        <w:rPr>
+          <w:lang w:val="pt_PT" w:bidi="pt_PT"/>
+        </w:rPr>
+        <w:t>52.29</w:t>
+      </w:r>
       <w:r>
         <w:rPr>
           <w:lang w:val="pt_PT" w:bidi="pt_PT"/>
         </w:rPr>
         <w:t>); e 581 a.C. (</w:t>
       </w:r>
-      <w:hyperlink r:id="rId23">
-        <w:r>
-          <w:rPr>
-            <w:lang w:val="pt_PT" w:bidi="pt_PT"/>
-          </w:rPr>
-          <w:rPr>
-            <w:color w:val="0000EE"/>
-            <w:u w:val="single"/>
-          </w:rPr>
-          <w:t>Jr 52.30</w:t>
-        </w:r>
-      </w:hyperlink>
+      <w:r>
+        <w:rPr>
+          <w:lang w:val="pt_PT" w:bidi="pt_PT"/>
+        </w:rPr>
+        <w:t>Jr 52.30</w:t>
+      </w:r>
       <w:r>
         <w:rPr>
           <w:lang w:val="pt_PT" w:bidi="pt_PT"/>
@@ -588,36 +522,24 @@
         </w:rPr>
         <w:t xml:space="preserve">): nos Salmos e nos livros proféticos, Sião representa a cidade de Jerusalém. Em Lamentações, Sião é um nome poético para a cidade, mesmo em ruínas. </w:t>
       </w:r>
-      <w:hyperlink r:id="rId24">
-        <w:r>
-          <w:rPr>
-            <w:lang w:val="pt_PT" w:bidi="pt_PT"/>
-          </w:rPr>
-          <w:rPr>
-            <w:color w:val="0000EE"/>
-            <w:u w:val="single"/>
-          </w:rPr>
-          <w:t>Hb 12.22–24</w:t>
-        </w:r>
-      </w:hyperlink>
+      <w:r>
+        <w:rPr>
+          <w:lang w:val="pt_PT" w:bidi="pt_PT"/>
+        </w:rPr>
+        <w:t>Hb 12.22–24</w:t>
+      </w:r>
       <w:r>
         <w:rPr>
           <w:lang w:val="pt_PT" w:bidi="pt_PT"/>
         </w:rPr>
         <w:t xml:space="preserve"> fala do Sião celestial (veja também </w:t>
       </w:r>
-      <w:hyperlink r:id="rId25">
-        <w:r>
-          <w:rPr>
-            <w:lang w:val="pt_PT" w:bidi="pt_PT"/>
-          </w:rPr>
-          <w:rPr>
-            <w:color w:val="0000EE"/>
-            <w:u w:val="single"/>
-          </w:rPr>
-          <w:t>Ap 14.1–5</w:t>
-        </w:r>
-      </w:hyperlink>
+      <w:r>
+        <w:rPr>
+          <w:lang w:val="pt_PT" w:bidi="pt_PT"/>
+        </w:rPr>
+        <w:t>Ap 14.1–5</w:t>
+      </w:r>
       <w:r>
         <w:rPr>
           <w:lang w:val="pt_PT" w:bidi="pt_PT"/>
@@ -672,126 +594,84 @@
         </w:rPr>
         <w:t xml:space="preserve">por causa dos muitos pecados: os pecados de Judá antes da invasão babilônica estão resumidos em </w:t>
       </w:r>
-      <w:hyperlink r:id="rId26">
-        <w:r>
-          <w:rPr>
-            <w:lang w:val="pt_PT" w:bidi="pt_PT"/>
-          </w:rPr>
-          <w:rPr>
-            <w:color w:val="0000EE"/>
-            <w:u w:val="single"/>
-          </w:rPr>
-          <w:t>2Rs 21.1–9</w:t>
-        </w:r>
-      </w:hyperlink>
+      <w:r>
+        <w:rPr>
+          <w:lang w:val="pt_PT" w:bidi="pt_PT"/>
+        </w:rPr>
+        <w:t>2Rs 21.1–9</w:t>
+      </w:r>
       <w:r>
         <w:rPr>
           <w:lang w:val="pt_PT" w:bidi="pt_PT"/>
         </w:rPr>
         <w:t>,</w:t>
       </w:r>
-      <w:hyperlink r:id="rId27">
-        <w:r>
-          <w:rPr>
-            <w:lang w:val="pt_PT" w:bidi="pt_PT"/>
-          </w:rPr>
-          <w:rPr>
-            <w:color w:val="0000EE"/>
-            <w:u w:val="single"/>
-          </w:rPr>
-          <w:t>16</w:t>
-        </w:r>
-      </w:hyperlink>
+      <w:r>
+        <w:rPr>
+          <w:lang w:val="pt_PT" w:bidi="pt_PT"/>
+        </w:rPr>
+        <w:t>16</w:t>
+      </w:r>
       <w:r>
         <w:rPr>
           <w:lang w:val="pt_PT" w:bidi="pt_PT"/>
         </w:rPr>
         <w:t xml:space="preserve">; </w:t>
       </w:r>
-      <w:hyperlink r:id="rId28">
-        <w:r>
-          <w:rPr>
-            <w:lang w:val="pt_PT" w:bidi="pt_PT"/>
-          </w:rPr>
-          <w:rPr>
-            <w:color w:val="0000EE"/>
-            <w:u w:val="single"/>
-          </w:rPr>
-          <w:t>24.3–4</w:t>
-        </w:r>
-      </w:hyperlink>
+      <w:r>
+        <w:rPr>
+          <w:lang w:val="pt_PT" w:bidi="pt_PT"/>
+        </w:rPr>
+        <w:t>24.3–4</w:t>
+      </w:r>
       <w:r>
         <w:rPr>
           <w:lang w:val="pt_PT" w:bidi="pt_PT"/>
         </w:rPr>
         <w:t xml:space="preserve"> (cp. com </w:t>
       </w:r>
-      <w:hyperlink r:id="rId29">
-        <w:r>
-          <w:rPr>
-            <w:lang w:val="pt_PT" w:bidi="pt_PT"/>
-          </w:rPr>
-          <w:rPr>
-            <w:color w:val="0000EE"/>
-            <w:u w:val="single"/>
-          </w:rPr>
-          <w:t>2Cr 33.1–10</w:t>
-        </w:r>
-      </w:hyperlink>
+      <w:r>
+        <w:rPr>
+          <w:lang w:val="pt_PT" w:bidi="pt_PT"/>
+        </w:rPr>
+        <w:t>2Cr 33.1–10</w:t>
+      </w:r>
       <w:r>
         <w:rPr>
           <w:lang w:val="pt_PT" w:bidi="pt_PT"/>
         </w:rPr>
         <w:t>,</w:t>
       </w:r>
-      <w:hyperlink r:id="rId30">
-        <w:r>
-          <w:rPr>
-            <w:lang w:val="pt_PT" w:bidi="pt_PT"/>
-          </w:rPr>
-          <w:rPr>
-            <w:color w:val="0000EE"/>
-            <w:u w:val="single"/>
-          </w:rPr>
-          <w:t>22–23</w:t>
-        </w:r>
-      </w:hyperlink>
+      <w:r>
+        <w:rPr>
+          <w:lang w:val="pt_PT" w:bidi="pt_PT"/>
+        </w:rPr>
+        <w:t>22–23</w:t>
+      </w:r>
       <w:r>
         <w:rPr>
           <w:lang w:val="pt_PT" w:bidi="pt_PT"/>
         </w:rPr>
         <w:t xml:space="preserve"> e </w:t>
       </w:r>
-      <w:hyperlink r:id="rId31">
-        <w:r>
-          <w:rPr>
-            <w:lang w:val="pt_PT" w:bidi="pt_PT"/>
-          </w:rPr>
-          <w:rPr>
-            <w:color w:val="0000EE"/>
-            <w:u w:val="single"/>
-          </w:rPr>
-          <w:t>2Cr 36.11–16</w:t>
-        </w:r>
-      </w:hyperlink>
+      <w:r>
+        <w:rPr>
+          <w:lang w:val="pt_PT" w:bidi="pt_PT"/>
+        </w:rPr>
+        <w:t>2Cr 36.11–16</w:t>
+      </w:r>
       <w:r>
         <w:rPr>
           <w:lang w:val="pt_PT" w:bidi="pt_PT"/>
         </w:rPr>
         <w:t xml:space="preserve">). Da mesma forma, uma lista dos pecados de Israel antes de ser destruído pela Assíria é encontrada em </w:t>
       </w:r>
-      <w:hyperlink r:id="rId32">
-        <w:r>
-          <w:rPr>
-            <w:lang w:val="pt_PT" w:bidi="pt_PT"/>
-          </w:rPr>
-          <w:rPr>
-            <w:color w:val="0000EE"/>
-            <w:u w:val="single"/>
-          </w:rPr>
-          <w:t>2Rs 17.14–23</w:t>
-        </w:r>
-      </w:hyperlink>
+      <w:r>
+        <w:rPr>
+          <w:lang w:val="pt_PT" w:bidi="pt_PT"/>
+        </w:rPr>
+        <w:t>2Rs 17.14–23</w:t>
+      </w:r>
       <w:r>
         <w:rPr>
           <w:lang w:val="pt_PT" w:bidi="pt_PT"/>
@@ -846,54 +726,36 @@
         </w:rPr>
         <w:t xml:space="preserve">que zombaram dela na sua queda: veja também </w:t>
       </w:r>
-      <w:hyperlink r:id="rId33">
-        <w:r>
-          <w:rPr>
-            <w:lang w:val="pt_PT" w:bidi="pt_PT"/>
-          </w:rPr>
-          <w:rPr>
-            <w:color w:val="0000EE"/>
-            <w:u w:val="single"/>
-          </w:rPr>
-          <w:t>Jr 24.9</w:t>
-        </w:r>
-      </w:hyperlink>
+      <w:r>
+        <w:rPr>
+          <w:lang w:val="pt_PT" w:bidi="pt_PT"/>
+        </w:rPr>
+        <w:t>Jr 24.9</w:t>
+      </w:r>
       <w:r>
         <w:rPr>
           <w:lang w:val="pt_PT" w:bidi="pt_PT"/>
         </w:rPr>
         <w:t xml:space="preserve">; </w:t>
       </w:r>
-      <w:hyperlink r:id="rId34">
-        <w:r>
-          <w:rPr>
-            <w:lang w:val="pt_PT" w:bidi="pt_PT"/>
-          </w:rPr>
-          <w:rPr>
-            <w:color w:val="0000EE"/>
-            <w:u w:val="single"/>
-          </w:rPr>
-          <w:t>Ez 22.5</w:t>
-        </w:r>
-      </w:hyperlink>
+      <w:r>
+        <w:rPr>
+          <w:lang w:val="pt_PT" w:bidi="pt_PT"/>
+        </w:rPr>
+        <w:t>Ez 22.5</w:t>
+      </w:r>
       <w:r>
         <w:rPr>
           <w:lang w:val="pt_PT" w:bidi="pt_PT"/>
         </w:rPr>
         <w:t xml:space="preserve">; </w:t>
       </w:r>
-      <w:hyperlink r:id="rId35">
-        <w:r>
-          <w:rPr>
-            <w:lang w:val="pt_PT" w:bidi="pt_PT"/>
-          </w:rPr>
-          <w:rPr>
-            <w:color w:val="0000EE"/>
-            <w:u w:val="single"/>
-          </w:rPr>
-          <w:t>36.4</w:t>
-        </w:r>
-      </w:hyperlink>
+      <w:r>
+        <w:rPr>
+          <w:lang w:val="pt_PT" w:bidi="pt_PT"/>
+        </w:rPr>
+        <w:t>36.4</w:t>
+      </w:r>
       <w:r>
         <w:rPr>
           <w:lang w:val="pt_PT" w:bidi="pt_PT"/>
@@ -996,54 +858,36 @@
         </w:rPr>
         <w:t xml:space="preserve">Para relatos históricos desses eventos, veja </w:t>
       </w:r>
-      <w:hyperlink r:id="rId36">
-        <w:r>
-          <w:rPr>
-            <w:lang w:val="pt_PT" w:bidi="pt_PT"/>
-          </w:rPr>
-          <w:rPr>
-            <w:color w:val="0000EE"/>
-            <w:u w:val="single"/>
-          </w:rPr>
-          <w:t>2Rs 25.8–17</w:t>
-        </w:r>
-      </w:hyperlink>
+      <w:r>
+        <w:rPr>
+          <w:lang w:val="pt_PT" w:bidi="pt_PT"/>
+        </w:rPr>
+        <w:t>2Rs 25.8–17</w:t>
+      </w:r>
       <w:r>
         <w:rPr>
           <w:lang w:val="pt_PT" w:bidi="pt_PT"/>
         </w:rPr>
         <w:t xml:space="preserve">; </w:t>
       </w:r>
-      <w:hyperlink r:id="rId37">
-        <w:r>
-          <w:rPr>
-            <w:lang w:val="pt_PT" w:bidi="pt_PT"/>
-          </w:rPr>
-          <w:rPr>
-            <w:color w:val="0000EE"/>
-            <w:u w:val="single"/>
-          </w:rPr>
-          <w:t>2Cr 36.13–21</w:t>
-        </w:r>
-      </w:hyperlink>
+      <w:r>
+        <w:rPr>
+          <w:lang w:val="pt_PT" w:bidi="pt_PT"/>
+        </w:rPr>
+        <w:t>2Cr 36.13–21</w:t>
+      </w:r>
       <w:r>
         <w:rPr>
           <w:lang w:val="pt_PT" w:bidi="pt_PT"/>
         </w:rPr>
         <w:t xml:space="preserve">; </w:t>
       </w:r>
-      <w:hyperlink r:id="rId38">
-        <w:r>
-          <w:rPr>
-            <w:lang w:val="pt_PT" w:bidi="pt_PT"/>
-          </w:rPr>
-          <w:rPr>
-            <w:color w:val="0000EE"/>
-            <w:u w:val="single"/>
-          </w:rPr>
-          <w:t>Jr 52.4–30</w:t>
-        </w:r>
-      </w:hyperlink>
+      <w:r>
+        <w:rPr>
+          <w:lang w:val="pt_PT" w:bidi="pt_PT"/>
+        </w:rPr>
+        <w:t>Jr 52.4–30</w:t>
+      </w:r>
       <w:r>
         <w:rPr>
           <w:lang w:val="pt_PT" w:bidi="pt_PT"/>
@@ -1194,54 +1038,36 @@
         </w:rPr>
         <w:t xml:space="preserve">sua amada cidade: Deus havia cuidado de maneira especial de Jerusalém, como um pai protegendo sua filha. Mas seus pecados foram persistentes, e seu castigo foi terrível. • como se esmagam as uvas para fazer vinho: este procedimento comum para extrair suco das uvas é usado efetivamente em </w:t>
       </w:r>
-      <w:hyperlink r:id="rId39">
-        <w:r>
-          <w:rPr>
-            <w:lang w:val="pt_PT" w:bidi="pt_PT"/>
-          </w:rPr>
-          <w:rPr>
-            <w:color w:val="0000EE"/>
-            <w:u w:val="single"/>
-          </w:rPr>
-          <w:t>Is 63.3</w:t>
-        </w:r>
-      </w:hyperlink>
+      <w:r>
+        <w:rPr>
+          <w:lang w:val="pt_PT" w:bidi="pt_PT"/>
+        </w:rPr>
+        <w:t>Is 63.3</w:t>
+      </w:r>
       <w:r>
         <w:rPr>
           <w:lang w:val="pt_PT" w:bidi="pt_PT"/>
         </w:rPr>
         <w:t xml:space="preserve"> para mostrar os horrores do castigo. Em </w:t>
       </w:r>
-      <w:hyperlink r:id="rId40">
-        <w:r>
-          <w:rPr>
-            <w:lang w:val="pt_PT" w:bidi="pt_PT"/>
-          </w:rPr>
-          <w:rPr>
-            <w:color w:val="0000EE"/>
-            <w:u w:val="single"/>
-          </w:rPr>
-          <w:t>Ap 14.18–20</w:t>
-        </w:r>
-      </w:hyperlink>
+      <w:r>
+        <w:rPr>
+          <w:lang w:val="pt_PT" w:bidi="pt_PT"/>
+        </w:rPr>
+        <w:t>Ap 14.18–20</w:t>
+      </w:r>
       <w:r>
         <w:rPr>
           <w:lang w:val="pt_PT" w:bidi="pt_PT"/>
         </w:rPr>
         <w:t xml:space="preserve">; </w:t>
       </w:r>
-      <w:hyperlink r:id="rId41">
-        <w:r>
-          <w:rPr>
-            <w:lang w:val="pt_PT" w:bidi="pt_PT"/>
-          </w:rPr>
-          <w:rPr>
-            <w:color w:val="0000EE"/>
-            <w:u w:val="single"/>
-          </w:rPr>
-          <w:t>19.15</w:t>
-        </w:r>
-      </w:hyperlink>
+      <w:r>
+        <w:rPr>
+          <w:lang w:val="pt_PT" w:bidi="pt_PT"/>
+        </w:rPr>
+        <w:t>19.15</w:t>
+      </w:r>
       <w:r>
         <w:rPr>
           <w:lang w:val="pt_PT" w:bidi="pt_PT"/>
@@ -1296,54 +1122,36 @@
         </w:rPr>
         <w:t>Pedi ajuda aos meus aliados: o Egito tinha um grande interesse em Judá porque Judá controlava a única boa rota para o norte. No entanto, o Egito virou as costas para Judá quando Babilônia atacou Jerusalém (</w:t>
       </w:r>
-      <w:hyperlink r:id="rId13">
-        <w:r>
-          <w:rPr>
-            <w:lang w:val="pt_PT" w:bidi="pt_PT"/>
-          </w:rPr>
-          <w:rPr>
-            <w:color w:val="0000EE"/>
-            <w:u w:val="single"/>
-          </w:rPr>
-          <w:t>Jr 37.5–11</w:t>
-        </w:r>
-      </w:hyperlink>
+      <w:r>
+        <w:rPr>
+          <w:lang w:val="pt_PT" w:bidi="pt_PT"/>
+        </w:rPr>
+        <w:t>Jr 37.5–11</w:t>
+      </w:r>
       <w:r>
         <w:rPr>
           <w:lang w:val="pt_PT" w:bidi="pt_PT"/>
         </w:rPr>
         <w:t>). • Quando havia pouca chuva no outono e na primavera na Palestina, um verão sem chuva poderia destruir as colheitas e causar uma escassez de alimentos. O suprimento de alimentos também se esgotou sob o cerco prolongado de uma cidade (Janeiro 588 – Julho 586 a.C.), e muitas pessoas morreram de fome (</w:t>
       </w:r>
-      <w:hyperlink r:id="rId42">
-        <w:r>
-          <w:rPr>
-            <w:lang w:val="pt_PT" w:bidi="pt_PT"/>
-          </w:rPr>
-          <w:rPr>
-            <w:color w:val="0000EE"/>
-            <w:u w:val="single"/>
-          </w:rPr>
-          <w:t>2Rs 25.2–3</w:t>
-        </w:r>
-      </w:hyperlink>
+      <w:r>
+        <w:rPr>
+          <w:lang w:val="pt_PT" w:bidi="pt_PT"/>
+        </w:rPr>
+        <w:t>2Rs 25.2–3</w:t>
+      </w:r>
       <w:r>
         <w:rPr>
           <w:lang w:val="pt_PT" w:bidi="pt_PT"/>
         </w:rPr>
         <w:t xml:space="preserve">; cp. </w:t>
       </w:r>
-      <w:hyperlink r:id="rId43">
-        <w:r>
-          <w:rPr>
-            <w:lang w:val="pt_PT" w:bidi="pt_PT"/>
-          </w:rPr>
-          <w:rPr>
-            <w:color w:val="0000EE"/>
-            <w:u w:val="single"/>
-          </w:rPr>
-          <w:t>Jr 37.21</w:t>
-        </w:r>
-      </w:hyperlink>
+      <w:r>
+        <w:rPr>
+          <w:lang w:val="pt_PT" w:bidi="pt_PT"/>
+        </w:rPr>
+        <w:t>Jr 37.21</w:t>
+      </w:r>
       <w:r>
         <w:rPr>
           <w:lang w:val="pt_PT" w:bidi="pt_PT"/>
@@ -1398,108 +1206,72 @@
         </w:rPr>
         <w:t>Os líderes e o povo de Judá haviam se rebelado (</w:t>
       </w:r>
-      <w:hyperlink r:id="rId44">
-        <w:r>
-          <w:rPr>
-            <w:lang w:val="pt_PT" w:bidi="pt_PT"/>
-          </w:rPr>
-          <w:rPr>
-            <w:color w:val="0000EE"/>
-            <w:u w:val="single"/>
-          </w:rPr>
-          <w:t>Jr 2.17</w:t>
-        </w:r>
-      </w:hyperlink>
+      <w:r>
+        <w:rPr>
+          <w:lang w:val="pt_PT" w:bidi="pt_PT"/>
+        </w:rPr>
+        <w:t>Jr 2.17</w:t>
+      </w:r>
       <w:r>
         <w:rPr>
           <w:lang w:val="pt_PT" w:bidi="pt_PT"/>
         </w:rPr>
         <w:t xml:space="preserve">; </w:t>
       </w:r>
-      <w:hyperlink r:id="rId45">
-        <w:r>
-          <w:rPr>
-            <w:lang w:val="pt_PT" w:bidi="pt_PT"/>
-          </w:rPr>
-          <w:rPr>
-            <w:color w:val="0000EE"/>
-            <w:u w:val="single"/>
-          </w:rPr>
-          <w:t>5.6</w:t>
-        </w:r>
-      </w:hyperlink>
+      <w:r>
+        <w:rPr>
+          <w:lang w:val="pt_PT" w:bidi="pt_PT"/>
+        </w:rPr>
+        <w:t>5.6</w:t>
+      </w:r>
       <w:r>
         <w:rPr>
           <w:lang w:val="pt_PT" w:bidi="pt_PT"/>
         </w:rPr>
         <w:t>,</w:t>
       </w:r>
-      <w:hyperlink r:id="rId46">
-        <w:r>
-          <w:rPr>
-            <w:lang w:val="pt_PT" w:bidi="pt_PT"/>
-          </w:rPr>
-          <w:rPr>
-            <w:color w:val="0000EE"/>
-            <w:u w:val="single"/>
-          </w:rPr>
-          <w:t>23</w:t>
-        </w:r>
-      </w:hyperlink>
+      <w:r>
+        <w:rPr>
+          <w:lang w:val="pt_PT" w:bidi="pt_PT"/>
+        </w:rPr>
+        <w:t>23</w:t>
+      </w:r>
       <w:r>
         <w:rPr>
           <w:lang w:val="pt_PT" w:bidi="pt_PT"/>
         </w:rPr>
         <w:t>) ao rejeitar o único Deus verdadeiro e seus mandamentos e ao resistir aos invasores que Deus havia enviado (</w:t>
       </w:r>
-      <w:hyperlink r:id="rId47">
-        <w:r>
-          <w:rPr>
-            <w:lang w:val="pt_PT" w:bidi="pt_PT"/>
-          </w:rPr>
-          <w:rPr>
-            <w:color w:val="0000EE"/>
-            <w:u w:val="single"/>
-          </w:rPr>
-          <w:t>2Rs 24.1</w:t>
-        </w:r>
-      </w:hyperlink>
+      <w:r>
+        <w:rPr>
+          <w:lang w:val="pt_PT" w:bidi="pt_PT"/>
+        </w:rPr>
+        <w:t>2Rs 24.1</w:t>
+      </w:r>
       <w:r>
         <w:rPr>
           <w:lang w:val="pt_PT" w:bidi="pt_PT"/>
         </w:rPr>
         <w:t>,</w:t>
       </w:r>
-      <w:hyperlink r:id="rId48">
-        <w:r>
-          <w:rPr>
-            <w:lang w:val="pt_PT" w:bidi="pt_PT"/>
-          </w:rPr>
-          <w:rPr>
-            <w:color w:val="0000EE"/>
-            <w:u w:val="single"/>
-          </w:rPr>
-          <w:t>20</w:t>
-        </w:r>
-      </w:hyperlink>
+      <w:r>
+        <w:rPr>
+          <w:lang w:val="pt_PT" w:bidi="pt_PT"/>
+        </w:rPr>
+        <w:t>20</w:t>
+      </w:r>
       <w:r>
         <w:rPr>
           <w:lang w:val="pt_PT" w:bidi="pt_PT"/>
         </w:rPr>
         <w:t xml:space="preserve">; </w:t>
       </w:r>
-      <w:hyperlink r:id="rId49">
-        <w:r>
-          <w:rPr>
-            <w:lang w:val="pt_PT" w:bidi="pt_PT"/>
-          </w:rPr>
-          <w:rPr>
-            <w:color w:val="0000EE"/>
-            <w:u w:val="single"/>
-          </w:rPr>
-          <w:t>2Cr 36.13</w:t>
-        </w:r>
-      </w:hyperlink>
+      <w:r>
+        <w:rPr>
+          <w:lang w:val="pt_PT" w:bidi="pt_PT"/>
+        </w:rPr>
+        <w:t>2Cr 36.13</w:t>
+      </w:r>
       <w:r>
         <w:rPr>
           <w:lang w:val="pt_PT" w:bidi="pt_PT"/>
@@ -1554,144 +1326,96 @@
         </w:rPr>
         <w:t xml:space="preserve">Faze com que venha o dia que prometeste: o espírito do poeta foi animado pela crença de que Deus estabeleceria um dia em que todos — opressores e vítimas — seriam julgados justamente (veja </w:t>
       </w:r>
-      <w:hyperlink r:id="rId50">
-        <w:r>
-          <w:rPr>
-            <w:lang w:val="pt_PT" w:bidi="pt_PT"/>
-          </w:rPr>
-          <w:rPr>
-            <w:color w:val="0000EE"/>
-            <w:u w:val="single"/>
-          </w:rPr>
-          <w:t>Is 13.6</w:t>
-        </w:r>
-      </w:hyperlink>
+      <w:r>
+        <w:rPr>
+          <w:lang w:val="pt_PT" w:bidi="pt_PT"/>
+        </w:rPr>
+        <w:t>Is 13.6</w:t>
+      </w:r>
       <w:r>
         <w:rPr>
           <w:lang w:val="pt_PT" w:bidi="pt_PT"/>
         </w:rPr>
         <w:t>,</w:t>
       </w:r>
-      <w:hyperlink r:id="rId51">
-        <w:r>
-          <w:rPr>
-            <w:lang w:val="pt_PT" w:bidi="pt_PT"/>
-          </w:rPr>
-          <w:rPr>
-            <w:color w:val="0000EE"/>
-            <w:u w:val="single"/>
-          </w:rPr>
-          <w:t>9</w:t>
-        </w:r>
-      </w:hyperlink>
+      <w:r>
+        <w:rPr>
+          <w:lang w:val="pt_PT" w:bidi="pt_PT"/>
+        </w:rPr>
+        <w:t>9</w:t>
+      </w:r>
       <w:r>
         <w:rPr>
           <w:lang w:val="pt_PT" w:bidi="pt_PT"/>
         </w:rPr>
         <w:t xml:space="preserve">; </w:t>
       </w:r>
-      <w:hyperlink r:id="rId52">
-        <w:r>
-          <w:rPr>
-            <w:lang w:val="pt_PT" w:bidi="pt_PT"/>
-          </w:rPr>
-          <w:rPr>
-            <w:color w:val="0000EE"/>
-            <w:u w:val="single"/>
-          </w:rPr>
-          <w:t>Jr 46.10–12</w:t>
-        </w:r>
-      </w:hyperlink>
+      <w:r>
+        <w:rPr>
+          <w:lang w:val="pt_PT" w:bidi="pt_PT"/>
+        </w:rPr>
+        <w:t>Jr 46.10–12</w:t>
+      </w:r>
       <w:r>
         <w:rPr>
           <w:lang w:val="pt_PT" w:bidi="pt_PT"/>
         </w:rPr>
         <w:t>,</w:t>
       </w:r>
-      <w:hyperlink r:id="rId53">
-        <w:r>
-          <w:rPr>
-            <w:lang w:val="pt_PT" w:bidi="pt_PT"/>
-          </w:rPr>
-          <w:rPr>
-            <w:color w:val="0000EE"/>
-            <w:u w:val="single"/>
-          </w:rPr>
-          <w:t>27–28</w:t>
-        </w:r>
-      </w:hyperlink>
+      <w:r>
+        <w:rPr>
+          <w:lang w:val="pt_PT" w:bidi="pt_PT"/>
+        </w:rPr>
+        <w:t>27–28</w:t>
+      </w:r>
       <w:r>
         <w:rPr>
           <w:lang w:val="pt_PT" w:bidi="pt_PT"/>
         </w:rPr>
         <w:t xml:space="preserve">; </w:t>
       </w:r>
-      <w:hyperlink r:id="rId54">
-        <w:r>
-          <w:rPr>
-            <w:lang w:val="pt_PT" w:bidi="pt_PT"/>
-          </w:rPr>
-          <w:rPr>
-            <w:color w:val="0000EE"/>
-            <w:u w:val="single"/>
-          </w:rPr>
-          <w:t>Am 5.18–20</w:t>
-        </w:r>
-      </w:hyperlink>
+      <w:r>
+        <w:rPr>
+          <w:lang w:val="pt_PT" w:bidi="pt_PT"/>
+        </w:rPr>
+        <w:t>Am 5.18–20</w:t>
+      </w:r>
       <w:r>
         <w:rPr>
           <w:lang w:val="pt_PT" w:bidi="pt_PT"/>
         </w:rPr>
         <w:t xml:space="preserve">; </w:t>
       </w:r>
-      <w:hyperlink r:id="rId55">
-        <w:r>
-          <w:rPr>
-            <w:lang w:val="pt_PT" w:bidi="pt_PT"/>
-          </w:rPr>
-          <w:rPr>
-            <w:color w:val="0000EE"/>
-            <w:u w:val="single"/>
-          </w:rPr>
-          <w:t>Ob 1.15</w:t>
-        </w:r>
-      </w:hyperlink>
+      <w:r>
+        <w:rPr>
+          <w:lang w:val="pt_PT" w:bidi="pt_PT"/>
+        </w:rPr>
+        <w:t>Ob 1.15</w:t>
+      </w:r>
       <w:r>
         <w:rPr>
           <w:lang w:val="pt_PT" w:bidi="pt_PT"/>
         </w:rPr>
         <w:t xml:space="preserve">; </w:t>
       </w:r>
-      <w:hyperlink r:id="rId56">
-        <w:r>
-          <w:rPr>
-            <w:lang w:val="pt_PT" w:bidi="pt_PT"/>
-          </w:rPr>
-          <w:rPr>
-            <w:color w:val="0000EE"/>
-            <w:u w:val="single"/>
-          </w:rPr>
-          <w:t>1Ts 5.2–3</w:t>
-        </w:r>
-      </w:hyperlink>
+      <w:r>
+        <w:rPr>
+          <w:lang w:val="pt_PT" w:bidi="pt_PT"/>
+        </w:rPr>
+        <w:t>1Ts 5.2–3</w:t>
+      </w:r>
       <w:r>
         <w:rPr>
           <w:lang w:val="pt_PT" w:bidi="pt_PT"/>
         </w:rPr>
         <w:t xml:space="preserve">; </w:t>
       </w:r>
-      <w:hyperlink r:id="rId57">
-        <w:r>
-          <w:rPr>
-            <w:lang w:val="pt_PT" w:bidi="pt_PT"/>
-          </w:rPr>
-          <w:rPr>
-            <w:color w:val="0000EE"/>
-            <w:u w:val="single"/>
-          </w:rPr>
-          <w:t>2Ts 2.2</w:t>
-        </w:r>
-      </w:hyperlink>
+      <w:r>
+        <w:rPr>
+          <w:lang w:val="pt_PT" w:bidi="pt_PT"/>
+        </w:rPr>
+        <w:t>2Ts 2.2</w:t>
+      </w:r>
       <w:r>
         <w:rPr>
           <w:lang w:val="pt_PT" w:bidi="pt_PT"/>
@@ -1759,54 +1483,36 @@
         </w:rPr>
         <w:t xml:space="preserve">): cp. </w:t>
       </w:r>
-      <w:hyperlink r:id="rId58">
-        <w:r>
-          <w:rPr>
-            <w:lang w:val="pt_PT" w:bidi="pt_PT"/>
-          </w:rPr>
-          <w:rPr>
-            <w:color w:val="0000EE"/>
-            <w:u w:val="single"/>
-          </w:rPr>
-          <w:t>1Cr 28.2</w:t>
-        </w:r>
-      </w:hyperlink>
+      <w:r>
+        <w:rPr>
+          <w:lang w:val="pt_PT" w:bidi="pt_PT"/>
+        </w:rPr>
+        <w:t>1Cr 28.2</w:t>
+      </w:r>
       <w:r>
         <w:rPr>
           <w:lang w:val="pt_PT" w:bidi="pt_PT"/>
         </w:rPr>
         <w:t xml:space="preserve">; </w:t>
       </w:r>
-      <w:hyperlink r:id="rId59">
-        <w:r>
-          <w:rPr>
-            <w:lang w:val="pt_PT" w:bidi="pt_PT"/>
-          </w:rPr>
-          <w:rPr>
-            <w:color w:val="0000EE"/>
-            <w:u w:val="single"/>
-          </w:rPr>
-          <w:t>Sl 99.5</w:t>
-        </w:r>
-      </w:hyperlink>
+      <w:r>
+        <w:rPr>
+          <w:lang w:val="pt_PT" w:bidi="pt_PT"/>
+        </w:rPr>
+        <w:t>Sl 99.5</w:t>
+      </w:r>
       <w:r>
         <w:rPr>
           <w:lang w:val="pt_PT" w:bidi="pt_PT"/>
         </w:rPr>
         <w:t xml:space="preserve">; </w:t>
       </w:r>
-      <w:hyperlink r:id="rId60">
-        <w:r>
-          <w:rPr>
-            <w:lang w:val="pt_PT" w:bidi="pt_PT"/>
-          </w:rPr>
-          <w:rPr>
-            <w:color w:val="0000EE"/>
-            <w:u w:val="single"/>
-          </w:rPr>
-          <w:t>132.7</w:t>
-        </w:r>
-      </w:hyperlink>
+      <w:r>
+        <w:rPr>
+          <w:lang w:val="pt_PT" w:bidi="pt_PT"/>
+        </w:rPr>
+        <w:t>132.7</w:t>
+      </w:r>
       <w:r>
         <w:rPr>
           <w:lang w:val="pt_PT" w:bidi="pt_PT"/>
@@ -1909,108 +1615,72 @@
         </w:rPr>
         <w:t xml:space="preserve">apontou sua flechas: no passado, o Senhor havia sido um poderoso guerreiro em favor de Israel (veja </w:t>
       </w:r>
-      <w:hyperlink r:id="rId61">
-        <w:r>
-          <w:rPr>
-            <w:lang w:val="pt_PT" w:bidi="pt_PT"/>
-          </w:rPr>
-          <w:rPr>
-            <w:color w:val="0000EE"/>
-            <w:u w:val="single"/>
-          </w:rPr>
-          <w:t>Êx 14.13 –15.21</w:t>
-        </w:r>
-      </w:hyperlink>
+      <w:r>
+        <w:rPr>
+          <w:lang w:val="pt_PT" w:bidi="pt_PT"/>
+        </w:rPr>
+        <w:t>Êx 14.13 –15.21</w:t>
+      </w:r>
       <w:r>
         <w:rPr>
           <w:lang w:val="pt_PT" w:bidi="pt_PT"/>
         </w:rPr>
         <w:t xml:space="preserve">; </w:t>
       </w:r>
-      <w:hyperlink r:id="rId62">
-        <w:r>
-          <w:rPr>
-            <w:lang w:val="pt_PT" w:bidi="pt_PT"/>
-          </w:rPr>
-          <w:rPr>
-            <w:color w:val="0000EE"/>
-            <w:u w:val="single"/>
-          </w:rPr>
-          <w:t>Js 23.9–11</w:t>
-        </w:r>
-      </w:hyperlink>
+      <w:r>
+        <w:rPr>
+          <w:lang w:val="pt_PT" w:bidi="pt_PT"/>
+        </w:rPr>
+        <w:t>Js 23.9–11</w:t>
+      </w:r>
       <w:r>
         <w:rPr>
           <w:lang w:val="pt_PT" w:bidi="pt_PT"/>
         </w:rPr>
         <w:t xml:space="preserve">; </w:t>
       </w:r>
-      <w:hyperlink r:id="rId63">
-        <w:r>
-          <w:rPr>
-            <w:lang w:val="pt_PT" w:bidi="pt_PT"/>
-          </w:rPr>
-          <w:rPr>
-            <w:color w:val="0000EE"/>
-            <w:u w:val="single"/>
-          </w:rPr>
-          <w:t>Jz 7</w:t>
-        </w:r>
-      </w:hyperlink>
+      <w:r>
+        <w:rPr>
+          <w:lang w:val="pt_PT" w:bidi="pt_PT"/>
+        </w:rPr>
+        <w:t>Jz 7</w:t>
+      </w:r>
       <w:r>
         <w:rPr>
           <w:lang w:val="pt_PT" w:bidi="pt_PT"/>
         </w:rPr>
         <w:t xml:space="preserve">; </w:t>
       </w:r>
-      <w:hyperlink r:id="rId64">
-        <w:r>
-          <w:rPr>
-            <w:lang w:val="pt_PT" w:bidi="pt_PT"/>
-          </w:rPr>
-          <w:rPr>
-            <w:color w:val="0000EE"/>
-            <w:u w:val="single"/>
-          </w:rPr>
-          <w:t>2Rs 19.32–35</w:t>
-        </w:r>
-      </w:hyperlink>
+      <w:r>
+        <w:rPr>
+          <w:lang w:val="pt_PT" w:bidi="pt_PT"/>
+        </w:rPr>
+        <w:t>2Rs 19.32–35</w:t>
+      </w:r>
       <w:r>
         <w:rPr>
           <w:lang w:val="pt_PT" w:bidi="pt_PT"/>
         </w:rPr>
         <w:t xml:space="preserve">); agora ele travava uma guerra contra Jerusalém (veja </w:t>
       </w:r>
-      <w:hyperlink r:id="rId65">
-        <w:r>
-          <w:rPr>
-            <w:lang w:val="pt_PT" w:bidi="pt_PT"/>
-          </w:rPr>
-          <w:rPr>
-            <w:color w:val="0000EE"/>
-            <w:u w:val="single"/>
-          </w:rPr>
-          <w:t>Is 63.10</w:t>
-        </w:r>
-      </w:hyperlink>
+      <w:r>
+        <w:rPr>
+          <w:lang w:val="pt_PT" w:bidi="pt_PT"/>
+        </w:rPr>
+        <w:t>Is 63.10</w:t>
+      </w:r>
       <w:r>
         <w:rPr>
           <w:lang w:val="pt_PT" w:bidi="pt_PT"/>
         </w:rPr>
         <w:t xml:space="preserve">; </w:t>
       </w:r>
-      <w:hyperlink r:id="rId66">
-        <w:r>
-          <w:rPr>
-            <w:lang w:val="pt_PT" w:bidi="pt_PT"/>
-          </w:rPr>
-          <w:rPr>
-            <w:color w:val="0000EE"/>
-            <w:u w:val="single"/>
-          </w:rPr>
-          <w:t>Ez 24.25</w:t>
-        </w:r>
-      </w:hyperlink>
+      <w:r>
+        <w:rPr>
+          <w:lang w:val="pt_PT" w:bidi="pt_PT"/>
+        </w:rPr>
+        <w:t>Ez 24.25</w:t>
+      </w:r>
       <w:r>
         <w:rPr>
           <w:lang w:val="pt_PT" w:bidi="pt_PT"/>
@@ -2065,18 +1735,12 @@
         </w:rPr>
         <w:t>Um abrigo de jardim era uma estrutura temporária que os ceifeiros montavam para fornecer sombra. Deus havia prometido cuidar de seu Templo para sempre (</w:t>
       </w:r>
-      <w:hyperlink r:id="rId67">
-        <w:r>
-          <w:rPr>
-            <w:lang w:val="pt_PT" w:bidi="pt_PT"/>
-          </w:rPr>
-          <w:rPr>
-            <w:color w:val="0000EE"/>
-            <w:u w:val="single"/>
-          </w:rPr>
-          <w:t>1Rs 9.3</w:t>
-        </w:r>
-      </w:hyperlink>
+      <w:r>
+        <w:rPr>
+          <w:lang w:val="pt_PT" w:bidi="pt_PT"/>
+        </w:rPr>
+        <w:t>1Rs 9.3</w:t>
+      </w:r>
       <w:r>
         <w:rPr>
           <w:lang w:val="pt_PT" w:bidi="pt_PT"/>
@@ -2131,72 +1795,48 @@
         </w:rPr>
         <w:t xml:space="preserve">O Templo foi destruído porque os pecados que os sacerdotes e o povo cometeram ali dentro profanaram sua santidade (cp. </w:t>
       </w:r>
-      <w:hyperlink r:id="rId68">
-        <w:r>
-          <w:rPr>
-            <w:lang w:val="pt_PT" w:bidi="pt_PT"/>
-          </w:rPr>
-          <w:rPr>
-            <w:color w:val="0000EE"/>
-            <w:u w:val="single"/>
-          </w:rPr>
-          <w:t>Jr 7.3–15</w:t>
-        </w:r>
-      </w:hyperlink>
+      <w:r>
+        <w:rPr>
+          <w:lang w:val="pt_PT" w:bidi="pt_PT"/>
+        </w:rPr>
+        <w:t>Jr 7.3–15</w:t>
+      </w:r>
       <w:r>
         <w:rPr>
           <w:lang w:val="pt_PT" w:bidi="pt_PT"/>
         </w:rPr>
         <w:t xml:space="preserve">; </w:t>
       </w:r>
-      <w:hyperlink r:id="rId69">
-        <w:r>
-          <w:rPr>
-            <w:lang w:val="pt_PT" w:bidi="pt_PT"/>
-          </w:rPr>
-          <w:rPr>
-            <w:color w:val="0000EE"/>
-            <w:u w:val="single"/>
-          </w:rPr>
-          <w:t>26.3–6</w:t>
-        </w:r>
-      </w:hyperlink>
+      <w:r>
+        <w:rPr>
+          <w:lang w:val="pt_PT" w:bidi="pt_PT"/>
+        </w:rPr>
+        <w:t>26.3–6</w:t>
+      </w:r>
       <w:r>
         <w:rPr>
           <w:lang w:val="pt_PT" w:bidi="pt_PT"/>
         </w:rPr>
         <w:t>,</w:t>
       </w:r>
-      <w:hyperlink r:id="rId70">
-        <w:r>
-          <w:rPr>
-            <w:lang w:val="pt_PT" w:bidi="pt_PT"/>
-          </w:rPr>
-          <w:rPr>
-            <w:color w:val="0000EE"/>
-            <w:u w:val="single"/>
-          </w:rPr>
-          <w:t>12–13</w:t>
-        </w:r>
-      </w:hyperlink>
+      <w:r>
+        <w:rPr>
+          <w:lang w:val="pt_PT" w:bidi="pt_PT"/>
+        </w:rPr>
+        <w:t>12–13</w:t>
+      </w:r>
       <w:r>
         <w:rPr>
           <w:lang w:val="pt_PT" w:bidi="pt_PT"/>
         </w:rPr>
         <w:t xml:space="preserve">; </w:t>
       </w:r>
-      <w:hyperlink r:id="rId71">
-        <w:r>
-          <w:rPr>
-            <w:lang w:val="pt_PT" w:bidi="pt_PT"/>
-          </w:rPr>
-          <w:rPr>
-            <w:color w:val="0000EE"/>
-            <w:u w:val="single"/>
-          </w:rPr>
-          <w:t>Ez 24.21</w:t>
-        </w:r>
-      </w:hyperlink>
+      <w:r>
+        <w:rPr>
+          <w:lang w:val="pt_PT" w:bidi="pt_PT"/>
+        </w:rPr>
+        <w:t>Ez 24.21</w:t>
+      </w:r>
       <w:r>
         <w:rPr>
           <w:lang w:val="pt_PT" w:bidi="pt_PT"/>
@@ -2299,36 +1939,24 @@
         </w:rPr>
         <w:t>e os profetas não recebem mais visões: Daniel e Ezequiel foram profetas do Senhor que tiveram visões enquanto viviam entre os exilados, longe da terra de Judá (</w:t>
       </w:r>
-      <w:hyperlink r:id="rId72">
-        <w:r>
-          <w:rPr>
-            <w:lang w:val="pt_PT" w:bidi="pt_PT"/>
-          </w:rPr>
-          <w:rPr>
-            <w:color w:val="0000EE"/>
-            <w:u w:val="single"/>
-          </w:rPr>
-          <w:t>Ez 1.1</w:t>
-        </w:r>
-      </w:hyperlink>
+      <w:r>
+        <w:rPr>
+          <w:lang w:val="pt_PT" w:bidi="pt_PT"/>
+        </w:rPr>
+        <w:t>Ez 1.1</w:t>
+      </w:r>
       <w:r>
         <w:rPr>
           <w:lang w:val="pt_PT" w:bidi="pt_PT"/>
         </w:rPr>
         <w:t xml:space="preserve">; </w:t>
       </w:r>
-      <w:hyperlink r:id="rId73">
-        <w:r>
-          <w:rPr>
-            <w:lang w:val="pt_PT" w:bidi="pt_PT"/>
-          </w:rPr>
-          <w:rPr>
-            <w:color w:val="0000EE"/>
-            <w:u w:val="single"/>
-          </w:rPr>
-          <w:t>Dn 7.1</w:t>
-        </w:r>
-      </w:hyperlink>
+      <w:r>
+        <w:rPr>
+          <w:lang w:val="pt_PT" w:bidi="pt_PT"/>
+        </w:rPr>
+        <w:t>Dn 7.1</w:t>
+      </w:r>
       <w:r>
         <w:rPr>
           <w:lang w:val="pt_PT" w:bidi="pt_PT"/>
@@ -2444,18 +2072,12 @@
         </w:rPr>
         <w:t>Quem pode te curar? Curandeiros e profetas renomados eram todos mentirosos e fraudadores (</w:t>
       </w:r>
-      <w:hyperlink r:id="rId74">
-        <w:r>
-          <w:rPr>
-            <w:lang w:val="pt_PT" w:bidi="pt_PT"/>
-          </w:rPr>
-          <w:rPr>
-            <w:color w:val="0000EE"/>
-            <w:u w:val="single"/>
-          </w:rPr>
-          <w:t>Jr 6.13–14</w:t>
-        </w:r>
-      </w:hyperlink>
+      <w:r>
+        <w:rPr>
+          <w:lang w:val="pt_PT" w:bidi="pt_PT"/>
+        </w:rPr>
+        <w:t>Jr 6.13–14</w:t>
+      </w:r>
       <w:r>
         <w:rPr>
           <w:lang w:val="pt_PT" w:bidi="pt_PT"/>
@@ -2558,36 +2180,24 @@
         </w:rPr>
         <w:t>o que havia planejado... há muito tempo: as promessas de bênção de Deus sempre foram condicionadas à obediência de Israel à lei (</w:t>
       </w:r>
-      <w:hyperlink r:id="rId75">
-        <w:r>
-          <w:rPr>
-            <w:lang w:val="pt_PT" w:bidi="pt_PT"/>
-          </w:rPr>
-          <w:rPr>
-            <w:color w:val="0000EE"/>
-            <w:u w:val="single"/>
-          </w:rPr>
-          <w:t>Dt 8</w:t>
-        </w:r>
-      </w:hyperlink>
+      <w:r>
+        <w:rPr>
+          <w:lang w:val="pt_PT" w:bidi="pt_PT"/>
+        </w:rPr>
+        <w:t>Dt 8</w:t>
+      </w:r>
       <w:r>
         <w:rPr>
           <w:lang w:val="pt_PT" w:bidi="pt_PT"/>
         </w:rPr>
         <w:t>). Ele havia prometido destruí-los se desobedecessem (</w:t>
       </w:r>
-      <w:hyperlink r:id="rId76">
-        <w:r>
-          <w:rPr>
-            <w:lang w:val="pt_PT" w:bidi="pt_PT"/>
-          </w:rPr>
-          <w:rPr>
-            <w:color w:val="0000EE"/>
-            <w:u w:val="single"/>
-          </w:rPr>
-          <w:t>Lv 26</w:t>
-        </w:r>
-      </w:hyperlink>
+      <w:r>
+        <w:rPr>
+          <w:lang w:val="pt_PT" w:bidi="pt_PT"/>
+        </w:rPr>
+        <w:t>Lv 26</w:t>
+      </w:r>
       <w:r>
         <w:rPr>
           <w:lang w:val="pt_PT" w:bidi="pt_PT"/>
@@ -2690,90 +2300,60 @@
         </w:rPr>
         <w:t>Jeremias havia predito que o mesmo canibalismo que ocorreu durante um cerco de Samaria (</w:t>
       </w:r>
-      <w:hyperlink r:id="rId77">
-        <w:r>
-          <w:rPr>
-            <w:lang w:val="pt_PT" w:bidi="pt_PT"/>
-          </w:rPr>
-          <w:rPr>
-            <w:color w:val="0000EE"/>
-            <w:u w:val="single"/>
-          </w:rPr>
-          <w:t>2Rs 6.28–29</w:t>
-        </w:r>
-      </w:hyperlink>
+      <w:r>
+        <w:rPr>
+          <w:lang w:val="pt_PT" w:bidi="pt_PT"/>
+        </w:rPr>
+        <w:t>2Rs 6.28–29</w:t>
+      </w:r>
       <w:r>
         <w:rPr>
           <w:lang w:val="pt_PT" w:bidi="pt_PT"/>
         </w:rPr>
         <w:t>) aconteceria em Jerusalém (</w:t>
       </w:r>
-      <w:hyperlink r:id="rId78">
-        <w:r>
-          <w:rPr>
-            <w:lang w:val="pt_PT" w:bidi="pt_PT"/>
-          </w:rPr>
-          <w:rPr>
-            <w:color w:val="0000EE"/>
-            <w:u w:val="single"/>
-          </w:rPr>
-          <w:t>Jr 19.9</w:t>
-        </w:r>
-      </w:hyperlink>
+      <w:r>
+        <w:rPr>
+          <w:lang w:val="pt_PT" w:bidi="pt_PT"/>
+        </w:rPr>
+        <w:t>Jr 19.9</w:t>
+      </w:r>
       <w:r>
         <w:rPr>
           <w:lang w:val="pt_PT" w:bidi="pt_PT"/>
         </w:rPr>
         <w:t xml:space="preserve">; veja também </w:t>
       </w:r>
-      <w:hyperlink r:id="rId79">
-        <w:r>
-          <w:rPr>
-            <w:lang w:val="pt_PT" w:bidi="pt_PT"/>
-          </w:rPr>
-          <w:rPr>
-            <w:color w:val="0000EE"/>
-            <w:u w:val="single"/>
-          </w:rPr>
-          <w:t>Lm 4.10</w:t>
-        </w:r>
-      </w:hyperlink>
+      <w:r>
+        <w:rPr>
+          <w:lang w:val="pt_PT" w:bidi="pt_PT"/>
+        </w:rPr>
+        <w:t>Lm 4.10</w:t>
+      </w:r>
       <w:r>
         <w:rPr>
           <w:lang w:val="pt_PT" w:bidi="pt_PT"/>
         </w:rPr>
         <w:t xml:space="preserve">; </w:t>
       </w:r>
-      <w:hyperlink r:id="rId80">
-        <w:r>
-          <w:rPr>
-            <w:lang w:val="pt_PT" w:bidi="pt_PT"/>
-          </w:rPr>
-          <w:rPr>
-            <w:color w:val="0000EE"/>
-            <w:u w:val="single"/>
-          </w:rPr>
-          <w:t>Ez 5.10</w:t>
-        </w:r>
-      </w:hyperlink>
+      <w:r>
+        <w:rPr>
+          <w:lang w:val="pt_PT" w:bidi="pt_PT"/>
+        </w:rPr>
+        <w:t>Ez 5.10</w:t>
+      </w:r>
       <w:r>
         <w:rPr>
           <w:lang w:val="pt_PT" w:bidi="pt_PT"/>
         </w:rPr>
         <w:t xml:space="preserve">; cp. </w:t>
       </w:r>
-      <w:hyperlink r:id="rId81">
-        <w:r>
-          <w:rPr>
-            <w:lang w:val="pt_PT" w:bidi="pt_PT"/>
-          </w:rPr>
-          <w:rPr>
-            <w:color w:val="0000EE"/>
-            <w:u w:val="single"/>
-          </w:rPr>
-          <w:t>Dt 28.53–57</w:t>
-        </w:r>
-      </w:hyperlink>
+      <w:r>
+        <w:rPr>
+          <w:lang w:val="pt_PT" w:bidi="pt_PT"/>
+        </w:rPr>
+        <w:t>Dt 28.53–57</w:t>
+      </w:r>
       <w:r>
         <w:rPr>
           <w:lang w:val="pt_PT" w:bidi="pt_PT"/>
@@ -2828,36 +2408,24 @@
         </w:rPr>
         <w:t>como se fosse para uma festa religiosa: o poeta compara a destruição de Jerusalém a um convite para um banquete no qual a guerra, a fome, os animais selvagens e a doença se banqueteariam com os ímpios em Jerusalém (</w:t>
       </w:r>
-      <w:hyperlink r:id="rId82">
-        <w:r>
-          <w:rPr>
-            <w:lang w:val="pt_PT" w:bidi="pt_PT"/>
-          </w:rPr>
-          <w:rPr>
-            <w:color w:val="0000EE"/>
-            <w:u w:val="single"/>
-          </w:rPr>
-          <w:t>Dt 28.15–68</w:t>
-        </w:r>
-      </w:hyperlink>
+      <w:r>
+        <w:rPr>
+          <w:lang w:val="pt_PT" w:bidi="pt_PT"/>
+        </w:rPr>
+        <w:t>Dt 28.15–68</w:t>
+      </w:r>
       <w:r>
         <w:rPr>
           <w:lang w:val="pt_PT" w:bidi="pt_PT"/>
         </w:rPr>
         <w:t xml:space="preserve">; cp. </w:t>
       </w:r>
-      <w:hyperlink r:id="rId83">
-        <w:r>
-          <w:rPr>
-            <w:lang w:val="pt_PT" w:bidi="pt_PT"/>
-          </w:rPr>
-          <w:rPr>
-            <w:color w:val="0000EE"/>
-            <w:u w:val="single"/>
-          </w:rPr>
-          <w:t>Ap 19.17–21</w:t>
-        </w:r>
-      </w:hyperlink>
+      <w:r>
+        <w:rPr>
+          <w:lang w:val="pt_PT" w:bidi="pt_PT"/>
+        </w:rPr>
+        <w:t>Ap 19.17–21</w:t>
+      </w:r>
       <w:r>
         <w:rPr>
           <w:lang w:val="pt_PT" w:bidi="pt_PT"/>
@@ -2960,90 +2528,60 @@
         </w:rPr>
         <w:t>Neste capítulo, o autor lamenta o que aconteceu (</w:t>
       </w:r>
-      <w:hyperlink r:id="rId84">
-        <w:r>
-          <w:rPr>
-            <w:lang w:val="pt_PT" w:bidi="pt_PT"/>
-          </w:rPr>
-          <w:rPr>
-            <w:color w:val="0000EE"/>
-            <w:u w:val="single"/>
-          </w:rPr>
-          <w:t>3.1–20</w:t>
-        </w:r>
-      </w:hyperlink>
+      <w:r>
+        <w:rPr>
+          <w:lang w:val="pt_PT" w:bidi="pt_PT"/>
+        </w:rPr>
+        <w:t>3.1–20</w:t>
+      </w:r>
       <w:r>
         <w:rPr>
           <w:lang w:val="pt_PT" w:bidi="pt_PT"/>
         </w:rPr>
         <w:t>,</w:t>
       </w:r>
-      <w:hyperlink r:id="rId85">
-        <w:r>
-          <w:rPr>
-            <w:lang w:val="pt_PT" w:bidi="pt_PT"/>
-          </w:rPr>
-          <w:rPr>
-            <w:color w:val="0000EE"/>
-            <w:u w:val="single"/>
-          </w:rPr>
-          <w:t>48–54</w:t>
-        </w:r>
-      </w:hyperlink>
+      <w:r>
+        <w:rPr>
+          <w:lang w:val="pt_PT" w:bidi="pt_PT"/>
+        </w:rPr>
+        <w:t>48–54</w:t>
+      </w:r>
       <w:r>
         <w:rPr>
           <w:lang w:val="pt_PT" w:bidi="pt_PT"/>
         </w:rPr>
         <w:t>), lembra-se do amor fiel do Senhor (</w:t>
       </w:r>
-      <w:hyperlink r:id="rId86">
-        <w:r>
-          <w:rPr>
-            <w:lang w:val="pt_PT" w:bidi="pt_PT"/>
-          </w:rPr>
-          <w:rPr>
-            <w:color w:val="0000EE"/>
-            <w:u w:val="single"/>
-          </w:rPr>
-          <w:t>3.21–25</w:t>
-        </w:r>
-      </w:hyperlink>
+      <w:r>
+        <w:rPr>
+          <w:lang w:val="pt_PT" w:bidi="pt_PT"/>
+        </w:rPr>
+        <w:t>3.21–25</w:t>
+      </w:r>
       <w:r>
         <w:rPr>
           <w:lang w:val="pt_PT" w:bidi="pt_PT"/>
         </w:rPr>
         <w:t>), descreve como o povo de Deus deve responder (</w:t>
       </w:r>
-      <w:hyperlink r:id="rId87">
-        <w:r>
-          <w:rPr>
-            <w:lang w:val="pt_PT" w:bidi="pt_PT"/>
-          </w:rPr>
-          <w:rPr>
-            <w:color w:val="0000EE"/>
-            <w:u w:val="single"/>
-          </w:rPr>
-          <w:t>3.26–47</w:t>
-        </w:r>
-      </w:hyperlink>
+      <w:r>
+        <w:rPr>
+          <w:lang w:val="pt_PT" w:bidi="pt_PT"/>
+        </w:rPr>
+        <w:t>3.26–47</w:t>
+      </w:r>
       <w:r>
         <w:rPr>
           <w:lang w:val="pt_PT" w:bidi="pt_PT"/>
         </w:rPr>
         <w:t>) e clama ao Senhor em oração (</w:t>
       </w:r>
-      <w:hyperlink r:id="rId88">
-        <w:r>
-          <w:rPr>
-            <w:lang w:val="pt_PT" w:bidi="pt_PT"/>
-          </w:rPr>
-          <w:rPr>
-            <w:color w:val="0000EE"/>
-            <w:u w:val="single"/>
-          </w:rPr>
-          <w:t>3.55–66</w:t>
-        </w:r>
-      </w:hyperlink>
+      <w:r>
+        <w:rPr>
+          <w:lang w:val="pt_PT" w:bidi="pt_PT"/>
+        </w:rPr>
+        <w:t>3.55–66</w:t>
+      </w:r>
       <w:r>
         <w:rPr>
           <w:lang w:val="pt_PT" w:bidi="pt_PT"/>
@@ -3098,18 +2636,12 @@
         </w:rPr>
         <w:t>Alguns entendem esses versos como uma referência poética ao aprisionamento de Jeremias em uma cisterna cheia de lama antes da destruição de Jerusalém (</w:t>
       </w:r>
-      <w:hyperlink r:id="rId89">
-        <w:r>
-          <w:rPr>
-            <w:lang w:val="pt_PT" w:bidi="pt_PT"/>
-          </w:rPr>
-          <w:rPr>
-            <w:color w:val="0000EE"/>
-            <w:u w:val="single"/>
-          </w:rPr>
-          <w:t>Jr 38.6–13</w:t>
-        </w:r>
-      </w:hyperlink>
+      <w:r>
+        <w:rPr>
+          <w:lang w:val="pt_PT" w:bidi="pt_PT"/>
+        </w:rPr>
+        <w:t>Jr 38.6–13</w:t>
+      </w:r>
       <w:r>
         <w:rPr>
           <w:lang w:val="pt_PT" w:bidi="pt_PT"/>
@@ -3164,36 +2696,24 @@
         </w:rPr>
         <w:t>Não posso seguir em frente, pois, com grandes blocos de pedra, ele fechou o meu caminho: o pecado causa confusão e impede uma pessoa ou uma comunidade de ter um futuro feliz. Pessoas inocentes veem o futuro como um caminho reto e fácil de seguir (</w:t>
       </w:r>
-      <w:hyperlink r:id="rId90">
-        <w:r>
-          <w:rPr>
-            <w:lang w:val="pt_PT" w:bidi="pt_PT"/>
-          </w:rPr>
-          <w:rPr>
-            <w:color w:val="0000EE"/>
-            <w:u w:val="single"/>
-          </w:rPr>
-          <w:t>Pv 21.8</w:t>
-        </w:r>
-      </w:hyperlink>
+      <w:r>
+        <w:rPr>
+          <w:lang w:val="pt_PT" w:bidi="pt_PT"/>
+        </w:rPr>
+        <w:t>Pv 21.8</w:t>
+      </w:r>
       <w:r>
         <w:rPr>
           <w:lang w:val="pt_PT" w:bidi="pt_PT"/>
         </w:rPr>
         <w:t>). Isaías imaginou as atividades de Deus como um desfile em uma estrada reta que seus adoradores preparariam (</w:t>
       </w:r>
-      <w:hyperlink r:id="rId91">
-        <w:r>
-          <w:rPr>
-            <w:lang w:val="pt_PT" w:bidi="pt_PT"/>
-          </w:rPr>
-          <w:rPr>
-            <w:color w:val="0000EE"/>
-            <w:u w:val="single"/>
-          </w:rPr>
-          <w:t>Is 40.3</w:t>
-        </w:r>
-      </w:hyperlink>
+      <w:r>
+        <w:rPr>
+          <w:lang w:val="pt_PT" w:bidi="pt_PT"/>
+        </w:rPr>
+        <w:t>Is 40.3</w:t>
+      </w:r>
       <w:r>
         <w:rPr>
           <w:lang w:val="pt_PT" w:bidi="pt_PT"/>
@@ -3248,18 +2768,12 @@
         </w:rPr>
         <w:t xml:space="preserve">Compare esse texto com </w:t>
       </w:r>
-      <w:hyperlink r:id="rId92">
-        <w:r>
-          <w:rPr>
-            <w:lang w:val="pt_PT" w:bidi="pt_PT"/>
-          </w:rPr>
-          <w:rPr>
-            <w:color w:val="0000EE"/>
-            <w:u w:val="single"/>
-          </w:rPr>
-          <w:t>Jó 6.4</w:t>
-        </w:r>
-      </w:hyperlink>
+      <w:r>
+        <w:rPr>
+          <w:lang w:val="pt_PT" w:bidi="pt_PT"/>
+        </w:rPr>
+        <w:t>Jó 6.4</w:t>
+      </w:r>
       <w:r>
         <w:rPr>
           <w:lang w:val="pt_PT" w:bidi="pt_PT"/>
@@ -3327,72 +2841,48 @@
         </w:rPr>
         <w:t>): absinto é uma planta com um gosto amargo; aqui representa a intensidade emocional da agonia interior (</w:t>
       </w:r>
-      <w:hyperlink r:id="rId93">
-        <w:r>
-          <w:rPr>
-            <w:lang w:val="pt_PT" w:bidi="pt_PT"/>
-          </w:rPr>
-          <w:rPr>
-            <w:color w:val="0000EE"/>
-            <w:u w:val="single"/>
-          </w:rPr>
-          <w:t>Pv 5.4</w:t>
-        </w:r>
-      </w:hyperlink>
+      <w:r>
+        <w:rPr>
+          <w:lang w:val="pt_PT" w:bidi="pt_PT"/>
+        </w:rPr>
+        <w:t>Pv 5.4</w:t>
+      </w:r>
       <w:r>
         <w:rPr>
           <w:lang w:val="pt_PT" w:bidi="pt_PT"/>
         </w:rPr>
         <w:t xml:space="preserve">; </w:t>
       </w:r>
-      <w:hyperlink r:id="rId94">
-        <w:r>
-          <w:rPr>
-            <w:lang w:val="pt_PT" w:bidi="pt_PT"/>
-          </w:rPr>
-          <w:rPr>
-            <w:color w:val="0000EE"/>
-            <w:u w:val="single"/>
-          </w:rPr>
-          <w:t>Ap 8.11</w:t>
-        </w:r>
-      </w:hyperlink>
+      <w:r>
+        <w:rPr>
+          <w:lang w:val="pt_PT" w:bidi="pt_PT"/>
+        </w:rPr>
+        <w:t>Ap 8.11</w:t>
+      </w:r>
       <w:r>
         <w:rPr>
           <w:lang w:val="pt_PT" w:bidi="pt_PT"/>
         </w:rPr>
         <w:t>). Fel é uma planta venenosa que causa dor física severa se ingerida; é um símbolo poderoso para emoções extremamente estressantes (</w:t>
       </w:r>
-      <w:hyperlink r:id="rId95">
-        <w:r>
-          <w:rPr>
-            <w:lang w:val="pt_PT" w:bidi="pt_PT"/>
-          </w:rPr>
-          <w:rPr>
-            <w:color w:val="0000EE"/>
-            <w:u w:val="single"/>
-          </w:rPr>
-          <w:t>Dt 29.18</w:t>
-        </w:r>
-      </w:hyperlink>
+      <w:r>
+        <w:rPr>
+          <w:lang w:val="pt_PT" w:bidi="pt_PT"/>
+        </w:rPr>
+        <w:t>Dt 29.18</w:t>
+      </w:r>
       <w:r>
         <w:rPr>
           <w:lang w:val="pt_PT" w:bidi="pt_PT"/>
         </w:rPr>
         <w:t xml:space="preserve">; </w:t>
       </w:r>
-      <w:hyperlink r:id="rId96">
-        <w:r>
-          <w:rPr>
-            <w:lang w:val="pt_PT" w:bidi="pt_PT"/>
-          </w:rPr>
-          <w:rPr>
-            <w:color w:val="0000EE"/>
-            <w:u w:val="single"/>
-          </w:rPr>
-          <w:t>Sl 69.21</w:t>
-        </w:r>
-      </w:hyperlink>
+      <w:r>
+        <w:rPr>
+          <w:lang w:val="pt_PT" w:bidi="pt_PT"/>
+        </w:rPr>
+        <w:t>Sl 69.21</w:t>
+      </w:r>
       <w:r>
         <w:rPr>
           <w:lang w:val="pt_PT" w:bidi="pt_PT"/>
@@ -3447,36 +2937,24 @@
         </w:rPr>
         <w:t>O amor fiel do Senhor é a base para a recuperação do poeta de uma depressão profunda. Assim como Jeremias na cisterna (</w:t>
       </w:r>
-      <w:hyperlink r:id="rId89">
-        <w:r>
-          <w:rPr>
-            <w:lang w:val="pt_PT" w:bidi="pt_PT"/>
-          </w:rPr>
-          <w:rPr>
-            <w:color w:val="0000EE"/>
-            <w:u w:val="single"/>
-          </w:rPr>
-          <w:t>Jeremias 38.6–13</w:t>
-        </w:r>
-      </w:hyperlink>
+      <w:r>
+        <w:rPr>
+          <w:lang w:val="pt_PT" w:bidi="pt_PT"/>
+        </w:rPr>
+        <w:t>Jeremias 38.6–13</w:t>
+      </w:r>
       <w:r>
         <w:rPr>
           <w:lang w:val="pt_PT" w:bidi="pt_PT"/>
         </w:rPr>
         <w:t>) e Jonas no estômago do Grande peixe (</w:t>
       </w:r>
-      <w:hyperlink r:id="rId97">
-        <w:r>
-          <w:rPr>
-            <w:lang w:val="pt_PT" w:bidi="pt_PT"/>
-          </w:rPr>
-          <w:rPr>
-            <w:color w:val="0000EE"/>
-            <w:u w:val="single"/>
-          </w:rPr>
-          <w:t>Jonas 2.2–10</w:t>
-        </w:r>
-      </w:hyperlink>
+      <w:r>
+        <w:rPr>
+          <w:lang w:val="pt_PT" w:bidi="pt_PT"/>
+        </w:rPr>
+        <w:t>Jonas 2.2–10</w:t>
+      </w:r>
       <w:r>
         <w:rPr>
           <w:lang w:val="pt_PT" w:bidi="pt_PT"/>
@@ -3627,144 +3105,96 @@
         </w:rPr>
         <w:t>Deus é tudo o que tenho: a terra de Canaã foi considerada a herança de Israel desde o tempo de Moisés (</w:t>
       </w:r>
-      <w:hyperlink r:id="rId98">
-        <w:r>
-          <w:rPr>
-            <w:lang w:val="pt_PT" w:bidi="pt_PT"/>
-          </w:rPr>
-          <w:rPr>
-            <w:color w:val="0000EE"/>
-            <w:u w:val="single"/>
-          </w:rPr>
-          <w:t>Êx 15.17</w:t>
-        </w:r>
-      </w:hyperlink>
+      <w:r>
+        <w:rPr>
+          <w:lang w:val="pt_PT" w:bidi="pt_PT"/>
+        </w:rPr>
+        <w:t>Êx 15.17</w:t>
+      </w:r>
       <w:r>
         <w:rPr>
           <w:lang w:val="pt_PT" w:bidi="pt_PT"/>
         </w:rPr>
         <w:t xml:space="preserve">; </w:t>
       </w:r>
-      <w:hyperlink r:id="rId99">
-        <w:r>
-          <w:rPr>
-            <w:lang w:val="pt_PT" w:bidi="pt_PT"/>
-          </w:rPr>
-          <w:rPr>
-            <w:color w:val="0000EE"/>
-            <w:u w:val="single"/>
-          </w:rPr>
-          <w:t>Js 21.19</w:t>
-        </w:r>
-      </w:hyperlink>
+      <w:r>
+        <w:rPr>
+          <w:lang w:val="pt_PT" w:bidi="pt_PT"/>
+        </w:rPr>
+        <w:t>Js 21.19</w:t>
+      </w:r>
       <w:r>
         <w:rPr>
           <w:lang w:val="pt_PT" w:bidi="pt_PT"/>
         </w:rPr>
         <w:t xml:space="preserve">; </w:t>
       </w:r>
-      <w:hyperlink r:id="rId100">
-        <w:r>
-          <w:rPr>
-            <w:lang w:val="pt_PT" w:bidi="pt_PT"/>
-          </w:rPr>
-          <w:rPr>
-            <w:color w:val="0000EE"/>
-            <w:u w:val="single"/>
-          </w:rPr>
-          <w:t>1Cr 28.8</w:t>
-        </w:r>
-      </w:hyperlink>
+      <w:r>
+        <w:rPr>
+          <w:lang w:val="pt_PT" w:bidi="pt_PT"/>
+        </w:rPr>
+        <w:t>1Cr 28.8</w:t>
+      </w:r>
       <w:r>
         <w:rPr>
           <w:lang w:val="pt_PT" w:bidi="pt_PT"/>
         </w:rPr>
         <w:t xml:space="preserve">; </w:t>
       </w:r>
-      <w:hyperlink r:id="rId101">
-        <w:r>
-          <w:rPr>
-            <w:lang w:val="pt_PT" w:bidi="pt_PT"/>
-          </w:rPr>
-          <w:rPr>
-            <w:color w:val="0000EE"/>
-            <w:u w:val="single"/>
-          </w:rPr>
-          <w:t>Sl 47.4</w:t>
-        </w:r>
-      </w:hyperlink>
+      <w:r>
+        <w:rPr>
+          <w:lang w:val="pt_PT" w:bidi="pt_PT"/>
+        </w:rPr>
+        <w:t>Sl 47.4</w:t>
+      </w:r>
       <w:r>
         <w:rPr>
           <w:lang w:val="pt_PT" w:bidi="pt_PT"/>
         </w:rPr>
         <w:t xml:space="preserve">), mas a verdadeira herança do povo de Deus é realmente o próprio Deus (veja </w:t>
       </w:r>
-      <w:hyperlink r:id="rId102">
-        <w:r>
-          <w:rPr>
-            <w:lang w:val="pt_PT" w:bidi="pt_PT"/>
-          </w:rPr>
-          <w:rPr>
-            <w:color w:val="0000EE"/>
-            <w:u w:val="single"/>
-          </w:rPr>
-          <w:t>Sl 16.5–6</w:t>
-        </w:r>
-      </w:hyperlink>
+      <w:r>
+        <w:rPr>
+          <w:lang w:val="pt_PT" w:bidi="pt_PT"/>
+        </w:rPr>
+        <w:t>Sl 16.5–6</w:t>
+      </w:r>
       <w:r>
         <w:rPr>
           <w:lang w:val="pt_PT" w:bidi="pt_PT"/>
         </w:rPr>
         <w:t xml:space="preserve">; </w:t>
       </w:r>
-      <w:hyperlink r:id="rId103">
-        <w:r>
-          <w:rPr>
-            <w:lang w:val="pt_PT" w:bidi="pt_PT"/>
-          </w:rPr>
-          <w:rPr>
-            <w:color w:val="0000EE"/>
-            <w:u w:val="single"/>
-          </w:rPr>
-          <w:t>Ef 1.11</w:t>
-        </w:r>
-      </w:hyperlink>
+      <w:r>
+        <w:rPr>
+          <w:lang w:val="pt_PT" w:bidi="pt_PT"/>
+        </w:rPr>
+        <w:t>Ef 1.11</w:t>
+      </w:r>
       <w:r>
         <w:rPr>
           <w:lang w:val="pt_PT" w:bidi="pt_PT"/>
         </w:rPr>
         <w:t xml:space="preserve">; </w:t>
       </w:r>
-      <w:hyperlink r:id="rId104">
-        <w:r>
-          <w:rPr>
-            <w:lang w:val="pt_PT" w:bidi="pt_PT"/>
-          </w:rPr>
-          <w:rPr>
-            <w:color w:val="0000EE"/>
-            <w:u w:val="single"/>
-          </w:rPr>
-          <w:t>Hb 9.15</w:t>
-        </w:r>
-      </w:hyperlink>
+      <w:r>
+        <w:rPr>
+          <w:lang w:val="pt_PT" w:bidi="pt_PT"/>
+        </w:rPr>
+        <w:t>Hb 9.15</w:t>
+      </w:r>
       <w:r>
         <w:rPr>
           <w:lang w:val="pt_PT" w:bidi="pt_PT"/>
         </w:rPr>
         <w:t xml:space="preserve">; </w:t>
       </w:r>
-      <w:hyperlink r:id="rId105">
-        <w:r>
-          <w:rPr>
-            <w:lang w:val="pt_PT" w:bidi="pt_PT"/>
-          </w:rPr>
-          <w:rPr>
-            <w:color w:val="0000EE"/>
-            <w:u w:val="single"/>
-          </w:rPr>
-          <w:t>1Pe 1.3–4</w:t>
-        </w:r>
-      </w:hyperlink>
+      <w:r>
+        <w:rPr>
+          <w:lang w:val="pt_PT" w:bidi="pt_PT"/>
+        </w:rPr>
+        <w:t>1Pe 1.3–4</w:t>
+      </w:r>
       <w:r>
         <w:rPr>
           <w:lang w:val="pt_PT" w:bidi="pt_PT"/>
@@ -3915,144 +3345,96 @@
         </w:rPr>
         <w:t>No antigo Oriente Próximo, deitar-se de bruços no pó expressava submissão (</w:t>
       </w:r>
-      <w:hyperlink r:id="rId106">
-        <w:r>
-          <w:rPr>
-            <w:lang w:val="pt_PT" w:bidi="pt_PT"/>
-          </w:rPr>
-          <w:rPr>
-            <w:color w:val="0000EE"/>
-            <w:u w:val="single"/>
-          </w:rPr>
-          <w:t>Gn 17.1–3</w:t>
-        </w:r>
-      </w:hyperlink>
+      <w:r>
+        <w:rPr>
+          <w:lang w:val="pt_PT" w:bidi="pt_PT"/>
+        </w:rPr>
+        <w:t>Gn 17.1–3</w:t>
+      </w:r>
       <w:r>
         <w:rPr>
           <w:lang w:val="pt_PT" w:bidi="pt_PT"/>
         </w:rPr>
         <w:t xml:space="preserve">; </w:t>
       </w:r>
-      <w:hyperlink r:id="rId107">
-        <w:r>
-          <w:rPr>
-            <w:lang w:val="pt_PT" w:bidi="pt_PT"/>
-          </w:rPr>
-          <w:rPr>
-            <w:color w:val="0000EE"/>
-            <w:u w:val="single"/>
-          </w:rPr>
-          <w:t>Lv 9.24</w:t>
-        </w:r>
-      </w:hyperlink>
+      <w:r>
+        <w:rPr>
+          <w:lang w:val="pt_PT" w:bidi="pt_PT"/>
+        </w:rPr>
+        <w:t>Lv 9.24</w:t>
+      </w:r>
       <w:r>
         <w:rPr>
           <w:lang w:val="pt_PT" w:bidi="pt_PT"/>
         </w:rPr>
         <w:t xml:space="preserve">; </w:t>
       </w:r>
-      <w:hyperlink r:id="rId108">
-        <w:r>
-          <w:rPr>
-            <w:lang w:val="pt_PT" w:bidi="pt_PT"/>
-          </w:rPr>
-          <w:rPr>
-            <w:color w:val="0000EE"/>
-            <w:u w:val="single"/>
-          </w:rPr>
-          <w:t>Js 7.6</w:t>
-        </w:r>
-      </w:hyperlink>
+      <w:r>
+        <w:rPr>
+          <w:lang w:val="pt_PT" w:bidi="pt_PT"/>
+        </w:rPr>
+        <w:t>Js 7.6</w:t>
+      </w:r>
       <w:r>
         <w:rPr>
           <w:lang w:val="pt_PT" w:bidi="pt_PT"/>
         </w:rPr>
         <w:t xml:space="preserve">; </w:t>
       </w:r>
-      <w:hyperlink r:id="rId109">
-        <w:r>
-          <w:rPr>
-            <w:lang w:val="pt_PT" w:bidi="pt_PT"/>
-          </w:rPr>
-          <w:rPr>
-            <w:color w:val="0000EE"/>
-            <w:u w:val="single"/>
-          </w:rPr>
-          <w:t>1Sm 5.4</w:t>
-        </w:r>
-      </w:hyperlink>
+      <w:r>
+        <w:rPr>
+          <w:lang w:val="pt_PT" w:bidi="pt_PT"/>
+        </w:rPr>
+        <w:t>1Sm 5.4</w:t>
+      </w:r>
       <w:r>
         <w:rPr>
           <w:lang w:val="pt_PT" w:bidi="pt_PT"/>
         </w:rPr>
         <w:t xml:space="preserve">; </w:t>
       </w:r>
-      <w:hyperlink r:id="rId110">
-        <w:r>
-          <w:rPr>
-            <w:lang w:val="pt_PT" w:bidi="pt_PT"/>
-          </w:rPr>
-          <w:rPr>
-            <w:color w:val="0000EE"/>
-            <w:u w:val="single"/>
-          </w:rPr>
-          <w:t>1Rs 18.39</w:t>
-        </w:r>
-      </w:hyperlink>
+      <w:r>
+        <w:rPr>
+          <w:lang w:val="pt_PT" w:bidi="pt_PT"/>
+        </w:rPr>
+        <w:t>1Rs 18.39</w:t>
+      </w:r>
       <w:r>
         <w:rPr>
           <w:lang w:val="pt_PT" w:bidi="pt_PT"/>
         </w:rPr>
         <w:t xml:space="preserve">; </w:t>
       </w:r>
-      <w:hyperlink r:id="rId111">
-        <w:r>
-          <w:rPr>
-            <w:lang w:val="pt_PT" w:bidi="pt_PT"/>
-          </w:rPr>
-          <w:rPr>
-            <w:color w:val="0000EE"/>
-            <w:u w:val="single"/>
-          </w:rPr>
-          <w:t>1Cr 21.16</w:t>
-        </w:r>
-      </w:hyperlink>
+      <w:r>
+        <w:rPr>
+          <w:lang w:val="pt_PT" w:bidi="pt_PT"/>
+        </w:rPr>
+        <w:t>1Cr 21.16</w:t>
+      </w:r>
       <w:r>
         <w:rPr>
           <w:lang w:val="pt_PT" w:bidi="pt_PT"/>
         </w:rPr>
         <w:t xml:space="preserve">; </w:t>
       </w:r>
-      <w:hyperlink r:id="rId112">
-        <w:r>
-          <w:rPr>
-            <w:lang w:val="pt_PT" w:bidi="pt_PT"/>
-          </w:rPr>
-          <w:rPr>
-            <w:color w:val="0000EE"/>
-            <w:u w:val="single"/>
-          </w:rPr>
-          <w:t>Mt 17.5–6</w:t>
-        </w:r>
-      </w:hyperlink>
+      <w:r>
+        <w:rPr>
+          <w:lang w:val="pt_PT" w:bidi="pt_PT"/>
+        </w:rPr>
+        <w:t>Mt 17.5–6</w:t>
+      </w:r>
       <w:r>
         <w:rPr>
           <w:lang w:val="pt_PT" w:bidi="pt_PT"/>
         </w:rPr>
         <w:t>). • Virar a outra face também expressa submissão. Jesus evidentemente tinha este versículo em mente quando ensinou seus discípulos a se submeterem à perseguição (</w:t>
       </w:r>
-      <w:hyperlink r:id="rId113">
-        <w:r>
-          <w:rPr>
-            <w:lang w:val="pt_PT" w:bidi="pt_PT"/>
-          </w:rPr>
-          <w:rPr>
-            <w:color w:val="0000EE"/>
-            <w:u w:val="single"/>
-          </w:rPr>
-          <w:t>Mt 5.39</w:t>
-        </w:r>
-      </w:hyperlink>
+      <w:r>
+        <w:rPr>
+          <w:lang w:val="pt_PT" w:bidi="pt_PT"/>
+        </w:rPr>
+        <w:t>Mt 5.39</w:t>
+      </w:r>
       <w:r>
         <w:rPr>
           <w:lang w:val="pt_PT" w:bidi="pt_PT"/>
@@ -4107,18 +3489,12 @@
         </w:rPr>
         <w:t xml:space="preserve">Cp. </w:t>
       </w:r>
-      <w:hyperlink r:id="rId114">
-        <w:r>
-          <w:rPr>
-            <w:lang w:val="pt_PT" w:bidi="pt_PT"/>
-          </w:rPr>
-          <w:rPr>
-            <w:color w:val="0000EE"/>
-            <w:u w:val="single"/>
-          </w:rPr>
-          <w:t>Sl 103.8–11</w:t>
-        </w:r>
-      </w:hyperlink>
+      <w:r>
+        <w:rPr>
+          <w:lang w:val="pt_PT" w:bidi="pt_PT"/>
+        </w:rPr>
+        <w:t>Sl 103.8–11</w:t>
+      </w:r>
       <w:r>
         <w:rPr>
           <w:lang w:val="pt_PT" w:bidi="pt_PT"/>
@@ -4173,72 +3549,48 @@
         </w:rPr>
         <w:t xml:space="preserve">O povo de Judá estava fazendo essas coisas antes de Jerusalém ser destruída (veja </w:t>
       </w:r>
-      <w:hyperlink r:id="rId115">
-        <w:r>
-          <w:rPr>
-            <w:lang w:val="pt_PT" w:bidi="pt_PT"/>
-          </w:rPr>
-          <w:rPr>
-            <w:color w:val="0000EE"/>
-            <w:u w:val="single"/>
-          </w:rPr>
-          <w:t>Jr 5.26–31</w:t>
-        </w:r>
-      </w:hyperlink>
+      <w:r>
+        <w:rPr>
+          <w:lang w:val="pt_PT" w:bidi="pt_PT"/>
+        </w:rPr>
+        <w:t>Jr 5.26–31</w:t>
+      </w:r>
       <w:r>
         <w:rPr>
           <w:lang w:val="pt_PT" w:bidi="pt_PT"/>
         </w:rPr>
         <w:t xml:space="preserve">; </w:t>
       </w:r>
-      <w:hyperlink r:id="rId116">
-        <w:r>
-          <w:rPr>
-            <w:lang w:val="pt_PT" w:bidi="pt_PT"/>
-          </w:rPr>
-          <w:rPr>
-            <w:color w:val="0000EE"/>
-            <w:u w:val="single"/>
-          </w:rPr>
-          <w:t>21.11–14</w:t>
-        </w:r>
-      </w:hyperlink>
+      <w:r>
+        <w:rPr>
+          <w:lang w:val="pt_PT" w:bidi="pt_PT"/>
+        </w:rPr>
+        <w:t>21.11–14</w:t>
+      </w:r>
       <w:r>
         <w:rPr>
           <w:lang w:val="pt_PT" w:bidi="pt_PT"/>
         </w:rPr>
         <w:t xml:space="preserve">; </w:t>
       </w:r>
-      <w:hyperlink r:id="rId117">
-        <w:r>
-          <w:rPr>
-            <w:lang w:val="pt_PT" w:bidi="pt_PT"/>
-          </w:rPr>
-          <w:rPr>
-            <w:color w:val="0000EE"/>
-            <w:u w:val="single"/>
-          </w:rPr>
-          <w:t>23.10–14</w:t>
-        </w:r>
-      </w:hyperlink>
+      <w:r>
+        <w:rPr>
+          <w:lang w:val="pt_PT" w:bidi="pt_PT"/>
+        </w:rPr>
+        <w:t>23.10–14</w:t>
+      </w:r>
       <w:r>
         <w:rPr>
           <w:lang w:val="pt_PT" w:bidi="pt_PT"/>
         </w:rPr>
         <w:t xml:space="preserve">; </w:t>
       </w:r>
-      <w:hyperlink r:id="rId118">
-        <w:r>
-          <w:rPr>
-            <w:lang w:val="pt_PT" w:bidi="pt_PT"/>
-          </w:rPr>
-          <w:rPr>
-            <w:color w:val="0000EE"/>
-            <w:u w:val="single"/>
-          </w:rPr>
-          <w:t>Mq 3</w:t>
-        </w:r>
-      </w:hyperlink>
+      <w:r>
+        <w:rPr>
+          <w:lang w:val="pt_PT" w:bidi="pt_PT"/>
+        </w:rPr>
+        <w:t>Mq 3</w:t>
+      </w:r>
       <w:r>
         <w:rPr>
           <w:lang w:val="pt_PT" w:bidi="pt_PT"/>
@@ -4293,54 +3645,36 @@
         </w:rPr>
         <w:t>Algumas calamidades têm causas naturais (</w:t>
       </w:r>
-      <w:hyperlink r:id="rId119">
-        <w:r>
-          <w:rPr>
-            <w:lang w:val="pt_PT" w:bidi="pt_PT"/>
-          </w:rPr>
-          <w:rPr>
-            <w:color w:val="0000EE"/>
-            <w:u w:val="single"/>
-          </w:rPr>
-          <w:t>Lc 13.1–5</w:t>
-        </w:r>
-      </w:hyperlink>
+      <w:r>
+        <w:rPr>
+          <w:lang w:val="pt_PT" w:bidi="pt_PT"/>
+        </w:rPr>
+        <w:t>Lc 13.1–5</w:t>
+      </w:r>
       <w:r>
         <w:rPr>
           <w:lang w:val="pt_PT" w:bidi="pt_PT"/>
         </w:rPr>
         <w:t>), e coisas ruins acontecem tanto aos justos quanto aos ímpios (</w:t>
       </w:r>
-      <w:hyperlink r:id="rId120">
-        <w:r>
-          <w:rPr>
-            <w:lang w:val="pt_PT" w:bidi="pt_PT"/>
-          </w:rPr>
-          <w:rPr>
-            <w:color w:val="0000EE"/>
-            <w:u w:val="single"/>
-          </w:rPr>
-          <w:t>Mt 5.45</w:t>
-        </w:r>
-      </w:hyperlink>
+      <w:r>
+        <w:rPr>
+          <w:lang w:val="pt_PT" w:bidi="pt_PT"/>
+        </w:rPr>
+        <w:t>Mt 5.45</w:t>
+      </w:r>
       <w:r>
         <w:rPr>
           <w:lang w:val="pt_PT" w:bidi="pt_PT"/>
         </w:rPr>
         <w:t>); aconteça o que acontecer, devemos dar graças (</w:t>
       </w:r>
-      <w:hyperlink r:id="rId121">
-        <w:r>
-          <w:rPr>
-            <w:lang w:val="pt_PT" w:bidi="pt_PT"/>
-          </w:rPr>
-          <w:rPr>
-            <w:color w:val="0000EE"/>
-            <w:u w:val="single"/>
-          </w:rPr>
-          <w:t>1Ts 5.18</w:t>
-        </w:r>
-      </w:hyperlink>
+      <w:r>
+        <w:rPr>
+          <w:lang w:val="pt_PT" w:bidi="pt_PT"/>
+        </w:rPr>
+        <w:t>1Ts 5.18</w:t>
+      </w:r>
       <w:r>
         <w:rPr>
           <w:lang w:val="pt_PT" w:bidi="pt_PT"/>
@@ -4395,54 +3729,36 @@
         </w:rPr>
         <w:t>O arrependimento é a chave para receber a salvação (</w:t>
       </w:r>
-      <w:hyperlink r:id="rId122">
-        <w:r>
-          <w:rPr>
-            <w:lang w:val="pt_PT" w:bidi="pt_PT"/>
-          </w:rPr>
-          <w:rPr>
-            <w:color w:val="0000EE"/>
-            <w:u w:val="single"/>
-          </w:rPr>
-          <w:t>Is 1.27</w:t>
-        </w:r>
-      </w:hyperlink>
+      <w:r>
+        <w:rPr>
+          <w:lang w:val="pt_PT" w:bidi="pt_PT"/>
+        </w:rPr>
+        <w:t>Is 1.27</w:t>
+      </w:r>
       <w:r>
         <w:rPr>
           <w:lang w:val="pt_PT" w:bidi="pt_PT"/>
         </w:rPr>
         <w:t xml:space="preserve">; </w:t>
       </w:r>
-      <w:hyperlink r:id="rId123">
-        <w:r>
-          <w:rPr>
-            <w:lang w:val="pt_PT" w:bidi="pt_PT"/>
-          </w:rPr>
-          <w:rPr>
-            <w:color w:val="0000EE"/>
-            <w:u w:val="single"/>
-          </w:rPr>
-          <w:t>Jr 3.22</w:t>
-        </w:r>
-      </w:hyperlink>
+      <w:r>
+        <w:rPr>
+          <w:lang w:val="pt_PT" w:bidi="pt_PT"/>
+        </w:rPr>
+        <w:t>Jr 3.22</w:t>
+      </w:r>
       <w:r>
         <w:rPr>
           <w:lang w:val="pt_PT" w:bidi="pt_PT"/>
         </w:rPr>
         <w:t xml:space="preserve">; </w:t>
       </w:r>
-      <w:hyperlink r:id="rId124">
-        <w:r>
-          <w:rPr>
-            <w:lang w:val="pt_PT" w:bidi="pt_PT"/>
-          </w:rPr>
-          <w:rPr>
-            <w:color w:val="0000EE"/>
-            <w:u w:val="single"/>
-          </w:rPr>
-          <w:t>Ez 3.21</w:t>
-        </w:r>
-      </w:hyperlink>
+      <w:r>
+        <w:rPr>
+          <w:lang w:val="pt_PT" w:bidi="pt_PT"/>
+        </w:rPr>
+        <w:t>Ez 3.21</w:t>
+      </w:r>
       <w:r>
         <w:rPr>
           <w:lang w:val="pt_PT" w:bidi="pt_PT"/>
@@ -4545,36 +3861,24 @@
         </w:rPr>
         <w:t>Esta passagem pode se referir à experiência de Jeremias na cisterna (</w:t>
       </w:r>
-      <w:hyperlink r:id="rId125">
-        <w:r>
-          <w:rPr>
-            <w:lang w:val="pt_PT" w:bidi="pt_PT"/>
-          </w:rPr>
-          <w:rPr>
-            <w:color w:val="0000EE"/>
-            <w:u w:val="single"/>
-          </w:rPr>
-          <w:t>Jr 37.11–15</w:t>
-        </w:r>
-      </w:hyperlink>
+      <w:r>
+        <w:rPr>
+          <w:lang w:val="pt_PT" w:bidi="pt_PT"/>
+        </w:rPr>
+        <w:t>Jr 37.11–15</w:t>
+      </w:r>
       <w:r>
         <w:rPr>
           <w:lang w:val="pt_PT" w:bidi="pt_PT"/>
         </w:rPr>
         <w:t xml:space="preserve">; </w:t>
       </w:r>
-      <w:hyperlink r:id="rId126">
-        <w:r>
-          <w:rPr>
-            <w:lang w:val="pt_PT" w:bidi="pt_PT"/>
-          </w:rPr>
-          <w:rPr>
-            <w:color w:val="0000EE"/>
-            <w:u w:val="single"/>
-          </w:rPr>
-          <w:t>38.1–13</w:t>
-        </w:r>
-      </w:hyperlink>
+      <w:r>
+        <w:rPr>
+          <w:lang w:val="pt_PT" w:bidi="pt_PT"/>
+        </w:rPr>
+        <w:t>38.1–13</w:t>
+      </w:r>
       <w:r>
         <w:rPr>
           <w:lang w:val="pt_PT" w:bidi="pt_PT"/>
@@ -4785,18 +4089,12 @@
         </w:rPr>
         <w:t xml:space="preserve">como os avestruzes: veja também </w:t>
       </w:r>
-      <w:hyperlink r:id="rId127">
-        <w:r>
-          <w:rPr>
-            <w:lang w:val="pt_PT" w:bidi="pt_PT"/>
-          </w:rPr>
-          <w:rPr>
-            <w:color w:val="0000EE"/>
-            <w:u w:val="single"/>
-          </w:rPr>
-          <w:t>Jó 39.13–16</w:t>
-        </w:r>
-      </w:hyperlink>
+      <w:r>
+        <w:rPr>
+          <w:lang w:val="pt_PT" w:bidi="pt_PT"/>
+        </w:rPr>
+        <w:t>Jó 39.13–16</w:t>
+      </w:r>
       <w:r>
         <w:rPr>
           <w:lang w:val="pt_PT" w:bidi="pt_PT"/>
@@ -5008,18 +4306,12 @@
         </w:rPr>
         <w:t>nem mesmo os reis... entrar pelos portões de Jerusalém: desde que Deus havia livrado Jerusalém de Senaqueribe da Assíria mais de um século antes (</w:t>
       </w:r>
-      <w:hyperlink r:id="rId128">
-        <w:r>
-          <w:rPr>
-            <w:lang w:val="pt_PT" w:bidi="pt_PT"/>
-          </w:rPr>
-          <w:rPr>
-            <w:color w:val="0000EE"/>
-            <w:u w:val="single"/>
-          </w:rPr>
-          <w:t>2Rs 19.36–37</w:t>
-        </w:r>
-      </w:hyperlink>
+      <w:r>
+        <w:rPr>
+          <w:lang w:val="pt_PT" w:bidi="pt_PT"/>
+        </w:rPr>
+        <w:t>2Rs 19.36–37</w:t>
+      </w:r>
       <w:r>
         <w:rPr>
           <w:lang w:val="pt_PT" w:bidi="pt_PT"/>
@@ -5122,54 +4414,36 @@
         </w:rPr>
         <w:t>Eles prenderam... o rei: uma referência a Zedequias, que tentou fugir, mas foi capturado e tratado cruelmente por Nabucodonosor (</w:t>
       </w:r>
-      <w:hyperlink r:id="rId129">
-        <w:r>
-          <w:rPr>
-            <w:lang w:val="pt_PT" w:bidi="pt_PT"/>
-          </w:rPr>
-          <w:rPr>
-            <w:color w:val="0000EE"/>
-            <w:u w:val="single"/>
-          </w:rPr>
-          <w:t>2Rs 25.4–7</w:t>
-        </w:r>
-      </w:hyperlink>
+      <w:r>
+        <w:rPr>
+          <w:lang w:val="pt_PT" w:bidi="pt_PT"/>
+        </w:rPr>
+        <w:t>2Rs 25.4–7</w:t>
+      </w:r>
       <w:r>
         <w:rPr>
           <w:lang w:val="pt_PT" w:bidi="pt_PT"/>
         </w:rPr>
         <w:t xml:space="preserve">; </w:t>
       </w:r>
-      <w:hyperlink r:id="rId130">
-        <w:r>
-          <w:rPr>
-            <w:lang w:val="pt_PT" w:bidi="pt_PT"/>
-          </w:rPr>
-          <w:rPr>
-            <w:color w:val="0000EE"/>
-            <w:u w:val="single"/>
-          </w:rPr>
-          <w:t>Jr 39.4–7</w:t>
-        </w:r>
-      </w:hyperlink>
+      <w:r>
+        <w:rPr>
+          <w:lang w:val="pt_PT" w:bidi="pt_PT"/>
+        </w:rPr>
+        <w:t>Jr 39.4–7</w:t>
+      </w:r>
       <w:r>
         <w:rPr>
           <w:lang w:val="pt_PT" w:bidi="pt_PT"/>
         </w:rPr>
         <w:t xml:space="preserve">; </w:t>
       </w:r>
-      <w:hyperlink r:id="rId131">
-        <w:r>
-          <w:rPr>
-            <w:lang w:val="pt_PT" w:bidi="pt_PT"/>
-          </w:rPr>
-          <w:rPr>
-            <w:color w:val="0000EE"/>
-            <w:u w:val="single"/>
-          </w:rPr>
-          <w:t>52.9–11</w:t>
-        </w:r>
-      </w:hyperlink>
+      <w:r>
+        <w:rPr>
+          <w:lang w:val="pt_PT" w:bidi="pt_PT"/>
+        </w:rPr>
+        <w:t>52.9–11</w:t>
+      </w:r>
       <w:r>
         <w:rPr>
           <w:lang w:val="pt_PT" w:bidi="pt_PT"/>
@@ -5224,18 +4498,12 @@
         </w:rPr>
         <w:t>Uz era uma área a leste do Rio Jordão que se estendia ao sul até Edom. Era a casa de Jó (</w:t>
       </w:r>
-      <w:hyperlink r:id="rId132">
-        <w:r>
-          <w:rPr>
-            <w:lang w:val="pt_PT" w:bidi="pt_PT"/>
-          </w:rPr>
-          <w:rPr>
-            <w:color w:val="0000EE"/>
-            <w:u w:val="single"/>
-          </w:rPr>
-          <w:t>Jó 1.1</w:t>
-        </w:r>
-      </w:hyperlink>
+      <w:r>
+        <w:rPr>
+          <w:lang w:val="pt_PT" w:bidi="pt_PT"/>
+        </w:rPr>
+        <w:t>Jó 1.1</w:t>
+      </w:r>
       <w:r>
         <w:rPr>
           <w:lang w:val="pt_PT" w:bidi="pt_PT"/>
@@ -5290,36 +4558,24 @@
         </w:rPr>
         <w:t xml:space="preserve">O povo de Edom estava se sentindo seguro e se regozijando com a desgraça de Jerusalém, mas eles também experimentariam punição por seus pecados (veja </w:t>
       </w:r>
-      <w:hyperlink r:id="rId133">
-        <w:r>
-          <w:rPr>
-            <w:lang w:val="pt_PT" w:bidi="pt_PT"/>
-          </w:rPr>
-          <w:rPr>
-            <w:color w:val="0000EE"/>
-            <w:u w:val="single"/>
-          </w:rPr>
-          <w:t>Ob 1</w:t>
-        </w:r>
-      </w:hyperlink>
+      <w:r>
+        <w:rPr>
+          <w:lang w:val="pt_PT" w:bidi="pt_PT"/>
+        </w:rPr>
+        <w:t>Ob 1</w:t>
+      </w:r>
       <w:r>
         <w:rPr>
           <w:lang w:val="pt_PT" w:bidi="pt_PT"/>
         </w:rPr>
         <w:t xml:space="preserve">; </w:t>
       </w:r>
-      <w:hyperlink r:id="rId134">
-        <w:r>
-          <w:rPr>
-            <w:lang w:val="pt_PT" w:bidi="pt_PT"/>
-          </w:rPr>
-          <w:rPr>
-            <w:color w:val="0000EE"/>
-            <w:u w:val="single"/>
-          </w:rPr>
-          <w:t>Jr 49.7–22</w:t>
-        </w:r>
-      </w:hyperlink>
+      <w:r>
+        <w:rPr>
+          <w:lang w:val="pt_PT" w:bidi="pt_PT"/>
+        </w:rPr>
+        <w:t>Jr 49.7–22</w:t>
+      </w:r>
       <w:r>
         <w:rPr>
           <w:lang w:val="pt_PT" w:bidi="pt_PT"/>
@@ -5374,36 +4630,24 @@
         </w:rPr>
         <w:t>O primeiro retorno do exílio ocorreu em 538 a.C., após Ciro da Pérsia derrotar a Babilônia (</w:t>
       </w:r>
-      <w:hyperlink r:id="rId135">
-        <w:r>
-          <w:rPr>
-            <w:lang w:val="pt_PT" w:bidi="pt_PT"/>
-          </w:rPr>
-          <w:rPr>
-            <w:color w:val="0000EE"/>
-            <w:u w:val="single"/>
-          </w:rPr>
-          <w:t>2Cr 36.22–23</w:t>
-        </w:r>
-      </w:hyperlink>
+      <w:r>
+        <w:rPr>
+          <w:lang w:val="pt_PT" w:bidi="pt_PT"/>
+        </w:rPr>
+        <w:t>2Cr 36.22–23</w:t>
+      </w:r>
       <w:r>
         <w:rPr>
           <w:lang w:val="pt_PT" w:bidi="pt_PT"/>
         </w:rPr>
         <w:t xml:space="preserve">; </w:t>
       </w:r>
-      <w:hyperlink r:id="rId136">
-        <w:r>
-          <w:rPr>
-            <w:lang w:val="pt_PT" w:bidi="pt_PT"/>
-          </w:rPr>
-          <w:rPr>
-            <w:color w:val="0000EE"/>
-            <w:u w:val="single"/>
-          </w:rPr>
-          <w:t>Ed 1.1–4</w:t>
-        </w:r>
-      </w:hyperlink>
+      <w:r>
+        <w:rPr>
+          <w:lang w:val="pt_PT" w:bidi="pt_PT"/>
+        </w:rPr>
+        <w:t>Ed 1.1–4</w:t>
+      </w:r>
       <w:r>
         <w:rPr>
           <w:lang w:val="pt_PT" w:bidi="pt_PT"/>
@@ -5458,18 +4702,12 @@
         </w:rPr>
         <w:t xml:space="preserve">Este capítulo é uma oração sincera por restauração (cp. </w:t>
       </w:r>
-      <w:hyperlink r:id="rId137">
-        <w:r>
-          <w:rPr>
-            <w:lang w:val="pt_PT" w:bidi="pt_PT"/>
-          </w:rPr>
-          <w:rPr>
-            <w:color w:val="0000EE"/>
-            <w:u w:val="single"/>
-          </w:rPr>
-          <w:t>Dn 9.4–19</w:t>
-        </w:r>
-      </w:hyperlink>
+      <w:r>
+        <w:rPr>
+          <w:lang w:val="pt_PT" w:bidi="pt_PT"/>
+        </w:rPr>
+        <w:t>Dn 9.4–19</w:t>
+      </w:r>
       <w:r>
         <w:rPr>
           <w:lang w:val="pt_PT" w:bidi="pt_PT"/>
@@ -5524,72 +4762,48 @@
         </w:rPr>
         <w:t>Houve uma fome na cidade durante o cerco (</w:t>
       </w:r>
-      <w:hyperlink r:id="rId138">
-        <w:r>
-          <w:rPr>
-            <w:lang w:val="pt_PT" w:bidi="pt_PT"/>
-          </w:rPr>
-          <w:rPr>
-            <w:color w:val="0000EE"/>
-            <w:u w:val="single"/>
-          </w:rPr>
-          <w:t>2Rs 25.3</w:t>
-        </w:r>
-      </w:hyperlink>
+      <w:r>
+        <w:rPr>
+          <w:lang w:val="pt_PT" w:bidi="pt_PT"/>
+        </w:rPr>
+        <w:t>2Rs 25.3</w:t>
+      </w:r>
       <w:r>
         <w:rPr>
           <w:lang w:val="pt_PT" w:bidi="pt_PT"/>
         </w:rPr>
         <w:t xml:space="preserve">; </w:t>
       </w:r>
-      <w:hyperlink r:id="rId43">
-        <w:r>
-          <w:rPr>
-            <w:lang w:val="pt_PT" w:bidi="pt_PT"/>
-          </w:rPr>
-          <w:rPr>
-            <w:color w:val="0000EE"/>
-            <w:u w:val="single"/>
-          </w:rPr>
-          <w:t>Jr 37.21</w:t>
-        </w:r>
-      </w:hyperlink>
+      <w:r>
+        <w:rPr>
+          <w:lang w:val="pt_PT" w:bidi="pt_PT"/>
+        </w:rPr>
+        <w:t>Jr 37.21</w:t>
+      </w:r>
       <w:r>
         <w:rPr>
           <w:lang w:val="pt_PT" w:bidi="pt_PT"/>
         </w:rPr>
         <w:t xml:space="preserve">; </w:t>
       </w:r>
-      <w:hyperlink r:id="rId139">
-        <w:r>
-          <w:rPr>
-            <w:lang w:val="pt_PT" w:bidi="pt_PT"/>
-          </w:rPr>
-          <w:rPr>
-            <w:color w:val="0000EE"/>
-            <w:u w:val="single"/>
-          </w:rPr>
-          <w:t>38.9</w:t>
-        </w:r>
-      </w:hyperlink>
+      <w:r>
+        <w:rPr>
+          <w:lang w:val="pt_PT" w:bidi="pt_PT"/>
+        </w:rPr>
+        <w:t>38.9</w:t>
+      </w:r>
       <w:r>
         <w:rPr>
           <w:lang w:val="pt_PT" w:bidi="pt_PT"/>
         </w:rPr>
         <w:t xml:space="preserve">; </w:t>
       </w:r>
-      <w:hyperlink r:id="rId140">
-        <w:r>
-          <w:rPr>
-            <w:lang w:val="pt_PT" w:bidi="pt_PT"/>
-          </w:rPr>
-          <w:rPr>
-            <w:color w:val="0000EE"/>
-            <w:u w:val="single"/>
-          </w:rPr>
-          <w:t>52.6</w:t>
-        </w:r>
-      </w:hyperlink>
+      <w:r>
+        <w:rPr>
+          <w:lang w:val="pt_PT" w:bidi="pt_PT"/>
+        </w:rPr>
+        <w:t>52.6</w:t>
+      </w:r>
       <w:r>
         <w:rPr>
           <w:lang w:val="pt_PT" w:bidi="pt_PT"/>
@@ -5644,90 +4858,60 @@
         </w:rPr>
         <w:t xml:space="preserve">Essas coisas terríveis aconteceram porque o povo havia pecado (veja </w:t>
       </w:r>
-      <w:hyperlink r:id="rId141">
-        <w:r>
-          <w:rPr>
-            <w:lang w:val="pt_PT" w:bidi="pt_PT"/>
-          </w:rPr>
-          <w:rPr>
-            <w:color w:val="0000EE"/>
-            <w:u w:val="single"/>
-          </w:rPr>
-          <w:t>Is 24.7–12</w:t>
-        </w:r>
-      </w:hyperlink>
+      <w:r>
+        <w:rPr>
+          <w:lang w:val="pt_PT" w:bidi="pt_PT"/>
+        </w:rPr>
+        <w:t>Is 24.7–12</w:t>
+      </w:r>
       <w:r>
         <w:rPr>
           <w:lang w:val="pt_PT" w:bidi="pt_PT"/>
         </w:rPr>
         <w:t xml:space="preserve">; </w:t>
       </w:r>
-      <w:hyperlink r:id="rId142">
-        <w:r>
-          <w:rPr>
-            <w:lang w:val="pt_PT" w:bidi="pt_PT"/>
-          </w:rPr>
-          <w:rPr>
-            <w:color w:val="0000EE"/>
-            <w:u w:val="single"/>
-          </w:rPr>
-          <w:t>Jr 7.24</w:t>
-        </w:r>
-      </w:hyperlink>
+      <w:r>
+        <w:rPr>
+          <w:lang w:val="pt_PT" w:bidi="pt_PT"/>
+        </w:rPr>
+        <w:t>Jr 7.24</w:t>
+      </w:r>
       <w:r>
         <w:rPr>
           <w:lang w:val="pt_PT" w:bidi="pt_PT"/>
         </w:rPr>
         <w:t xml:space="preserve">; </w:t>
       </w:r>
-      <w:hyperlink r:id="rId143">
-        <w:r>
-          <w:rPr>
-            <w:lang w:val="pt_PT" w:bidi="pt_PT"/>
-          </w:rPr>
-          <w:rPr>
-            <w:color w:val="0000EE"/>
-            <w:u w:val="single"/>
-          </w:rPr>
-          <w:t>13.18</w:t>
-        </w:r>
-      </w:hyperlink>
+      <w:r>
+        <w:rPr>
+          <w:lang w:val="pt_PT" w:bidi="pt_PT"/>
+        </w:rPr>
+        <w:t>13.18</w:t>
+      </w:r>
       <w:r>
         <w:rPr>
           <w:lang w:val="pt_PT" w:bidi="pt_PT"/>
         </w:rPr>
         <w:t xml:space="preserve">; </w:t>
       </w:r>
-      <w:hyperlink r:id="rId144">
-        <w:r>
-          <w:rPr>
-            <w:lang w:val="pt_PT" w:bidi="pt_PT"/>
-          </w:rPr>
-          <w:rPr>
-            <w:color w:val="0000EE"/>
-            <w:u w:val="single"/>
-          </w:rPr>
-          <w:t>25.10–11</w:t>
-        </w:r>
-      </w:hyperlink>
+      <w:r>
+        <w:rPr>
+          <w:lang w:val="pt_PT" w:bidi="pt_PT"/>
+        </w:rPr>
+        <w:t>25.10–11</w:t>
+      </w:r>
       <w:r>
         <w:rPr>
           <w:lang w:val="pt_PT" w:bidi="pt_PT"/>
         </w:rPr>
         <w:t xml:space="preserve">; </w:t>
       </w:r>
-      <w:hyperlink r:id="rId145">
-        <w:r>
-          <w:rPr>
-            <w:lang w:val="pt_PT" w:bidi="pt_PT"/>
-          </w:rPr>
-          <w:rPr>
-            <w:color w:val="0000EE"/>
-            <w:u w:val="single"/>
-          </w:rPr>
-          <w:t>Am 8.10</w:t>
-        </w:r>
-      </w:hyperlink>
+      <w:r>
+        <w:rPr>
+          <w:lang w:val="pt_PT" w:bidi="pt_PT"/>
+        </w:rPr>
+        <w:t>Am 8.10</w:t>
+      </w:r>
       <w:r>
         <w:rPr>
           <w:lang w:val="pt_PT" w:bidi="pt_PT"/>
@@ -5782,90 +4966,60 @@
         </w:rPr>
         <w:t xml:space="preserve">as raposas andam pelas ruínas: cp. </w:t>
       </w:r>
-      <w:hyperlink r:id="rId146">
-        <w:r>
-          <w:rPr>
-            <w:lang w:val="pt_PT" w:bidi="pt_PT"/>
-          </w:rPr>
-          <w:rPr>
-            <w:color w:val="0000EE"/>
-            <w:u w:val="single"/>
-          </w:rPr>
-          <w:t>Is 13.22</w:t>
-        </w:r>
-      </w:hyperlink>
+      <w:r>
+        <w:rPr>
+          <w:lang w:val="pt_PT" w:bidi="pt_PT"/>
+        </w:rPr>
+        <w:t>Is 13.22</w:t>
+      </w:r>
       <w:r>
         <w:rPr>
           <w:lang w:val="pt_PT" w:bidi="pt_PT"/>
         </w:rPr>
         <w:t xml:space="preserve">; </w:t>
       </w:r>
-      <w:hyperlink r:id="rId147">
-        <w:r>
-          <w:rPr>
-            <w:lang w:val="pt_PT" w:bidi="pt_PT"/>
-          </w:rPr>
-          <w:rPr>
-            <w:color w:val="0000EE"/>
-            <w:u w:val="single"/>
-          </w:rPr>
-          <w:t>34.13</w:t>
-        </w:r>
-      </w:hyperlink>
+      <w:r>
+        <w:rPr>
+          <w:lang w:val="pt_PT" w:bidi="pt_PT"/>
+        </w:rPr>
+        <w:t>34.13</w:t>
+      </w:r>
       <w:r>
         <w:rPr>
           <w:lang w:val="pt_PT" w:bidi="pt_PT"/>
         </w:rPr>
         <w:t xml:space="preserve">; </w:t>
       </w:r>
-      <w:hyperlink r:id="rId148">
-        <w:r>
-          <w:rPr>
-            <w:lang w:val="pt_PT" w:bidi="pt_PT"/>
-          </w:rPr>
-          <w:rPr>
-            <w:color w:val="0000EE"/>
-            <w:u w:val="single"/>
-          </w:rPr>
-          <w:t>Jr 9.11</w:t>
-        </w:r>
-      </w:hyperlink>
+      <w:r>
+        <w:rPr>
+          <w:lang w:val="pt_PT" w:bidi="pt_PT"/>
+        </w:rPr>
+        <w:t>Jr 9.11</w:t>
+      </w:r>
       <w:r>
         <w:rPr>
           <w:lang w:val="pt_PT" w:bidi="pt_PT"/>
         </w:rPr>
         <w:t xml:space="preserve">; </w:t>
       </w:r>
-      <w:hyperlink r:id="rId149">
-        <w:r>
-          <w:rPr>
-            <w:lang w:val="pt_PT" w:bidi="pt_PT"/>
-          </w:rPr>
-          <w:rPr>
-            <w:color w:val="0000EE"/>
-            <w:u w:val="single"/>
-          </w:rPr>
-          <w:t>10.22</w:t>
-        </w:r>
-      </w:hyperlink>
+      <w:r>
+        <w:rPr>
+          <w:lang w:val="pt_PT" w:bidi="pt_PT"/>
+        </w:rPr>
+        <w:t>10.22</w:t>
+      </w:r>
       <w:r>
         <w:rPr>
           <w:lang w:val="pt_PT" w:bidi="pt_PT"/>
         </w:rPr>
         <w:t xml:space="preserve">; </w:t>
       </w:r>
-      <w:hyperlink r:id="rId150">
-        <w:r>
-          <w:rPr>
-            <w:lang w:val="pt_PT" w:bidi="pt_PT"/>
-          </w:rPr>
-          <w:rPr>
-            <w:color w:val="0000EE"/>
-            <w:u w:val="single"/>
-          </w:rPr>
-          <w:t>Ml 1.3</w:t>
-        </w:r>
-      </w:hyperlink>
+      <w:r>
+        <w:rPr>
+          <w:lang w:val="pt_PT" w:bidi="pt_PT"/>
+        </w:rPr>
+        <w:t>Ml 1.3</w:t>
+      </w:r>
       <w:r>
         <w:rPr>
           <w:lang w:val="pt_PT" w:bidi="pt_PT"/>
@@ -5920,90 +5074,60 @@
         </w:rPr>
         <w:t>Você nos rejeitou completamente? A tragédia do Exílio levantou a questão de se Deus perdoaria o pecado e restauraria seu povo. Deus respondeu claramente através dos profetas (</w:t>
       </w:r>
-      <w:hyperlink r:id="rId151">
-        <w:r>
-          <w:rPr>
-            <w:lang w:val="pt_PT" w:bidi="pt_PT"/>
-          </w:rPr>
-          <w:rPr>
-            <w:color w:val="0000EE"/>
-            <w:u w:val="single"/>
-          </w:rPr>
-          <w:t>Is 40.27–31</w:t>
-        </w:r>
-      </w:hyperlink>
+      <w:r>
+        <w:rPr>
+          <w:lang w:val="pt_PT" w:bidi="pt_PT"/>
+        </w:rPr>
+        <w:t>Is 40.27–31</w:t>
+      </w:r>
       <w:r>
         <w:rPr>
           <w:lang w:val="pt_PT" w:bidi="pt_PT"/>
         </w:rPr>
         <w:t xml:space="preserve">; </w:t>
       </w:r>
-      <w:hyperlink r:id="rId152">
-        <w:r>
-          <w:rPr>
-            <w:lang w:val="pt_PT" w:bidi="pt_PT"/>
-          </w:rPr>
-          <w:rPr>
-            <w:color w:val="0000EE"/>
-            <w:u w:val="single"/>
-          </w:rPr>
-          <w:t>41.8–20</w:t>
-        </w:r>
-      </w:hyperlink>
+      <w:r>
+        <w:rPr>
+          <w:lang w:val="pt_PT" w:bidi="pt_PT"/>
+        </w:rPr>
+        <w:t>41.8–20</w:t>
+      </w:r>
       <w:r>
         <w:rPr>
           <w:lang w:val="pt_PT" w:bidi="pt_PT"/>
         </w:rPr>
         <w:t>) e enviando Cristo (</w:t>
       </w:r>
-      <w:hyperlink r:id="rId153">
-        <w:r>
-          <w:rPr>
-            <w:lang w:val="pt_PT" w:bidi="pt_PT"/>
-          </w:rPr>
-          <w:rPr>
-            <w:color w:val="0000EE"/>
-            <w:u w:val="single"/>
-          </w:rPr>
-          <w:t>Mt 9.2–6</w:t>
-        </w:r>
-      </w:hyperlink>
+      <w:r>
+        <w:rPr>
+          <w:lang w:val="pt_PT" w:bidi="pt_PT"/>
+        </w:rPr>
+        <w:t>Mt 9.2–6</w:t>
+      </w:r>
       <w:r>
         <w:rPr>
           <w:lang w:val="pt_PT" w:bidi="pt_PT"/>
         </w:rPr>
         <w:t xml:space="preserve">; </w:t>
       </w:r>
-      <w:hyperlink r:id="rId154">
-        <w:r>
-          <w:rPr>
-            <w:lang w:val="pt_PT" w:bidi="pt_PT"/>
-          </w:rPr>
-          <w:rPr>
-            <w:color w:val="0000EE"/>
-            <w:u w:val="single"/>
-          </w:rPr>
-          <w:t>26.28</w:t>
-        </w:r>
-      </w:hyperlink>
+      <w:r>
+        <w:rPr>
+          <w:lang w:val="pt_PT" w:bidi="pt_PT"/>
+        </w:rPr>
+        <w:t>26.28</w:t>
+      </w:r>
       <w:r>
         <w:rPr>
           <w:lang w:val="pt_PT" w:bidi="pt_PT"/>
         </w:rPr>
         <w:t xml:space="preserve">; </w:t>
       </w:r>
-      <w:hyperlink r:id="rId155">
-        <w:r>
-          <w:rPr>
-            <w:lang w:val="pt_PT" w:bidi="pt_PT"/>
-          </w:rPr>
-          <w:rPr>
-            <w:color w:val="0000EE"/>
-            <w:u w:val="single"/>
-          </w:rPr>
-          <w:t>Lc 24.47</w:t>
-        </w:r>
-      </w:hyperlink>
+      <w:r>
+        <w:rPr>
+          <w:lang w:val="pt_PT" w:bidi="pt_PT"/>
+        </w:rPr>
+        <w:t>Lc 24.47</w:t>
+      </w:r>
       <w:r>
         <w:rPr>
           <w:lang w:val="pt_PT" w:bidi="pt_PT"/>
